--- a/4 курс/Базы данных/Михайлов_3-22ПИ_Дом_пристарелых.docx
+++ b/4 курс/Базы данных/Михайлов_3-22ПИ_Дом_пристарелых.docx
@@ -682,6 +682,7 @@
           <w14:ligatures w14:val="none"/>
         </w:rPr>
       </w:pPr>
+      <w:proofErr w:type="spellStart"/>
       <w:r>
         <w:rPr>
           <w:rFonts w:eastAsia="Times New Roman" w:cs="Times New Roman"/>
@@ -692,7 +693,20 @@
           <w:lang w:eastAsia="ru-RU"/>
           <w14:ligatures w14:val="none"/>
         </w:rPr>
-        <w:t>Литаврин Иван Семенович</w:t>
+        <w:t>Литаврин</w:t>
+      </w:r>
+      <w:proofErr w:type="spellEnd"/>
+      <w:r>
+        <w:rPr>
+          <w:rFonts w:eastAsia="Times New Roman" w:cs="Times New Roman"/>
+          <w:bCs/>
+          <w:kern w:val="0"/>
+          <w:szCs w:val="28"/>
+          <w:u w:val="single"/>
+          <w:lang w:eastAsia="ru-RU"/>
+          <w14:ligatures w14:val="none"/>
+        </w:rPr>
+        <w:t xml:space="preserve"> Иван Семенович</w:t>
       </w:r>
     </w:p>
     <w:p>
@@ -863,7 +877,7 @@
     </w:p>
     <w:sdt>
       <w:sdtPr>
-        <w:id w:val="1468936412"/>
+        <w:id w:val="-1396511528"/>
         <w:docPartObj>
           <w:docPartGallery w:val="Table of Contents"/>
           <w:docPartUnique/>
@@ -913,7 +927,7 @@
           <w:r>
             <w:fldChar w:fldCharType="separate"/>
           </w:r>
-          <w:hyperlink w:anchor="_Toc223344195" w:history="1">
+          <w:hyperlink w:anchor="_Toc223594426" w:history="1">
             <w:r>
               <w:rPr>
                 <w:rStyle w:val="ad"/>
@@ -960,7 +974,7 @@
                 <w:noProof/>
                 <w:webHidden/>
               </w:rPr>
-              <w:instrText xml:space="preserve"> PAGEREF _Toc223344195 \h </w:instrText>
+              <w:instrText xml:space="preserve"> PAGEREF _Toc223594426 \h </w:instrText>
             </w:r>
             <w:r>
               <w:rPr>
@@ -980,7 +994,7 @@
                 <w:noProof/>
                 <w:webHidden/>
               </w:rPr>
-              <w:t>5</w:t>
+              <w:t>4</w:t>
             </w:r>
             <w:r>
               <w:rPr>
@@ -1005,7 +1019,7 @@
               <w:lang w:eastAsia="ru-RU"/>
             </w:rPr>
           </w:pPr>
-          <w:hyperlink w:anchor="_Toc223344196" w:history="1">
+          <w:hyperlink w:anchor="_Toc223594427" w:history="1">
             <w:r>
               <w:rPr>
                 <w:rStyle w:val="ad"/>
@@ -1052,7 +1066,7 @@
                 <w:noProof/>
                 <w:webHidden/>
               </w:rPr>
-              <w:instrText xml:space="preserve"> PAGEREF _Toc223344196 \h </w:instrText>
+              <w:instrText xml:space="preserve"> PAGEREF _Toc223594427 \h </w:instrText>
             </w:r>
             <w:r>
               <w:rPr>
@@ -1072,7 +1086,7 @@
                 <w:noProof/>
                 <w:webHidden/>
               </w:rPr>
-              <w:t>5</w:t>
+              <w:t>4</w:t>
             </w:r>
             <w:r>
               <w:rPr>
@@ -1097,7 +1111,7 @@
               <w:lang w:eastAsia="ru-RU"/>
             </w:rPr>
           </w:pPr>
-          <w:hyperlink w:anchor="_Toc223344197" w:history="1">
+          <w:hyperlink w:anchor="_Toc223594428" w:history="1">
             <w:r>
               <w:rPr>
                 <w:rStyle w:val="ad"/>
@@ -1148,7 +1162,7 @@
                 <w:noProof/>
                 <w:webHidden/>
               </w:rPr>
-              <w:instrText xml:space="preserve"> PAGEREF _Toc223344197 \h </w:instrText>
+              <w:instrText xml:space="preserve"> PAGEREF _Toc223594428 \h </w:instrText>
             </w:r>
             <w:r>
               <w:rPr>
@@ -1168,7 +1182,7 @@
                 <w:noProof/>
                 <w:webHidden/>
               </w:rPr>
-              <w:t>5</w:t>
+              <w:t>4</w:t>
             </w:r>
             <w:r>
               <w:rPr>
@@ -1193,7 +1207,7 @@
               <w:lang w:eastAsia="ru-RU"/>
             </w:rPr>
           </w:pPr>
-          <w:hyperlink w:anchor="_Toc223344198" w:history="1">
+          <w:hyperlink w:anchor="_Toc223594429" w:history="1">
             <w:r>
               <w:rPr>
                 <w:rStyle w:val="ad"/>
@@ -1240,7 +1254,7 @@
                 <w:noProof/>
                 <w:webHidden/>
               </w:rPr>
-              <w:instrText xml:space="preserve"> PAGEREF _Toc223344198 \h </w:instrText>
+              <w:instrText xml:space="preserve"> PAGEREF _Toc223594429 \h </w:instrText>
             </w:r>
             <w:r>
               <w:rPr>
@@ -1260,7 +1274,7 @@
                 <w:noProof/>
                 <w:webHidden/>
               </w:rPr>
-              <w:t>5</w:t>
+              <w:t>4</w:t>
             </w:r>
             <w:r>
               <w:rPr>
@@ -1285,7 +1299,7 @@
               <w:lang w:eastAsia="ru-RU"/>
             </w:rPr>
           </w:pPr>
-          <w:hyperlink w:anchor="_Toc223344199" w:history="1">
+          <w:hyperlink w:anchor="_Toc223594430" w:history="1">
             <w:r>
               <w:rPr>
                 <w:rStyle w:val="ad"/>
@@ -1332,7 +1346,7 @@
                 <w:noProof/>
                 <w:webHidden/>
               </w:rPr>
-              <w:instrText xml:space="preserve"> PAGEREF _Toc223344199 \h </w:instrText>
+              <w:instrText xml:space="preserve"> PAGEREF _Toc223594430 \h </w:instrText>
             </w:r>
             <w:r>
               <w:rPr>
@@ -1352,7 +1366,7 @@
                 <w:noProof/>
                 <w:webHidden/>
               </w:rPr>
-              <w:t>5</w:t>
+              <w:t>4</w:t>
             </w:r>
             <w:r>
               <w:rPr>
@@ -1377,7 +1391,7 @@
               <w:lang w:eastAsia="ru-RU"/>
             </w:rPr>
           </w:pPr>
-          <w:hyperlink w:anchor="_Toc223344200" w:history="1">
+          <w:hyperlink w:anchor="_Toc223594431" w:history="1">
             <w:r>
               <w:rPr>
                 <w:rStyle w:val="ad"/>
@@ -1424,7 +1438,7 @@
                 <w:noProof/>
                 <w:webHidden/>
               </w:rPr>
-              <w:instrText xml:space="preserve"> PAGEREF _Toc223344200 \h </w:instrText>
+              <w:instrText xml:space="preserve"> PAGEREF _Toc223594431 \h </w:instrText>
             </w:r>
             <w:r>
               <w:rPr>
@@ -1444,7 +1458,7 @@
                 <w:noProof/>
                 <w:webHidden/>
               </w:rPr>
-              <w:t>5</w:t>
+              <w:t>4</w:t>
             </w:r>
             <w:r>
               <w:rPr>
@@ -1469,7 +1483,7 @@
               <w:lang w:eastAsia="ru-RU"/>
             </w:rPr>
           </w:pPr>
-          <w:hyperlink w:anchor="_Toc223344201" w:history="1">
+          <w:hyperlink w:anchor="_Toc223594432" w:history="1">
             <w:r>
               <w:rPr>
                 <w:rStyle w:val="ad"/>
@@ -1516,7 +1530,7 @@
                 <w:noProof/>
                 <w:webHidden/>
               </w:rPr>
-              <w:instrText xml:space="preserve"> PAGEREF _Toc223344201 \h </w:instrText>
+              <w:instrText xml:space="preserve"> PAGEREF _Toc223594432 \h </w:instrText>
             </w:r>
             <w:r>
               <w:rPr>
@@ -1536,7 +1550,7 @@
                 <w:noProof/>
                 <w:webHidden/>
               </w:rPr>
-              <w:t>5</w:t>
+              <w:t>4</w:t>
             </w:r>
             <w:r>
               <w:rPr>
@@ -1561,7 +1575,7 @@
               <w:lang w:eastAsia="ru-RU"/>
             </w:rPr>
           </w:pPr>
-          <w:hyperlink w:anchor="_Toc223344202" w:history="1">
+          <w:hyperlink w:anchor="_Toc223594433" w:history="1">
             <w:r>
               <w:rPr>
                 <w:rStyle w:val="ad"/>
@@ -1608,7 +1622,7 @@
                 <w:noProof/>
                 <w:webHidden/>
               </w:rPr>
-              <w:instrText xml:space="preserve"> PAGEREF _Toc223344202 \h </w:instrText>
+              <w:instrText xml:space="preserve"> PAGEREF _Toc223594433 \h </w:instrText>
             </w:r>
             <w:r>
               <w:rPr>
@@ -1628,7 +1642,7 @@
                 <w:noProof/>
                 <w:webHidden/>
               </w:rPr>
-              <w:t>5</w:t>
+              <w:t>4</w:t>
             </w:r>
             <w:r>
               <w:rPr>
@@ -1653,7 +1667,7 @@
               <w:lang w:eastAsia="ru-RU"/>
             </w:rPr>
           </w:pPr>
-          <w:hyperlink w:anchor="_Toc223344203" w:history="1">
+          <w:hyperlink w:anchor="_Toc223594434" w:history="1">
             <w:r>
               <w:rPr>
                 <w:rStyle w:val="ad"/>
@@ -1700,7 +1714,7 @@
                 <w:noProof/>
                 <w:webHidden/>
               </w:rPr>
-              <w:instrText xml:space="preserve"> PAGEREF _Toc223344203 \h </w:instrText>
+              <w:instrText xml:space="preserve"> PAGEREF _Toc223594434 \h </w:instrText>
             </w:r>
             <w:r>
               <w:rPr>
@@ -1720,7 +1734,7 @@
                 <w:noProof/>
                 <w:webHidden/>
               </w:rPr>
-              <w:t>5</w:t>
+              <w:t>4</w:t>
             </w:r>
             <w:r>
               <w:rPr>
@@ -1745,7 +1759,7 @@
               <w:lang w:eastAsia="ru-RU"/>
             </w:rPr>
           </w:pPr>
-          <w:hyperlink w:anchor="_Toc223344204" w:history="1">
+          <w:hyperlink w:anchor="_Toc223594435" w:history="1">
             <w:r>
               <w:rPr>
                 <w:rStyle w:val="ad"/>
@@ -1792,7 +1806,7 @@
                 <w:noProof/>
                 <w:webHidden/>
               </w:rPr>
-              <w:instrText xml:space="preserve"> PAGEREF _Toc223344204 \h </w:instrText>
+              <w:instrText xml:space="preserve"> PAGEREF _Toc223594435 \h </w:instrText>
             </w:r>
             <w:r>
               <w:rPr>
@@ -1812,7 +1826,7 @@
                 <w:noProof/>
                 <w:webHidden/>
               </w:rPr>
-              <w:t>5</w:t>
+              <w:t>4</w:t>
             </w:r>
             <w:r>
               <w:rPr>
@@ -1837,7 +1851,7 @@
               <w:lang w:eastAsia="ru-RU"/>
             </w:rPr>
           </w:pPr>
-          <w:hyperlink w:anchor="_Toc223344205" w:history="1">
+          <w:hyperlink w:anchor="_Toc223594436" w:history="1">
             <w:r>
               <w:rPr>
                 <w:rStyle w:val="ad"/>
@@ -1884,7 +1898,7 @@
                 <w:noProof/>
                 <w:webHidden/>
               </w:rPr>
-              <w:instrText xml:space="preserve"> PAGEREF _Toc223344205 \h </w:instrText>
+              <w:instrText xml:space="preserve"> PAGEREF _Toc223594436 \h </w:instrText>
             </w:r>
             <w:r>
               <w:rPr>
@@ -1904,7 +1918,7 @@
                 <w:noProof/>
                 <w:webHidden/>
               </w:rPr>
-              <w:t>5</w:t>
+              <w:t>4</w:t>
             </w:r>
             <w:r>
               <w:rPr>
@@ -1929,7 +1943,7 @@
               <w:lang w:eastAsia="ru-RU"/>
             </w:rPr>
           </w:pPr>
-          <w:hyperlink w:anchor="_Toc223344206" w:history="1">
+          <w:hyperlink w:anchor="_Toc223594437" w:history="1">
             <w:r>
               <w:rPr>
                 <w:rStyle w:val="ad"/>
@@ -1976,7 +1990,7 @@
                 <w:noProof/>
                 <w:webHidden/>
               </w:rPr>
-              <w:instrText xml:space="preserve"> PAGEREF _Toc223344206 \h </w:instrText>
+              <w:instrText xml:space="preserve"> PAGEREF _Toc223594437 \h </w:instrText>
             </w:r>
             <w:r>
               <w:rPr>
@@ -1996,7 +2010,7 @@
                 <w:noProof/>
                 <w:webHidden/>
               </w:rPr>
-              <w:t>5</w:t>
+              <w:t>4</w:t>
             </w:r>
             <w:r>
               <w:rPr>
@@ -2021,7 +2035,7 @@
               <w:lang w:eastAsia="ru-RU"/>
             </w:rPr>
           </w:pPr>
-          <w:hyperlink w:anchor="_Toc223344207" w:history="1">
+          <w:hyperlink w:anchor="_Toc223594438" w:history="1">
             <w:r>
               <w:rPr>
                 <w:rStyle w:val="ad"/>
@@ -2068,7 +2082,7 @@
                 <w:noProof/>
                 <w:webHidden/>
               </w:rPr>
-              <w:instrText xml:space="preserve"> PAGEREF _Toc223344207 \h </w:instrText>
+              <w:instrText xml:space="preserve"> PAGEREF _Toc223594438 \h </w:instrText>
             </w:r>
             <w:r>
               <w:rPr>
@@ -2088,7 +2102,7 @@
                 <w:noProof/>
                 <w:webHidden/>
               </w:rPr>
-              <w:t>5</w:t>
+              <w:t>4</w:t>
             </w:r>
             <w:r>
               <w:rPr>
@@ -2113,7 +2127,7 @@
               <w:lang w:eastAsia="ru-RU"/>
             </w:rPr>
           </w:pPr>
-          <w:hyperlink w:anchor="_Toc223344208" w:history="1">
+          <w:hyperlink w:anchor="_Toc223594439" w:history="1">
             <w:r>
               <w:rPr>
                 <w:rStyle w:val="ad"/>
@@ -2160,7 +2174,7 @@
                 <w:noProof/>
                 <w:webHidden/>
               </w:rPr>
-              <w:instrText xml:space="preserve"> PAGEREF _Toc223344208 \h </w:instrText>
+              <w:instrText xml:space="preserve"> PAGEREF _Toc223594439 \h </w:instrText>
             </w:r>
             <w:r>
               <w:rPr>
@@ -2180,7 +2194,7 @@
                 <w:noProof/>
                 <w:webHidden/>
               </w:rPr>
-              <w:t>6</w:t>
+              <w:t>5</w:t>
             </w:r>
             <w:r>
               <w:rPr>
@@ -2205,7 +2219,7 @@
               <w:lang w:eastAsia="ru-RU"/>
             </w:rPr>
           </w:pPr>
-          <w:hyperlink w:anchor="_Toc223344209" w:history="1">
+          <w:hyperlink w:anchor="_Toc223594440" w:history="1">
             <w:r>
               <w:rPr>
                 <w:rStyle w:val="ad"/>
@@ -2252,7 +2266,7 @@
                 <w:noProof/>
                 <w:webHidden/>
               </w:rPr>
-              <w:instrText xml:space="preserve"> PAGEREF _Toc223344209 \h </w:instrText>
+              <w:instrText xml:space="preserve"> PAGEREF _Toc223594440 \h </w:instrText>
             </w:r>
             <w:r>
               <w:rPr>
@@ -2272,7 +2286,7 @@
                 <w:noProof/>
                 <w:webHidden/>
               </w:rPr>
-              <w:t>6</w:t>
+              <w:t>5</w:t>
             </w:r>
             <w:r>
               <w:rPr>
@@ -2297,7 +2311,7 @@
               <w:lang w:eastAsia="ru-RU"/>
             </w:rPr>
           </w:pPr>
-          <w:hyperlink w:anchor="_Toc223344210" w:history="1">
+          <w:hyperlink w:anchor="_Toc223594441" w:history="1">
             <w:r>
               <w:rPr>
                 <w:rStyle w:val="ad"/>
@@ -2344,7 +2358,7 @@
                 <w:noProof/>
                 <w:webHidden/>
               </w:rPr>
-              <w:instrText xml:space="preserve"> PAGEREF _Toc223344210 \h </w:instrText>
+              <w:instrText xml:space="preserve"> PAGEREF _Toc223594441 \h </w:instrText>
             </w:r>
             <w:r>
               <w:rPr>
@@ -2364,7 +2378,7 @@
                 <w:noProof/>
                 <w:webHidden/>
               </w:rPr>
-              <w:t>6</w:t>
+              <w:t>5</w:t>
             </w:r>
             <w:r>
               <w:rPr>
@@ -2389,7 +2403,7 @@
               <w:lang w:eastAsia="ru-RU"/>
             </w:rPr>
           </w:pPr>
-          <w:hyperlink w:anchor="_Toc223344211" w:history="1">
+          <w:hyperlink w:anchor="_Toc223594442" w:history="1">
             <w:r>
               <w:rPr>
                 <w:rStyle w:val="ad"/>
@@ -2436,7 +2450,7 @@
                 <w:noProof/>
                 <w:webHidden/>
               </w:rPr>
-              <w:instrText xml:space="preserve"> PAGEREF _Toc223344211 \h </w:instrText>
+              <w:instrText xml:space="preserve"> PAGEREF _Toc223594442 \h </w:instrText>
             </w:r>
             <w:r>
               <w:rPr>
@@ -2456,7 +2470,7 @@
                 <w:noProof/>
                 <w:webHidden/>
               </w:rPr>
-              <w:t>6</w:t>
+              <w:t>5</w:t>
             </w:r>
             <w:r>
               <w:rPr>
@@ -2481,7 +2495,7 @@
               <w:lang w:eastAsia="ru-RU"/>
             </w:rPr>
           </w:pPr>
-          <w:hyperlink w:anchor="_Toc223344212" w:history="1">
+          <w:hyperlink w:anchor="_Toc223594443" w:history="1">
             <w:r>
               <w:rPr>
                 <w:rStyle w:val="ad"/>
@@ -2528,7 +2542,7 @@
                 <w:noProof/>
                 <w:webHidden/>
               </w:rPr>
-              <w:instrText xml:space="preserve"> PAGEREF _Toc223344212 \h </w:instrText>
+              <w:instrText xml:space="preserve"> PAGEREF _Toc223594443 \h </w:instrText>
             </w:r>
             <w:r>
               <w:rPr>
@@ -2548,7 +2562,7 @@
                 <w:noProof/>
                 <w:webHidden/>
               </w:rPr>
-              <w:t>6</w:t>
+              <w:t>5</w:t>
             </w:r>
             <w:r>
               <w:rPr>
@@ -2588,7 +2602,7 @@
           <w:lang w:eastAsia="ru-RU"/>
         </w:rPr>
       </w:pPr>
-      <w:bookmarkStart w:id="2" w:name="_Toc223344195"/>
+      <w:bookmarkStart w:id="2" w:name="_Toc223594426"/>
       <w:r>
         <w:rPr>
           <w:rFonts w:eastAsia="Times New Roman"/>
@@ -2611,7 +2625,7 @@
           <w:lang w:eastAsia="ar-SA"/>
         </w:rPr>
       </w:pPr>
-      <w:bookmarkStart w:id="3" w:name="_Toc223344196"/>
+      <w:bookmarkStart w:id="3" w:name="_Toc223594427"/>
       <w:r>
         <w:rPr>
           <w:rFonts w:eastAsia="Times New Roman"/>
@@ -2620,13 +2634,112 @@
         <w:t>Описание предметной области решаемой задачи.</w:t>
       </w:r>
       <w:bookmarkEnd w:id="3"/>
-      <w:r>
+    </w:p>
+    <w:p>
+      <w:pPr>
+        <w:rPr>
+          <w:lang w:eastAsia="ar-SA"/>
+        </w:rPr>
+      </w:pPr>
+      <w:r>
+        <w:rPr>
+          <w:lang w:eastAsia="ar-SA"/>
+        </w:rPr>
+        <w:t>Дом престарелых представляет собой учреждение, предназначенное для проживания и обслуживания людей пожилого возраста. В таких организациях создаются условия для постоянного проживания, медицинского наблюдения и оказания необходимой помощи людям, которые по состоянию здоровья или возрасту не могут самостоятельно обеспечивать себе полноценный уход.</w:t>
+      </w:r>
+    </w:p>
+    <w:p>
+      <w:pPr>
+        <w:rPr>
+          <w:lang w:eastAsia="ar-SA"/>
+        </w:rPr>
+      </w:pPr>
+      <w:r>
+        <w:rPr>
+          <w:lang w:eastAsia="ar-SA"/>
+        </w:rPr>
+        <w:t>Работа дома престарелых связана с обработкой большого количества информации. Необходимо хранить данные о жильцах учреждения, их состоянии здоровья, размещении по комнатам и оказываемых медицинских услугах. Также требуется вести учет сотрудников, которые работают в учреждении и выполняют различные обязанности, связанные с уходом за проживающими.</w:t>
+      </w:r>
+    </w:p>
+    <w:p>
+      <w:pPr>
+        <w:rPr>
+          <w:lang w:eastAsia="ar-SA"/>
+        </w:rPr>
+      </w:pPr>
+      <w:r>
+        <w:rPr>
+          <w:lang w:eastAsia="ar-SA"/>
+        </w:rPr>
+        <w:t>Кроме того, в работе учреждения присутствуют и другие информационные процессы. Например, необходимо учитывать посещения родственников, фиксировать проведение медицинских процедур, а также вести учет оплаты проживания. Вся эта информация должна храниться в структурированном виде и быть доступной для сотрудников учреждения.</w:t>
+      </w:r>
+    </w:p>
+    <w:p>
+      <w:pPr>
+        <w:rPr>
+          <w:lang w:eastAsia="ar-SA"/>
+        </w:rPr>
+      </w:pPr>
+      <w:r>
+        <w:rPr>
+          <w:lang w:eastAsia="ar-SA"/>
+        </w:rPr>
+        <w:t>При ведении учета вручную обработка такой информации становится сложной и занимает значительное количество времени. Поиск нужных данных, обновление информации и подготовка отчетов требуют дополнительных усилий и могут сопровождаться ошибками.</w:t>
+      </w:r>
+    </w:p>
+    <w:p>
+      <w:pPr>
+        <w:rPr>
+          <w:lang w:eastAsia="ar-SA"/>
+        </w:rPr>
+      </w:pPr>
+      <w:r>
+        <w:rPr>
+          <w:lang w:eastAsia="ar-SA"/>
+        </w:rPr>
+        <w:t>Использование базы данных позволяет значительно упростить эти процессы. Система хранения данных позволяет структурировать информацию о жильцах, сотрудниках, комнатах и медицинских процедурах. Благодаря этому сотрудники могут быстрее находить необходимые данные и эффективно управлять информацией.</w:t>
+      </w:r>
+    </w:p>
+    <w:p>
+      <w:pPr>
+        <w:rPr>
+          <w:lang w:eastAsia="ar-SA"/>
+        </w:rPr>
+      </w:pPr>
+      <w:r>
+        <w:rPr>
+          <w:lang w:eastAsia="ar-SA"/>
+        </w:rPr>
+        <w:t xml:space="preserve">Разработка базы данных для дома престарелых направлена на автоматизацию хранения и обработки информации, связанной с </w:t>
+      </w:r>
+      <w:r>
+        <w:rPr>
+          <w:lang w:eastAsia="ar-SA"/>
+        </w:rPr>
+        <w:lastRenderedPageBreak/>
+        <w:t>деятельностью учреждения. Такая система позволит упростить учет данных, ускорить доступ к информации и повысить эффективность работы сотрудников.</w:t>
+      </w:r>
+    </w:p>
+    <w:p>
+      <w:pPr>
+        <w:rPr>
+          <w:lang w:eastAsia="ar-SA"/>
+        </w:rPr>
+      </w:pPr>
+      <w:r>
+        <w:rPr>
+          <w:lang w:eastAsia="ar-SA"/>
+        </w:rPr>
+        <w:t>Таким образом, создание базы данных для дома престарелых является актуальной задачей, направленной на оптимизацию процессов хранения и обработки информации, используемой в работе учреждения.</w:t>
+      </w:r>
+    </w:p>
+    <w:p>
+      <w:pPr>
         <w:rPr>
           <w:rFonts w:eastAsia="Times New Roman"/>
           <w:lang w:eastAsia="ar-SA"/>
         </w:rPr>
-        <w:t xml:space="preserve"> </w:t>
-      </w:r>
+      </w:pPr>
     </w:p>
     <w:p>
       <w:pPr>
@@ -2643,7 +2756,7 @@
           <w14:ligatures w14:val="none"/>
         </w:rPr>
       </w:pPr>
-      <w:bookmarkStart w:id="4" w:name="_Toc223344197"/>
+      <w:bookmarkStart w:id="4" w:name="_Toc223594428"/>
       <w:r>
         <w:rPr>
           <w:rFonts w:eastAsia="Times New Roman" w:cs="Times New Roman"/>
@@ -2668,6 +2781,257 @@
     </w:p>
     <w:p>
       <w:pPr>
+        <w:rPr>
+          <w:lang w:eastAsia="ar-SA"/>
+        </w:rPr>
+      </w:pPr>
+      <w:r>
+        <w:rPr>
+          <w:lang w:eastAsia="ar-SA"/>
+        </w:rPr>
+        <w:t>Для обеспечения эффективной работы дома престарелых необходимо организовать хранение и обработку различных видов информации. Основная задача разрабатываемой базы данных заключается в систематизации данных, связанных с деятельностью учреждения, а также обеспечении удобного доступа к этим данным для сотрудников.</w:t>
+      </w:r>
+    </w:p>
+    <w:p>
+      <w:pPr>
+        <w:rPr>
+          <w:lang w:eastAsia="ar-SA"/>
+        </w:rPr>
+      </w:pPr>
+      <w:r>
+        <w:rPr>
+          <w:lang w:eastAsia="ar-SA"/>
+        </w:rPr>
+        <w:t>Одной из основных функций системы является учет проживающих в доме престарелых людей. В базе данных должна храниться информация о жильцах учреждения, включая их персональные данные, дату рождения, дату заселения. Наличие такой информации позволяет сотрудникам учреждения быстро получать сведения о проживающих и контролировать условия их проживания.</w:t>
+      </w:r>
+    </w:p>
+    <w:p>
+      <w:pPr>
+        <w:rPr>
+          <w:lang w:eastAsia="ar-SA"/>
+        </w:rPr>
+      </w:pPr>
+      <w:r>
+        <w:rPr>
+          <w:lang w:eastAsia="ar-SA"/>
+        </w:rPr>
+        <w:t>Следующей важной функцией является учет комнат и размещения жильцов. В доме престарелых имеется определенное количество комнат, каждая из которых может быть рассчитана на определенное число проживающих. Система должна хранить информацию о комнатах, вместимости</w:t>
+      </w:r>
+      <w:r>
+        <w:rPr>
+          <w:lang w:eastAsia="ar-SA"/>
+        </w:rPr>
+        <w:t xml:space="preserve"> и занятости</w:t>
+      </w:r>
+      <w:r>
+        <w:rPr>
+          <w:lang w:eastAsia="ar-SA"/>
+        </w:rPr>
+        <w:t>. Это позволяет контролировать размещение жильцов и эффективно распределять свободные места.</w:t>
+      </w:r>
+    </w:p>
+    <w:p>
+      <w:pPr>
+        <w:spacing w:after="160" w:line="278" w:lineRule="auto"/>
+        <w:ind w:firstLine="0"/>
+        <w:jc w:val="left"/>
+        <w:rPr>
+          <w:lang w:eastAsia="ar-SA"/>
+        </w:rPr>
+      </w:pPr>
+      <w:r>
+        <w:rPr>
+          <w:lang w:eastAsia="ar-SA"/>
+        </w:rPr>
+        <w:br w:type="page"/>
+      </w:r>
+    </w:p>
+    <w:p>
+      <w:pPr>
+        <w:rPr>
+          <w:lang w:eastAsia="ar-SA"/>
+        </w:rPr>
+      </w:pPr>
+      <w:r>
+        <w:rPr>
+          <w:lang w:eastAsia="ar-SA"/>
+        </w:rPr>
+        <w:lastRenderedPageBreak/>
+        <w:t>Также важной функцией системы является учет сотрудников учреждения. В доме престарелых работают различные специалисты, такие как медицинские работники, обслуживающий персонал и административные сотрудники. База данных должна хранить информацию о сотрудниках, включая их должности, контактные данные и другую служебную информацию. Это позволяет организовать учет персонала и распределение обязанностей.</w:t>
+      </w:r>
+    </w:p>
+    <w:p>
+      <w:pPr>
+        <w:rPr>
+          <w:lang w:eastAsia="ar-SA"/>
+        </w:rPr>
+      </w:pPr>
+      <w:r>
+        <w:rPr>
+          <w:lang w:eastAsia="ar-SA"/>
+        </w:rPr>
+        <w:t xml:space="preserve">Еще одной функцией системы является </w:t>
+      </w:r>
+      <w:r>
+        <w:rPr>
+          <w:highlight w:val="yellow"/>
+          <w:lang w:eastAsia="ar-SA"/>
+        </w:rPr>
+        <w:t>учет медицинских процедур</w:t>
+      </w:r>
+      <w:r>
+        <w:rPr>
+          <w:lang w:eastAsia="ar-SA"/>
+        </w:rPr>
+        <w:t xml:space="preserve"> и наблюдений за состоянием здоровья жильцов. Поскольку многие проживающие нуждаются в регулярном медицинском наблюдении, важно фиксировать информацию о проведенных процедурах, осмотрах и назначениях. Наличие таких данных позволяет отслеживать историю медицинского обслуживания каждого жильца.</w:t>
+      </w:r>
+    </w:p>
+    <w:p>
+      <w:pPr>
+        <w:rPr>
+          <w:lang w:eastAsia="ar-SA"/>
+        </w:rPr>
+      </w:pPr>
+      <w:r>
+        <w:rPr>
+          <w:lang w:eastAsia="ar-SA"/>
+        </w:rPr>
+        <w:t>Дополнительно система может выполнять функцию учета посещений родственников и гостей. В базе данных может храниться информация о посещениях жильцов, включая дату визита и данные посетителей. Это позволяет контролировать посещения и фиксировать информацию о контактах жильцов с родственниками.</w:t>
+      </w:r>
+    </w:p>
+    <w:p>
+      <w:pPr>
+        <w:rPr>
+          <w:lang w:eastAsia="ar-SA"/>
+        </w:rPr>
+      </w:pPr>
+      <w:r>
+        <w:rPr>
+          <w:lang w:eastAsia="ar-SA"/>
+        </w:rPr>
+        <w:t xml:space="preserve">Еще одной важной функцией является </w:t>
+      </w:r>
+      <w:r>
+        <w:rPr>
+          <w:highlight w:val="yellow"/>
+          <w:lang w:eastAsia="ar-SA"/>
+        </w:rPr>
+        <w:t>учет оплаты проживания</w:t>
+      </w:r>
+      <w:r>
+        <w:rPr>
+          <w:lang w:eastAsia="ar-SA"/>
+        </w:rPr>
+        <w:t xml:space="preserve"> и предоставляемых услуг. База данных должна хранить информацию о платежах, произведенных за проживание или дополнительные услуги. Это позволяет контролировать финансовые операции и формировать соответствующие отчеты.</w:t>
+      </w:r>
+    </w:p>
+    <w:p>
+      <w:pPr>
+        <w:rPr>
+          <w:lang w:eastAsia="ar-SA"/>
+        </w:rPr>
+      </w:pPr>
+      <w:r>
+        <w:rPr>
+          <w:lang w:eastAsia="ar-SA"/>
+        </w:rPr>
+        <w:t>Кроме хранения информации система должна обеспечивать поиск и обработку данных. Пользователь системы должен иметь возможность находить информацию о жильцах, сотрудниках или комнатах, а также получать необходимые сведения для дальнейшей работы.</w:t>
+      </w:r>
+    </w:p>
+    <w:p>
+      <w:pPr>
+        <w:spacing w:after="160" w:line="278" w:lineRule="auto"/>
+        <w:ind w:firstLine="0"/>
+        <w:jc w:val="left"/>
+        <w:rPr>
+          <w:lang w:eastAsia="ar-SA"/>
+        </w:rPr>
+      </w:pPr>
+      <w:r>
+        <w:rPr>
+          <w:lang w:eastAsia="ar-SA"/>
+        </w:rPr>
+        <w:br w:type="page"/>
+      </w:r>
+    </w:p>
+    <w:p>
+      <w:pPr>
+        <w:rPr>
+          <w:lang w:eastAsia="ar-SA"/>
+        </w:rPr>
+      </w:pPr>
+      <w:r>
+        <w:rPr>
+          <w:lang w:eastAsia="ar-SA"/>
+        </w:rPr>
+        <w:lastRenderedPageBreak/>
+        <w:t xml:space="preserve">Также важной функцией системы является формирование отчетов. Система </w:t>
+      </w:r>
+      <w:r>
+        <w:rPr>
+          <w:lang w:eastAsia="ar-SA"/>
+        </w:rPr>
+        <w:t>должна</w:t>
+      </w:r>
+      <w:r>
+        <w:rPr>
+          <w:lang w:eastAsia="ar-SA"/>
+        </w:rPr>
+        <w:t xml:space="preserve"> формировать различные отчеты, например список проживающих, информацию о занятости комнат, данные о сотрудниках или статистику проведенных медицинских процедур. Такие отчеты могут использоваться для анализа работы учреждения и принятия управленческих решений.</w:t>
+      </w:r>
+    </w:p>
+    <w:p>
+      <w:pPr>
+        <w:tabs>
+          <w:tab w:val="left" w:pos="3650"/>
+        </w:tabs>
+        <w:rPr>
+          <w:lang w:eastAsia="ar-SA"/>
+        </w:rPr>
+      </w:pPr>
+      <w:r>
+        <w:rPr>
+          <w:lang w:eastAsia="ar-SA"/>
+        </w:rPr>
+        <w:t xml:space="preserve">Благодаря </w:t>
+      </w:r>
+      <w:r>
+        <w:rPr>
+          <w:lang w:eastAsia="ar-SA"/>
+        </w:rPr>
+        <w:t>вышеперечисленным</w:t>
+      </w:r>
+      <w:r>
+        <w:rPr>
+          <w:lang w:eastAsia="ar-SA"/>
+        </w:rPr>
+        <w:t xml:space="preserve"> функциям</w:t>
+      </w:r>
+      <w:r>
+        <w:rPr>
+          <w:lang w:eastAsia="ar-SA"/>
+        </w:rPr>
+        <w:t>, разрабатываемая база данных должна обеспечивать хранение, обработку и поиск информации, связанной с деятельностью дома престарелых. Реализация указанных функций позволит повысить эффективность работы учреждения и упростить управление данными.</w:t>
+      </w:r>
+    </w:p>
+    <w:p>
+      <w:pPr>
+        <w:tabs>
+          <w:tab w:val="left" w:pos="3650"/>
+        </w:tabs>
+        <w:rPr>
+          <w:lang w:eastAsia="ar-SA"/>
+        </w:rPr>
+      </w:pPr>
+      <w:r>
+        <w:rPr>
+          <w:lang w:eastAsia="ar-SA"/>
+        </w:rPr>
+        <w:tab/>
+      </w:r>
+    </w:p>
+    <w:p>
+      <w:pPr>
         <w:pStyle w:val="1"/>
         <w:numPr>
           <w:ilvl w:val="0"/>
@@ -2678,7 +3042,7 @@
           <w:lang w:eastAsia="ru-RU"/>
         </w:rPr>
       </w:pPr>
-      <w:bookmarkStart w:id="5" w:name="_Toc223344198"/>
+      <w:bookmarkStart w:id="5" w:name="_Toc223594429"/>
       <w:r>
         <w:rPr>
           <w:rFonts w:eastAsia="Times New Roman"/>
@@ -2707,7 +3071,7 @@
           <w:lang w:eastAsia="ar-SA"/>
         </w:rPr>
       </w:pPr>
-      <w:bookmarkStart w:id="6" w:name="_Toc223344199"/>
+      <w:bookmarkStart w:id="6" w:name="_Toc223594430"/>
       <w:r>
         <w:rPr>
           <w:rFonts w:eastAsia="Times New Roman"/>
@@ -2723,6 +3087,137 @@
         </w:rPr>
         <w:t xml:space="preserve"> </w:t>
       </w:r>
+    </w:p>
+    <w:p>
+      <w:pPr>
+        <w:rPr>
+          <w:lang w:eastAsia="ar-SA"/>
+        </w:rPr>
+      </w:pPr>
+      <w:r>
+        <w:rPr>
+          <w:lang w:eastAsia="ar-SA"/>
+        </w:rPr>
+        <w:t xml:space="preserve">В процессе функционирования дома престарелых возникает необходимость постоянного учета и обработки информации, связанной с деятельностью учреждения. К таким данным относятся сведения о проживающих, их размещении по комнатам, состоянии здоровья, проводимых </w:t>
+      </w:r>
+      <w:r>
+        <w:rPr>
+          <w:highlight w:val="yellow"/>
+          <w:lang w:eastAsia="ar-SA"/>
+        </w:rPr>
+        <w:t>медицинских процедурах</w:t>
+      </w:r>
+      <w:r>
+        <w:rPr>
+          <w:lang w:eastAsia="ar-SA"/>
+        </w:rPr>
+        <w:t xml:space="preserve">, а также информация о сотрудниках учреждения и </w:t>
+      </w:r>
+      <w:r>
+        <w:rPr>
+          <w:highlight w:val="yellow"/>
+          <w:lang w:eastAsia="ar-SA"/>
+        </w:rPr>
+        <w:t>финансовых операциях</w:t>
+      </w:r>
+      <w:r>
+        <w:rPr>
+          <w:lang w:eastAsia="ar-SA"/>
+        </w:rPr>
+        <w:t>, связанных с оплатой проживания.</w:t>
+      </w:r>
+    </w:p>
+    <w:p>
+      <w:pPr>
+        <w:rPr>
+          <w:lang w:eastAsia="ar-SA"/>
+        </w:rPr>
+      </w:pPr>
+      <w:r>
+        <w:rPr>
+          <w:lang w:eastAsia="ar-SA"/>
+        </w:rPr>
+        <w:t>Организационно-экономическая сущность рассматриваемой задачи заключается в автоматизации процессов хранения, обработки и использования информации, необходимой для управления деятельностью дома престарелых. В современных условиях управление организацией невозможно без использования информационных систем, которые обеспечивают сбор, хранение и обработку данных для принятия управленческих решений.</w:t>
+      </w:r>
+    </w:p>
+    <w:p>
+      <w:pPr>
+        <w:rPr>
+          <w:lang w:eastAsia="ar-SA"/>
+        </w:rPr>
+      </w:pPr>
+      <w:r>
+        <w:rPr>
+          <w:lang w:eastAsia="ar-SA"/>
+        </w:rPr>
+        <w:t xml:space="preserve">Разрабатываемая база данных предназначена для использования сотрудниками дома престарелых, такими как администрация учреждения, </w:t>
+      </w:r>
+      <w:r>
+        <w:rPr>
+          <w:lang w:eastAsia="ar-SA"/>
+        </w:rPr>
+        <w:lastRenderedPageBreak/>
+        <w:t>медицинский персонал и сотрудники, отвечающие за учет и организацию проживания жильцов. Система должна обеспечивать удобный доступ к информации и поддерживать выполнение основных операций по работе с данными.</w:t>
+      </w:r>
+    </w:p>
+    <w:p>
+      <w:pPr>
+        <w:rPr>
+          <w:lang w:eastAsia="ar-SA"/>
+        </w:rPr>
+      </w:pPr>
+      <w:r>
+        <w:rPr>
+          <w:lang w:eastAsia="ar-SA"/>
+        </w:rPr>
+        <w:t>Основной целью решения задачи является создание базы данных, позволяющей автоматизировать учет информации о деятельности учреждения. Система должна обеспечивать хранение данных о жильцах дома престарелых, их размещении по комнатам, сотрудниках учреждения, медицинских процедурах и платежах. Использование базы данных позволит систематизировать информацию и обеспечить возможность ее быстрого поиска и обработки.</w:t>
+      </w:r>
+    </w:p>
+    <w:p>
+      <w:pPr>
+        <w:rPr>
+          <w:lang w:eastAsia="ar-SA"/>
+        </w:rPr>
+      </w:pPr>
+      <w:r>
+        <w:rPr>
+          <w:lang w:eastAsia="ar-SA"/>
+        </w:rPr>
+        <w:t>В рамках решения задачи предполагается создание структуры базы данных, включающей несколько взаимосвязанных таблиц, каждая из которых будет хранить информацию об определенных объектах предметной области. Связи между таблицами позволят обеспечить целостность данных и упростить работу с информацией.</w:t>
+      </w:r>
+    </w:p>
+    <w:p>
+      <w:pPr>
+        <w:rPr>
+          <w:lang w:eastAsia="ar-SA"/>
+        </w:rPr>
+      </w:pPr>
+      <w:r>
+        <w:rPr>
+          <w:lang w:eastAsia="ar-SA"/>
+        </w:rPr>
+        <w:t>Результатом решения задачи должна стать база данных, позволяющая выполнять основные операции по работе с информацией: добавление новых данных, изменение существующих записей, удаление устаревшей информации и формирование запросов для получения необходимых сведений. Кроме того, система должна обеспечивать возможность формирования отчетов, которые могут использоваться для анализа деятельности учреждения.</w:t>
+      </w:r>
+    </w:p>
+    <w:p>
+      <w:pPr>
+        <w:rPr>
+          <w:lang w:eastAsia="ar-SA"/>
+        </w:rPr>
+      </w:pPr>
+      <w:r>
+        <w:rPr>
+          <w:lang w:eastAsia="ar-SA"/>
+        </w:rPr>
+        <w:t>Таким образом, реализация базы данных позволит повысить эффективность работы дома престарелых за счет автоматизации обработки информации, ускорения доступа к данным и уменьшения вероятности ошибок при ведении учета.</w:t>
+      </w:r>
+    </w:p>
+    <w:p>
+      <w:pPr>
+        <w:rPr>
+          <w:lang w:eastAsia="ar-SA"/>
+        </w:rPr>
+      </w:pPr>
     </w:p>
     <w:p>
       <w:pPr>
@@ -2736,12 +3231,13 @@
           <w:lang w:eastAsia="ar-SA"/>
         </w:rPr>
       </w:pPr>
-      <w:bookmarkStart w:id="7" w:name="_Toc223344200"/>
+      <w:bookmarkStart w:id="7" w:name="_Toc223594431"/>
       <w:r>
         <w:rPr>
           <w:rFonts w:eastAsia="Times New Roman"/>
           <w:lang w:eastAsia="ar-SA"/>
         </w:rPr>
+        <w:lastRenderedPageBreak/>
         <w:t>Описание входной информации.</w:t>
       </w:r>
       <w:bookmarkEnd w:id="7"/>
@@ -2752,6 +3248,714 @@
         </w:rPr>
         <w:t xml:space="preserve"> </w:t>
       </w:r>
+    </w:p>
+    <w:p>
+      <w:pPr>
+        <w:rPr>
+          <w:lang w:eastAsia="ar-SA"/>
+        </w:rPr>
+      </w:pPr>
+      <w:r>
+        <w:rPr>
+          <w:lang w:eastAsia="ar-SA"/>
+        </w:rPr>
+        <w:t xml:space="preserve">Входная информация представляет собой данные, поступающие в информационную систему и используемые для выполнения ее функций. В автоматизированных системах входная информация </w:t>
+      </w:r>
+      <w:r>
+        <w:rPr>
+          <w:lang w:eastAsia="ar-SA"/>
+        </w:rPr>
+        <w:t>будет</w:t>
+      </w:r>
+      <w:r>
+        <w:rPr>
+          <w:lang w:eastAsia="ar-SA"/>
+        </w:rPr>
+        <w:t xml:space="preserve"> поступать в виде данных, вводимых пользователями системы. Эти данные используются системой для дальнейшей обработки, хранения и формирования результатов работы системы.</w:t>
+      </w:r>
+    </w:p>
+    <w:p>
+      <w:pPr>
+        <w:rPr>
+          <w:lang w:val="en-US" w:eastAsia="ar-SA"/>
+        </w:rPr>
+      </w:pPr>
+      <w:r>
+        <w:rPr>
+          <w:lang w:eastAsia="ar-SA"/>
+        </w:rPr>
+        <w:t>В разрабатываемой базе данных дома престарелых входная информация формируется сотрудниками учреждения в процессе их повседневной работы. Данные вводятся в систему через пользовательский интерфейс и сохраняются в базе данных для дальнейшего использования. Основными источниками входной информации являются администрация учреждения, медицинский персонал и сотрудники, ответственные за учет проживающих.</w:t>
+      </w:r>
+    </w:p>
+    <w:p>
+      <w:pPr>
+        <w:rPr>
+          <w:lang w:val="en-US" w:eastAsia="ar-SA"/>
+        </w:rPr>
+      </w:pPr>
+    </w:p>
+    <w:p>
+      <w:pPr>
+        <w:rPr>
+          <w:lang w:eastAsia="ar-SA"/>
+        </w:rPr>
+      </w:pPr>
+      <w:r>
+        <w:rPr>
+          <w:lang w:eastAsia="ar-SA"/>
+        </w:rPr>
+        <w:t>К входной информации разрабатываемой информационной системы дома престарелых относятся следующие данные:</w:t>
+      </w:r>
+    </w:p>
+    <w:p>
+      <w:pPr>
+        <w:pStyle w:val="a7"/>
+        <w:numPr>
+          <w:ilvl w:val="0"/>
+          <w:numId w:val="5"/>
+        </w:numPr>
+        <w:rPr>
+          <w:lang w:eastAsia="ar-SA"/>
+        </w:rPr>
+      </w:pPr>
+      <w:r>
+        <w:rPr>
+          <w:lang w:eastAsia="ar-SA"/>
+        </w:rPr>
+        <w:t>Данные о жильцах учреждения</w:t>
+      </w:r>
+    </w:p>
+    <w:p>
+      <w:pPr>
+        <w:pStyle w:val="a7"/>
+        <w:numPr>
+          <w:ilvl w:val="1"/>
+          <w:numId w:val="5"/>
+        </w:numPr>
+        <w:rPr>
+          <w:lang w:eastAsia="ar-SA"/>
+        </w:rPr>
+      </w:pPr>
+      <w:r>
+        <w:rPr>
+          <w:lang w:eastAsia="ar-SA"/>
+        </w:rPr>
+        <w:t>Фамилия, имя и отчество жильца</w:t>
+      </w:r>
+    </w:p>
+    <w:p>
+      <w:pPr>
+        <w:pStyle w:val="a7"/>
+        <w:numPr>
+          <w:ilvl w:val="1"/>
+          <w:numId w:val="5"/>
+        </w:numPr>
+        <w:rPr>
+          <w:lang w:eastAsia="ar-SA"/>
+        </w:rPr>
+      </w:pPr>
+      <w:r>
+        <w:rPr>
+          <w:lang w:eastAsia="ar-SA"/>
+        </w:rPr>
+        <w:t>Дата рождения</w:t>
+      </w:r>
+    </w:p>
+    <w:p>
+      <w:pPr>
+        <w:pStyle w:val="a7"/>
+        <w:numPr>
+          <w:ilvl w:val="1"/>
+          <w:numId w:val="5"/>
+        </w:numPr>
+        <w:rPr>
+          <w:lang w:eastAsia="ar-SA"/>
+        </w:rPr>
+      </w:pPr>
+      <w:r>
+        <w:rPr>
+          <w:lang w:eastAsia="ar-SA"/>
+        </w:rPr>
+        <w:t>Пол</w:t>
+      </w:r>
+    </w:p>
+    <w:p>
+      <w:pPr>
+        <w:pStyle w:val="a7"/>
+        <w:numPr>
+          <w:ilvl w:val="1"/>
+          <w:numId w:val="5"/>
+        </w:numPr>
+        <w:rPr>
+          <w:lang w:eastAsia="ar-SA"/>
+        </w:rPr>
+      </w:pPr>
+      <w:r>
+        <w:rPr>
+          <w:lang w:eastAsia="ar-SA"/>
+        </w:rPr>
+        <w:t>Дата заселения</w:t>
+      </w:r>
+    </w:p>
+    <w:p>
+      <w:pPr>
+        <w:pStyle w:val="a7"/>
+        <w:numPr>
+          <w:ilvl w:val="1"/>
+          <w:numId w:val="5"/>
+        </w:numPr>
+        <w:rPr>
+          <w:lang w:eastAsia="ar-SA"/>
+        </w:rPr>
+      </w:pPr>
+      <w:r>
+        <w:rPr>
+          <w:lang w:eastAsia="ar-SA"/>
+        </w:rPr>
+        <w:t>Состояние здоровья</w:t>
+      </w:r>
+    </w:p>
+    <w:p>
+      <w:pPr>
+        <w:pStyle w:val="a7"/>
+        <w:numPr>
+          <w:ilvl w:val="1"/>
+          <w:numId w:val="5"/>
+        </w:numPr>
+        <w:rPr>
+          <w:lang w:eastAsia="ar-SA"/>
+        </w:rPr>
+      </w:pPr>
+      <w:r>
+        <w:rPr>
+          <w:lang w:eastAsia="ar-SA"/>
+        </w:rPr>
+        <w:t>Номер комнаты проживания.</w:t>
+      </w:r>
+    </w:p>
+    <w:p>
+      <w:pPr>
+        <w:pStyle w:val="a7"/>
+        <w:numPr>
+          <w:ilvl w:val="0"/>
+          <w:numId w:val="5"/>
+        </w:numPr>
+        <w:rPr>
+          <w:lang w:eastAsia="ar-SA"/>
+        </w:rPr>
+      </w:pPr>
+      <w:r>
+        <w:rPr>
+          <w:lang w:eastAsia="ar-SA"/>
+        </w:rPr>
+        <w:t>Данные о комнатах учреждения</w:t>
+      </w:r>
+    </w:p>
+    <w:p>
+      <w:pPr>
+        <w:pStyle w:val="a7"/>
+        <w:numPr>
+          <w:ilvl w:val="1"/>
+          <w:numId w:val="5"/>
+        </w:numPr>
+        <w:rPr>
+          <w:lang w:eastAsia="ar-SA"/>
+        </w:rPr>
+      </w:pPr>
+      <w:r>
+        <w:rPr>
+          <w:lang w:eastAsia="ar-SA"/>
+        </w:rPr>
+        <w:t>Номер комнаты</w:t>
+      </w:r>
+    </w:p>
+    <w:p>
+      <w:pPr>
+        <w:pStyle w:val="a7"/>
+        <w:numPr>
+          <w:ilvl w:val="1"/>
+          <w:numId w:val="5"/>
+        </w:numPr>
+        <w:rPr>
+          <w:lang w:eastAsia="ar-SA"/>
+        </w:rPr>
+      </w:pPr>
+      <w:r>
+        <w:rPr>
+          <w:lang w:eastAsia="ar-SA"/>
+        </w:rPr>
+        <w:t>Этаж</w:t>
+      </w:r>
+    </w:p>
+    <w:p>
+      <w:pPr>
+        <w:pStyle w:val="a7"/>
+        <w:numPr>
+          <w:ilvl w:val="1"/>
+          <w:numId w:val="5"/>
+        </w:numPr>
+        <w:rPr>
+          <w:lang w:eastAsia="ar-SA"/>
+        </w:rPr>
+      </w:pPr>
+      <w:r>
+        <w:rPr>
+          <w:lang w:eastAsia="ar-SA"/>
+        </w:rPr>
+        <w:t>Вместимость комнаты</w:t>
+      </w:r>
+    </w:p>
+    <w:p>
+      <w:pPr>
+        <w:pStyle w:val="a7"/>
+        <w:numPr>
+          <w:ilvl w:val="1"/>
+          <w:numId w:val="5"/>
+        </w:numPr>
+        <w:rPr>
+          <w:lang w:eastAsia="ar-SA"/>
+        </w:rPr>
+      </w:pPr>
+      <w:r>
+        <w:rPr>
+          <w:lang w:eastAsia="ar-SA"/>
+        </w:rPr>
+        <w:t>Статус занятости комнаты.</w:t>
+      </w:r>
+    </w:p>
+    <w:p>
+      <w:pPr>
+        <w:ind w:firstLine="0"/>
+        <w:rPr>
+          <w:lang w:val="en-US" w:eastAsia="ar-SA"/>
+        </w:rPr>
+      </w:pPr>
+    </w:p>
+    <w:p>
+      <w:pPr>
+        <w:ind w:firstLine="0"/>
+        <w:rPr>
+          <w:lang w:val="en-US" w:eastAsia="ar-SA"/>
+        </w:rPr>
+      </w:pPr>
+    </w:p>
+    <w:p>
+      <w:pPr>
+        <w:pStyle w:val="a7"/>
+        <w:numPr>
+          <w:ilvl w:val="0"/>
+          <w:numId w:val="5"/>
+        </w:numPr>
+        <w:rPr>
+          <w:lang w:eastAsia="ar-SA"/>
+        </w:rPr>
+      </w:pPr>
+      <w:r>
+        <w:rPr>
+          <w:lang w:eastAsia="ar-SA"/>
+        </w:rPr>
+        <w:lastRenderedPageBreak/>
+        <w:t>Данные о сотрудниках учреждения</w:t>
+      </w:r>
+    </w:p>
+    <w:p>
+      <w:pPr>
+        <w:pStyle w:val="a7"/>
+        <w:numPr>
+          <w:ilvl w:val="1"/>
+          <w:numId w:val="5"/>
+        </w:numPr>
+        <w:rPr>
+          <w:lang w:eastAsia="ar-SA"/>
+        </w:rPr>
+      </w:pPr>
+      <w:r>
+        <w:rPr>
+          <w:lang w:eastAsia="ar-SA"/>
+        </w:rPr>
+        <w:t>Фамилия, имя и отчество сотрудника</w:t>
+      </w:r>
+    </w:p>
+    <w:p>
+      <w:pPr>
+        <w:pStyle w:val="a7"/>
+        <w:numPr>
+          <w:ilvl w:val="1"/>
+          <w:numId w:val="5"/>
+        </w:numPr>
+        <w:rPr>
+          <w:lang w:eastAsia="ar-SA"/>
+        </w:rPr>
+      </w:pPr>
+      <w:r>
+        <w:rPr>
+          <w:lang w:eastAsia="ar-SA"/>
+        </w:rPr>
+        <w:t>Должность</w:t>
+      </w:r>
+    </w:p>
+    <w:p>
+      <w:pPr>
+        <w:pStyle w:val="a7"/>
+        <w:numPr>
+          <w:ilvl w:val="1"/>
+          <w:numId w:val="5"/>
+        </w:numPr>
+        <w:rPr>
+          <w:lang w:eastAsia="ar-SA"/>
+        </w:rPr>
+      </w:pPr>
+      <w:r>
+        <w:rPr>
+          <w:lang w:eastAsia="ar-SA"/>
+        </w:rPr>
+        <w:t>Контактный телефон</w:t>
+      </w:r>
+    </w:p>
+    <w:p>
+      <w:pPr>
+        <w:pStyle w:val="a7"/>
+        <w:numPr>
+          <w:ilvl w:val="1"/>
+          <w:numId w:val="5"/>
+        </w:numPr>
+        <w:rPr>
+          <w:lang w:eastAsia="ar-SA"/>
+        </w:rPr>
+      </w:pPr>
+      <w:r>
+        <w:rPr>
+          <w:lang w:eastAsia="ar-SA"/>
+        </w:rPr>
+        <w:t>Дата приема на работу</w:t>
+      </w:r>
+    </w:p>
+    <w:p>
+      <w:pPr>
+        <w:pStyle w:val="a7"/>
+        <w:numPr>
+          <w:ilvl w:val="1"/>
+          <w:numId w:val="5"/>
+        </w:numPr>
+        <w:rPr>
+          <w:lang w:eastAsia="ar-SA"/>
+        </w:rPr>
+      </w:pPr>
+      <w:r>
+        <w:rPr>
+          <w:lang w:eastAsia="ar-SA"/>
+        </w:rPr>
+        <w:t>График работы.</w:t>
+      </w:r>
+    </w:p>
+    <w:p>
+      <w:pPr>
+        <w:pStyle w:val="a7"/>
+        <w:numPr>
+          <w:ilvl w:val="0"/>
+          <w:numId w:val="5"/>
+        </w:numPr>
+        <w:rPr>
+          <w:lang w:eastAsia="ar-SA"/>
+        </w:rPr>
+      </w:pPr>
+      <w:r>
+        <w:rPr>
+          <w:lang w:eastAsia="ar-SA"/>
+        </w:rPr>
+        <w:t>Данные о медицинских процедурах</w:t>
+      </w:r>
+    </w:p>
+    <w:p>
+      <w:pPr>
+        <w:pStyle w:val="a7"/>
+        <w:numPr>
+          <w:ilvl w:val="1"/>
+          <w:numId w:val="5"/>
+        </w:numPr>
+        <w:rPr>
+          <w:lang w:eastAsia="ar-SA"/>
+        </w:rPr>
+      </w:pPr>
+      <w:r>
+        <w:rPr>
+          <w:lang w:eastAsia="ar-SA"/>
+        </w:rPr>
+        <w:t>Название процедуры</w:t>
+      </w:r>
+    </w:p>
+    <w:p>
+      <w:pPr>
+        <w:pStyle w:val="a7"/>
+        <w:numPr>
+          <w:ilvl w:val="1"/>
+          <w:numId w:val="5"/>
+        </w:numPr>
+        <w:rPr>
+          <w:lang w:eastAsia="ar-SA"/>
+        </w:rPr>
+      </w:pPr>
+      <w:r>
+        <w:rPr>
+          <w:lang w:eastAsia="ar-SA"/>
+        </w:rPr>
+        <w:t>Дата проведения процедуры</w:t>
+      </w:r>
+    </w:p>
+    <w:p>
+      <w:pPr>
+        <w:pStyle w:val="a7"/>
+        <w:numPr>
+          <w:ilvl w:val="1"/>
+          <w:numId w:val="5"/>
+        </w:numPr>
+        <w:rPr>
+          <w:lang w:eastAsia="ar-SA"/>
+        </w:rPr>
+      </w:pPr>
+      <w:r>
+        <w:rPr>
+          <w:lang w:eastAsia="ar-SA"/>
+        </w:rPr>
+        <w:t>Описание процедуры</w:t>
+      </w:r>
+    </w:p>
+    <w:p>
+      <w:pPr>
+        <w:pStyle w:val="a7"/>
+        <w:numPr>
+          <w:ilvl w:val="1"/>
+          <w:numId w:val="5"/>
+        </w:numPr>
+        <w:rPr>
+          <w:lang w:eastAsia="ar-SA"/>
+        </w:rPr>
+      </w:pPr>
+      <w:r>
+        <w:rPr>
+          <w:lang w:eastAsia="ar-SA"/>
+        </w:rPr>
+        <w:t>Сотрудник, проводивший процедуру</w:t>
+      </w:r>
+    </w:p>
+    <w:p>
+      <w:pPr>
+        <w:pStyle w:val="a7"/>
+        <w:numPr>
+          <w:ilvl w:val="1"/>
+          <w:numId w:val="5"/>
+        </w:numPr>
+        <w:rPr>
+          <w:lang w:eastAsia="ar-SA"/>
+        </w:rPr>
+      </w:pPr>
+      <w:r>
+        <w:rPr>
+          <w:lang w:eastAsia="ar-SA"/>
+        </w:rPr>
+        <w:t>Жилец, которому была проведена процедура.</w:t>
+      </w:r>
+    </w:p>
+    <w:p>
+      <w:pPr>
+        <w:pStyle w:val="a7"/>
+        <w:numPr>
+          <w:ilvl w:val="0"/>
+          <w:numId w:val="5"/>
+        </w:numPr>
+        <w:rPr>
+          <w:lang w:eastAsia="ar-SA"/>
+        </w:rPr>
+      </w:pPr>
+      <w:r>
+        <w:rPr>
+          <w:lang w:eastAsia="ar-SA"/>
+        </w:rPr>
+        <w:t>Данные о посещениях жильцов</w:t>
+      </w:r>
+    </w:p>
+    <w:p>
+      <w:pPr>
+        <w:pStyle w:val="a7"/>
+        <w:numPr>
+          <w:ilvl w:val="1"/>
+          <w:numId w:val="5"/>
+        </w:numPr>
+        <w:rPr>
+          <w:lang w:eastAsia="ar-SA"/>
+        </w:rPr>
+      </w:pPr>
+      <w:r>
+        <w:rPr>
+          <w:lang w:eastAsia="ar-SA"/>
+        </w:rPr>
+        <w:t>Фамилия и имя посетителя</w:t>
+      </w:r>
+    </w:p>
+    <w:p>
+      <w:pPr>
+        <w:pStyle w:val="a7"/>
+        <w:numPr>
+          <w:ilvl w:val="1"/>
+          <w:numId w:val="5"/>
+        </w:numPr>
+        <w:rPr>
+          <w:lang w:eastAsia="ar-SA"/>
+        </w:rPr>
+      </w:pPr>
+      <w:r>
+        <w:rPr>
+          <w:lang w:eastAsia="ar-SA"/>
+        </w:rPr>
+        <w:t>Степень родства</w:t>
+      </w:r>
+    </w:p>
+    <w:p>
+      <w:pPr>
+        <w:pStyle w:val="a7"/>
+        <w:numPr>
+          <w:ilvl w:val="1"/>
+          <w:numId w:val="5"/>
+        </w:numPr>
+        <w:rPr>
+          <w:lang w:eastAsia="ar-SA"/>
+        </w:rPr>
+      </w:pPr>
+      <w:r>
+        <w:rPr>
+          <w:lang w:eastAsia="ar-SA"/>
+        </w:rPr>
+        <w:t>Дата посещения</w:t>
+      </w:r>
+    </w:p>
+    <w:p>
+      <w:pPr>
+        <w:pStyle w:val="a7"/>
+        <w:numPr>
+          <w:ilvl w:val="1"/>
+          <w:numId w:val="5"/>
+        </w:numPr>
+        <w:rPr>
+          <w:lang w:eastAsia="ar-SA"/>
+        </w:rPr>
+      </w:pPr>
+      <w:r>
+        <w:rPr>
+          <w:lang w:eastAsia="ar-SA"/>
+        </w:rPr>
+        <w:t>Жилец, которого посетили.</w:t>
+      </w:r>
+    </w:p>
+    <w:p>
+      <w:pPr>
+        <w:pStyle w:val="a7"/>
+        <w:numPr>
+          <w:ilvl w:val="0"/>
+          <w:numId w:val="5"/>
+        </w:numPr>
+        <w:rPr>
+          <w:lang w:eastAsia="ar-SA"/>
+        </w:rPr>
+      </w:pPr>
+      <w:r>
+        <w:rPr>
+          <w:lang w:eastAsia="ar-SA"/>
+        </w:rPr>
+        <w:t>Данные об оплате проживания</w:t>
+      </w:r>
+    </w:p>
+    <w:p>
+      <w:pPr>
+        <w:pStyle w:val="a7"/>
+        <w:numPr>
+          <w:ilvl w:val="1"/>
+          <w:numId w:val="5"/>
+        </w:numPr>
+        <w:rPr>
+          <w:lang w:eastAsia="ar-SA"/>
+        </w:rPr>
+      </w:pPr>
+      <w:r>
+        <w:rPr>
+          <w:lang w:eastAsia="ar-SA"/>
+        </w:rPr>
+        <w:t>Дата платежа</w:t>
+      </w:r>
+    </w:p>
+    <w:p>
+      <w:pPr>
+        <w:pStyle w:val="a7"/>
+        <w:numPr>
+          <w:ilvl w:val="1"/>
+          <w:numId w:val="5"/>
+        </w:numPr>
+        <w:rPr>
+          <w:lang w:eastAsia="ar-SA"/>
+        </w:rPr>
+      </w:pPr>
+      <w:r>
+        <w:rPr>
+          <w:lang w:eastAsia="ar-SA"/>
+        </w:rPr>
+        <w:t>Сумма платежа</w:t>
+      </w:r>
+    </w:p>
+    <w:p>
+      <w:pPr>
+        <w:pStyle w:val="a7"/>
+        <w:numPr>
+          <w:ilvl w:val="1"/>
+          <w:numId w:val="5"/>
+        </w:numPr>
+        <w:rPr>
+          <w:lang w:eastAsia="ar-SA"/>
+        </w:rPr>
+      </w:pPr>
+      <w:r>
+        <w:rPr>
+          <w:lang w:eastAsia="ar-SA"/>
+        </w:rPr>
+        <w:t>Способ оплаты</w:t>
+      </w:r>
+    </w:p>
+    <w:p>
+      <w:pPr>
+        <w:pStyle w:val="a7"/>
+        <w:numPr>
+          <w:ilvl w:val="1"/>
+          <w:numId w:val="5"/>
+        </w:numPr>
+        <w:rPr>
+          <w:lang w:eastAsia="ar-SA"/>
+        </w:rPr>
+      </w:pPr>
+      <w:r>
+        <w:rPr>
+          <w:lang w:eastAsia="ar-SA"/>
+        </w:rPr>
+        <w:t>Жилец, за которого произведена оплата.</w:t>
+      </w:r>
+    </w:p>
+    <w:p>
+      <w:pPr>
+        <w:rPr>
+          <w:lang w:eastAsia="ar-SA"/>
+        </w:rPr>
+      </w:pPr>
+      <w:r>
+        <w:rPr>
+          <w:lang w:eastAsia="ar-SA"/>
+        </w:rPr>
+        <w:t>Все перечисленные данные вводятся сотрудниками учреждения через пользовательский интерфейс системы и сохраняются в базе данных для дальнейшей обработки и использования. Входная информация используется системой для хранения сведений о деятельности дома престарелых и последующего формирования отчетов и запросов. В информационных системах входной информацией называют данные, поступающие в систему для их дальнейшей обработки и хранения.</w:t>
+      </w:r>
+    </w:p>
+    <w:p>
+      <w:pPr>
+        <w:ind w:firstLine="0"/>
+        <w:rPr>
+          <w:lang w:eastAsia="ar-SA"/>
+        </w:rPr>
+      </w:pPr>
     </w:p>
     <w:p>
       <w:pPr>
@@ -2765,15 +3969,1025 @@
           <w:lang w:eastAsia="ar-SA"/>
         </w:rPr>
       </w:pPr>
-      <w:bookmarkStart w:id="8" w:name="_Toc223344201"/>
+      <w:bookmarkStart w:id="8" w:name="_Toc223594432"/>
       <w:r>
         <w:rPr>
           <w:rFonts w:eastAsia="Times New Roman"/>
           <w:lang w:eastAsia="ar-SA"/>
         </w:rPr>
+        <w:lastRenderedPageBreak/>
         <w:t>Описание выходной информации задачи (отчет, справка, экранная форма).</w:t>
       </w:r>
       <w:bookmarkEnd w:id="8"/>
+    </w:p>
+    <w:p>
+      <w:pPr>
+        <w:rPr>
+          <w:lang w:eastAsia="ar-SA"/>
+        </w:rPr>
+      </w:pPr>
+      <w:r>
+        <w:rPr>
+          <w:lang w:eastAsia="ar-SA"/>
+        </w:rPr>
+        <w:t>Выходная информация представляет собой данные, формируемые информационной системой в результате обработки входной информации. Такие данные могут выводиться на экран пользователя, сохраняться в базе данных или формироваться в виде отчетов и справок. Выходная информация используется сотрудниками организации для анализа данных, контроля деятельности учреждения и принятия управленческих решений.</w:t>
+      </w:r>
+    </w:p>
+    <w:p>
+      <w:pPr>
+        <w:rPr>
+          <w:lang w:eastAsia="ar-SA"/>
+        </w:rPr>
+      </w:pPr>
+      <w:r>
+        <w:rPr>
+          <w:lang w:eastAsia="ar-SA"/>
+        </w:rPr>
+        <w:t>В разрабатываемой базе данных дома престарелых выходная информация формируется на основе данных, введенных сотрудниками учреждения. Полученные результаты позволяют получать сведения о текущем состоянии учреждения, контролировать размещение жильцов, отслеживать медицинские процедуры и анализировать финансовые операции.</w:t>
+      </w:r>
+    </w:p>
+    <w:p>
+      <w:pPr>
+        <w:rPr>
+          <w:lang w:eastAsia="ar-SA"/>
+        </w:rPr>
+      </w:pPr>
+      <w:r>
+        <w:rPr>
+          <w:lang w:eastAsia="ar-SA"/>
+        </w:rPr>
+        <w:t>К основным видам выходной информации относятся следующие результаты обработки данных</w:t>
+      </w:r>
+      <w:r>
+        <w:rPr>
+          <w:lang w:eastAsia="ar-SA"/>
+        </w:rPr>
+        <w:t>:</w:t>
+      </w:r>
+    </w:p>
+    <w:p>
+      <w:pPr>
+        <w:pStyle w:val="a7"/>
+        <w:numPr>
+          <w:ilvl w:val="0"/>
+          <w:numId w:val="6"/>
+        </w:numPr>
+        <w:rPr>
+          <w:lang w:eastAsia="ar-SA"/>
+        </w:rPr>
+      </w:pPr>
+      <w:r>
+        <w:rPr>
+          <w:lang w:eastAsia="ar-SA"/>
+        </w:rPr>
+        <w:t>Списки жильцов</w:t>
+      </w:r>
+    </w:p>
+    <w:p>
+      <w:pPr>
+        <w:pStyle w:val="a7"/>
+        <w:numPr>
+          <w:ilvl w:val="0"/>
+          <w:numId w:val="6"/>
+        </w:numPr>
+        <w:rPr>
+          <w:lang w:eastAsia="ar-SA"/>
+        </w:rPr>
+      </w:pPr>
+      <w:r>
+        <w:rPr>
+          <w:lang w:eastAsia="ar-SA"/>
+        </w:rPr>
+        <w:t>Список комнат и их занятости</w:t>
+      </w:r>
+    </w:p>
+    <w:p>
+      <w:pPr>
+        <w:pStyle w:val="a7"/>
+        <w:numPr>
+          <w:ilvl w:val="0"/>
+          <w:numId w:val="6"/>
+        </w:numPr>
+        <w:rPr>
+          <w:lang w:eastAsia="ar-SA"/>
+        </w:rPr>
+      </w:pPr>
+      <w:r>
+        <w:rPr>
+          <w:lang w:eastAsia="ar-SA"/>
+        </w:rPr>
+        <w:t>Список сотрудников учреждения</w:t>
+      </w:r>
+    </w:p>
+    <w:p>
+      <w:pPr>
+        <w:pStyle w:val="a7"/>
+        <w:numPr>
+          <w:ilvl w:val="0"/>
+          <w:numId w:val="6"/>
+        </w:numPr>
+        <w:rPr>
+          <w:lang w:eastAsia="ar-SA"/>
+        </w:rPr>
+      </w:pPr>
+      <w:r>
+        <w:rPr>
+          <w:lang w:eastAsia="ar-SA"/>
+        </w:rPr>
+        <w:t>Отчет о медицинских процедурах</w:t>
+      </w:r>
+    </w:p>
+    <w:p>
+      <w:pPr>
+        <w:pStyle w:val="a7"/>
+        <w:numPr>
+          <w:ilvl w:val="0"/>
+          <w:numId w:val="6"/>
+        </w:numPr>
+        <w:rPr>
+          <w:lang w:eastAsia="ar-SA"/>
+        </w:rPr>
+      </w:pPr>
+      <w:r>
+        <w:rPr>
+          <w:lang w:eastAsia="ar-SA"/>
+        </w:rPr>
+        <w:t>Отчет о посещениях жильцов</w:t>
+      </w:r>
+    </w:p>
+    <w:p>
+      <w:pPr>
+        <w:pStyle w:val="a7"/>
+        <w:numPr>
+          <w:ilvl w:val="0"/>
+          <w:numId w:val="6"/>
+        </w:numPr>
+        <w:rPr>
+          <w:lang w:eastAsia="ar-SA"/>
+        </w:rPr>
+      </w:pPr>
+      <w:r>
+        <w:rPr>
+          <w:lang w:eastAsia="ar-SA"/>
+        </w:rPr>
+        <w:t>Отчет об оплате проживания</w:t>
+      </w:r>
+    </w:p>
+    <w:p>
+      <w:pPr>
+        <w:ind w:firstLine="0"/>
+        <w:rPr>
+          <w:lang w:eastAsia="ar-SA"/>
+        </w:rPr>
+      </w:pPr>
+    </w:p>
+    <w:p>
+      <w:pPr>
+        <w:spacing w:after="160" w:line="278" w:lineRule="auto"/>
+        <w:ind w:firstLine="0"/>
+        <w:jc w:val="left"/>
+        <w:rPr>
+          <w:lang w:eastAsia="ar-SA"/>
+        </w:rPr>
+      </w:pPr>
+      <w:r>
+        <w:rPr>
+          <w:lang w:eastAsia="ar-SA"/>
+        </w:rPr>
+        <w:br w:type="page"/>
+      </w:r>
+    </w:p>
+    <w:p>
+      <w:pPr>
+        <w:ind w:firstLine="0"/>
+        <w:rPr>
+          <w:lang w:eastAsia="ar-SA"/>
+        </w:rPr>
+      </w:pPr>
+      <w:r>
+        <w:rPr>
+          <w:lang w:eastAsia="ar-SA"/>
+        </w:rPr>
+        <w:lastRenderedPageBreak/>
+        <w:t>Списки жильцов</w:t>
+      </w:r>
+      <w:r>
+        <w:rPr>
+          <w:lang w:eastAsia="ar-SA"/>
+        </w:rPr>
+        <w:t xml:space="preserve"> - с</w:t>
+      </w:r>
+      <w:r>
+        <w:rPr>
+          <w:lang w:eastAsia="ar-SA"/>
+        </w:rPr>
+        <w:t>истема позволяет формировать список всех проживающих в доме престарелых. В данном списке могут отображаться следующие сведения:</w:t>
+      </w:r>
+    </w:p>
+    <w:p>
+      <w:pPr>
+        <w:pStyle w:val="a7"/>
+        <w:numPr>
+          <w:ilvl w:val="0"/>
+          <w:numId w:val="7"/>
+        </w:numPr>
+        <w:rPr>
+          <w:lang w:eastAsia="ar-SA"/>
+        </w:rPr>
+      </w:pPr>
+      <w:r>
+        <w:rPr>
+          <w:lang w:eastAsia="ar-SA"/>
+        </w:rPr>
+        <w:t>Фамилия, имя и отчество жильца;</w:t>
+      </w:r>
+    </w:p>
+    <w:p>
+      <w:pPr>
+        <w:pStyle w:val="a7"/>
+        <w:numPr>
+          <w:ilvl w:val="0"/>
+          <w:numId w:val="7"/>
+        </w:numPr>
+        <w:rPr>
+          <w:lang w:eastAsia="ar-SA"/>
+        </w:rPr>
+      </w:pPr>
+      <w:r>
+        <w:rPr>
+          <w:lang w:eastAsia="ar-SA"/>
+        </w:rPr>
+        <w:t>Дата рождения;</w:t>
+      </w:r>
+    </w:p>
+    <w:p>
+      <w:pPr>
+        <w:pStyle w:val="a7"/>
+        <w:numPr>
+          <w:ilvl w:val="0"/>
+          <w:numId w:val="7"/>
+        </w:numPr>
+        <w:rPr>
+          <w:lang w:eastAsia="ar-SA"/>
+        </w:rPr>
+      </w:pPr>
+      <w:r>
+        <w:rPr>
+          <w:lang w:eastAsia="ar-SA"/>
+        </w:rPr>
+        <w:t>Номер комнаты проживания;</w:t>
+      </w:r>
+    </w:p>
+    <w:p>
+      <w:pPr>
+        <w:pStyle w:val="a7"/>
+        <w:numPr>
+          <w:ilvl w:val="0"/>
+          <w:numId w:val="7"/>
+        </w:numPr>
+        <w:rPr>
+          <w:lang w:eastAsia="ar-SA"/>
+        </w:rPr>
+      </w:pPr>
+      <w:r>
+        <w:rPr>
+          <w:lang w:eastAsia="ar-SA"/>
+        </w:rPr>
+        <w:t>Дата заселения;</w:t>
+      </w:r>
+    </w:p>
+    <w:p>
+      <w:pPr>
+        <w:pStyle w:val="a7"/>
+        <w:numPr>
+          <w:ilvl w:val="0"/>
+          <w:numId w:val="7"/>
+        </w:numPr>
+        <w:rPr>
+          <w:lang w:eastAsia="ar-SA"/>
+        </w:rPr>
+      </w:pPr>
+      <w:r>
+        <w:rPr>
+          <w:lang w:eastAsia="ar-SA"/>
+        </w:rPr>
+        <w:t>Состояние здоровья.</w:t>
+      </w:r>
+    </w:p>
+    <w:p>
+      <w:pPr>
+        <w:ind w:firstLine="0"/>
+        <w:rPr>
+          <w:lang w:eastAsia="ar-SA"/>
+        </w:rPr>
+      </w:pPr>
+      <w:r>
+        <w:rPr>
+          <w:lang w:eastAsia="ar-SA"/>
+        </w:rPr>
+        <w:t>Данный список используется администрацией учреждения для контроля количества проживающих и управления размещением жильцов.</w:t>
+      </w:r>
+    </w:p>
+    <w:p>
+      <w:pPr>
+        <w:ind w:firstLine="0"/>
+        <w:rPr>
+          <w:lang w:eastAsia="ar-SA"/>
+        </w:rPr>
+      </w:pPr>
+    </w:p>
+    <w:p>
+      <w:pPr>
+        <w:ind w:firstLine="0"/>
+        <w:rPr>
+          <w:lang w:eastAsia="ar-SA"/>
+        </w:rPr>
+      </w:pPr>
+      <w:r>
+        <w:rPr>
+          <w:lang w:eastAsia="ar-SA"/>
+        </w:rPr>
+        <w:t>Список комнат и их занятости</w:t>
+      </w:r>
+      <w:r>
+        <w:rPr>
+          <w:lang w:eastAsia="ar-SA"/>
+        </w:rPr>
+        <w:t xml:space="preserve"> - с</w:t>
+      </w:r>
+      <w:r>
+        <w:rPr>
+          <w:lang w:eastAsia="ar-SA"/>
+        </w:rPr>
+        <w:t>истема позволяет формировать информацию о состоянии комнат учреждения. В отчет могут входить следующие данные:</w:t>
+      </w:r>
+    </w:p>
+    <w:p>
+      <w:pPr>
+        <w:pStyle w:val="a7"/>
+        <w:numPr>
+          <w:ilvl w:val="0"/>
+          <w:numId w:val="8"/>
+        </w:numPr>
+        <w:rPr>
+          <w:lang w:eastAsia="ar-SA"/>
+        </w:rPr>
+      </w:pPr>
+      <w:r>
+        <w:rPr>
+          <w:lang w:eastAsia="ar-SA"/>
+        </w:rPr>
+        <w:t>Номер комнаты;</w:t>
+      </w:r>
+    </w:p>
+    <w:p>
+      <w:pPr>
+        <w:pStyle w:val="a7"/>
+        <w:numPr>
+          <w:ilvl w:val="0"/>
+          <w:numId w:val="8"/>
+        </w:numPr>
+        <w:rPr>
+          <w:lang w:eastAsia="ar-SA"/>
+        </w:rPr>
+      </w:pPr>
+      <w:r>
+        <w:rPr>
+          <w:lang w:eastAsia="ar-SA"/>
+        </w:rPr>
+        <w:t>Этаж расположения;</w:t>
+      </w:r>
+    </w:p>
+    <w:p>
+      <w:pPr>
+        <w:pStyle w:val="a7"/>
+        <w:numPr>
+          <w:ilvl w:val="0"/>
+          <w:numId w:val="8"/>
+        </w:numPr>
+        <w:rPr>
+          <w:lang w:eastAsia="ar-SA"/>
+        </w:rPr>
+      </w:pPr>
+      <w:r>
+        <w:rPr>
+          <w:lang w:eastAsia="ar-SA"/>
+        </w:rPr>
+        <w:t>Вместимость комнаты;</w:t>
+      </w:r>
+    </w:p>
+    <w:p>
+      <w:pPr>
+        <w:pStyle w:val="a7"/>
+        <w:numPr>
+          <w:ilvl w:val="0"/>
+          <w:numId w:val="8"/>
+        </w:numPr>
+        <w:rPr>
+          <w:lang w:eastAsia="ar-SA"/>
+        </w:rPr>
+      </w:pPr>
+      <w:r>
+        <w:rPr>
+          <w:lang w:eastAsia="ar-SA"/>
+        </w:rPr>
+        <w:t>Количество проживающих жильцов;</w:t>
+      </w:r>
+    </w:p>
+    <w:p>
+      <w:pPr>
+        <w:pStyle w:val="a7"/>
+        <w:numPr>
+          <w:ilvl w:val="0"/>
+          <w:numId w:val="8"/>
+        </w:numPr>
+        <w:rPr>
+          <w:lang w:eastAsia="ar-SA"/>
+        </w:rPr>
+      </w:pPr>
+      <w:r>
+        <w:rPr>
+          <w:lang w:eastAsia="ar-SA"/>
+        </w:rPr>
+        <w:t>Наличие свободных мест.</w:t>
+      </w:r>
+    </w:p>
+    <w:p>
+      <w:pPr>
+        <w:ind w:firstLine="0"/>
+        <w:rPr>
+          <w:lang w:eastAsia="ar-SA"/>
+        </w:rPr>
+      </w:pPr>
+      <w:r>
+        <w:rPr>
+          <w:lang w:eastAsia="ar-SA"/>
+        </w:rPr>
+        <w:t>Этот отчет позволяет контролировать загрузку комнат и определять наличие свободных мест для размещения новых жильцов.</w:t>
+      </w:r>
+    </w:p>
+    <w:p>
+      <w:pPr>
+        <w:spacing w:after="160" w:line="278" w:lineRule="auto"/>
+        <w:ind w:firstLine="0"/>
+        <w:jc w:val="left"/>
+        <w:rPr>
+          <w:lang w:eastAsia="ar-SA"/>
+        </w:rPr>
+      </w:pPr>
+      <w:r>
+        <w:rPr>
+          <w:lang w:eastAsia="ar-SA"/>
+        </w:rPr>
+        <w:br w:type="page"/>
+      </w:r>
+    </w:p>
+    <w:p>
+      <w:pPr>
+        <w:ind w:firstLine="0"/>
+        <w:rPr>
+          <w:lang w:eastAsia="ar-SA"/>
+        </w:rPr>
+      </w:pPr>
+      <w:r>
+        <w:rPr>
+          <w:lang w:eastAsia="ar-SA"/>
+        </w:rPr>
+        <w:lastRenderedPageBreak/>
+        <w:t>Список сотрудников учреждения</w:t>
+      </w:r>
+      <w:r>
+        <w:rPr>
+          <w:lang w:eastAsia="ar-SA"/>
+        </w:rPr>
+        <w:t xml:space="preserve"> - с</w:t>
+      </w:r>
+      <w:r>
+        <w:rPr>
+          <w:lang w:eastAsia="ar-SA"/>
+        </w:rPr>
+        <w:t>истема может формировать список сотрудников, работающих в доме престарелых. В данный список могут входить следующие данные:</w:t>
+      </w:r>
+    </w:p>
+    <w:p>
+      <w:pPr>
+        <w:pStyle w:val="a7"/>
+        <w:numPr>
+          <w:ilvl w:val="0"/>
+          <w:numId w:val="9"/>
+        </w:numPr>
+        <w:rPr>
+          <w:lang w:eastAsia="ar-SA"/>
+        </w:rPr>
+      </w:pPr>
+      <w:r>
+        <w:rPr>
+          <w:lang w:eastAsia="ar-SA"/>
+        </w:rPr>
+        <w:t>Фамилия, имя и отчество сотрудника;</w:t>
+      </w:r>
+    </w:p>
+    <w:p>
+      <w:pPr>
+        <w:pStyle w:val="a7"/>
+        <w:numPr>
+          <w:ilvl w:val="0"/>
+          <w:numId w:val="9"/>
+        </w:numPr>
+        <w:rPr>
+          <w:lang w:eastAsia="ar-SA"/>
+        </w:rPr>
+      </w:pPr>
+      <w:r>
+        <w:rPr>
+          <w:lang w:eastAsia="ar-SA"/>
+        </w:rPr>
+        <w:t>Должность;</w:t>
+      </w:r>
+    </w:p>
+    <w:p>
+      <w:pPr>
+        <w:pStyle w:val="a7"/>
+        <w:numPr>
+          <w:ilvl w:val="0"/>
+          <w:numId w:val="9"/>
+        </w:numPr>
+        <w:rPr>
+          <w:lang w:eastAsia="ar-SA"/>
+        </w:rPr>
+      </w:pPr>
+      <w:r>
+        <w:rPr>
+          <w:lang w:eastAsia="ar-SA"/>
+        </w:rPr>
+        <w:t>Контактный телефон;</w:t>
+      </w:r>
+    </w:p>
+    <w:p>
+      <w:pPr>
+        <w:pStyle w:val="a7"/>
+        <w:numPr>
+          <w:ilvl w:val="0"/>
+          <w:numId w:val="9"/>
+        </w:numPr>
+        <w:rPr>
+          <w:lang w:eastAsia="ar-SA"/>
+        </w:rPr>
+      </w:pPr>
+      <w:r>
+        <w:rPr>
+          <w:lang w:eastAsia="ar-SA"/>
+        </w:rPr>
+        <w:t>Дата приема на работу;</w:t>
+      </w:r>
+    </w:p>
+    <w:p>
+      <w:pPr>
+        <w:pStyle w:val="a7"/>
+        <w:numPr>
+          <w:ilvl w:val="0"/>
+          <w:numId w:val="9"/>
+        </w:numPr>
+        <w:rPr>
+          <w:lang w:eastAsia="ar-SA"/>
+        </w:rPr>
+      </w:pPr>
+      <w:r>
+        <w:rPr>
+          <w:lang w:eastAsia="ar-SA"/>
+        </w:rPr>
+        <w:t>График работы.</w:t>
+      </w:r>
+    </w:p>
+    <w:p>
+      <w:pPr>
+        <w:ind w:firstLine="0"/>
+        <w:rPr>
+          <w:lang w:eastAsia="ar-SA"/>
+        </w:rPr>
+      </w:pPr>
+      <w:r>
+        <w:rPr>
+          <w:lang w:eastAsia="ar-SA"/>
+        </w:rPr>
+        <w:t>Такая информация используется для учета персонала и контроля распределения обязанностей между сотрудниками.</w:t>
+      </w:r>
+    </w:p>
+    <w:p>
+      <w:pPr>
+        <w:ind w:firstLine="0"/>
+        <w:rPr>
+          <w:lang w:eastAsia="ar-SA"/>
+        </w:rPr>
+      </w:pPr>
+    </w:p>
+    <w:p>
+      <w:pPr>
+        <w:ind w:firstLine="0"/>
+        <w:rPr>
+          <w:lang w:eastAsia="ar-SA"/>
+        </w:rPr>
+      </w:pPr>
+      <w:r>
+        <w:rPr>
+          <w:lang w:eastAsia="ar-SA"/>
+        </w:rPr>
+        <w:t>Отчет о медицинских процедурах</w:t>
+      </w:r>
+      <w:r>
+        <w:rPr>
+          <w:lang w:eastAsia="ar-SA"/>
+        </w:rPr>
+        <w:t xml:space="preserve"> - с</w:t>
+      </w:r>
+      <w:r>
+        <w:rPr>
+          <w:lang w:eastAsia="ar-SA"/>
+        </w:rPr>
+        <w:t>истема позволяет формировать отчет о проведенных медицинских процедурах. В отчет могут входить следующие сведения:</w:t>
+      </w:r>
+    </w:p>
+    <w:p>
+      <w:pPr>
+        <w:pStyle w:val="a7"/>
+        <w:numPr>
+          <w:ilvl w:val="0"/>
+          <w:numId w:val="10"/>
+        </w:numPr>
+        <w:rPr>
+          <w:lang w:eastAsia="ar-SA"/>
+        </w:rPr>
+      </w:pPr>
+      <w:r>
+        <w:rPr>
+          <w:lang w:eastAsia="ar-SA"/>
+        </w:rPr>
+        <w:t>Дата проведения процедуры;</w:t>
+      </w:r>
+    </w:p>
+    <w:p>
+      <w:pPr>
+        <w:pStyle w:val="a7"/>
+        <w:numPr>
+          <w:ilvl w:val="0"/>
+          <w:numId w:val="10"/>
+        </w:numPr>
+        <w:rPr>
+          <w:lang w:eastAsia="ar-SA"/>
+        </w:rPr>
+      </w:pPr>
+      <w:r>
+        <w:rPr>
+          <w:lang w:eastAsia="ar-SA"/>
+        </w:rPr>
+        <w:t>Название процедуры;</w:t>
+      </w:r>
+    </w:p>
+    <w:p>
+      <w:pPr>
+        <w:pStyle w:val="a7"/>
+        <w:numPr>
+          <w:ilvl w:val="0"/>
+          <w:numId w:val="10"/>
+        </w:numPr>
+        <w:rPr>
+          <w:lang w:eastAsia="ar-SA"/>
+        </w:rPr>
+      </w:pPr>
+      <w:r>
+        <w:rPr>
+          <w:lang w:eastAsia="ar-SA"/>
+        </w:rPr>
+        <w:t>Сотрудник, проводивший процедуру;</w:t>
+      </w:r>
+    </w:p>
+    <w:p>
+      <w:pPr>
+        <w:pStyle w:val="a7"/>
+        <w:numPr>
+          <w:ilvl w:val="0"/>
+          <w:numId w:val="10"/>
+        </w:numPr>
+        <w:rPr>
+          <w:lang w:eastAsia="ar-SA"/>
+        </w:rPr>
+      </w:pPr>
+      <w:r>
+        <w:rPr>
+          <w:lang w:eastAsia="ar-SA"/>
+        </w:rPr>
+        <w:t>Жилец, которому была проведена процедура;</w:t>
+      </w:r>
+    </w:p>
+    <w:p>
+      <w:pPr>
+        <w:pStyle w:val="a7"/>
+        <w:numPr>
+          <w:ilvl w:val="0"/>
+          <w:numId w:val="10"/>
+        </w:numPr>
+        <w:rPr>
+          <w:lang w:eastAsia="ar-SA"/>
+        </w:rPr>
+      </w:pPr>
+      <w:r>
+        <w:rPr>
+          <w:lang w:eastAsia="ar-SA"/>
+        </w:rPr>
+        <w:t>Описание процедуры.</w:t>
+      </w:r>
+    </w:p>
+    <w:p>
+      <w:pPr>
+        <w:ind w:firstLine="0"/>
+        <w:rPr>
+          <w:lang w:eastAsia="ar-SA"/>
+        </w:rPr>
+      </w:pPr>
+      <w:r>
+        <w:rPr>
+          <w:lang w:eastAsia="ar-SA"/>
+        </w:rPr>
+        <w:t>Данный отчет используется медицинским персоналом для контроля медицинского обслуживания проживающих.</w:t>
+      </w:r>
+    </w:p>
+    <w:p>
+      <w:pPr>
+        <w:spacing w:after="160" w:line="278" w:lineRule="auto"/>
+        <w:ind w:firstLine="0"/>
+        <w:jc w:val="left"/>
+        <w:rPr>
+          <w:lang w:eastAsia="ar-SA"/>
+        </w:rPr>
+      </w:pPr>
+      <w:r>
+        <w:rPr>
+          <w:lang w:eastAsia="ar-SA"/>
+        </w:rPr>
+        <w:br w:type="page"/>
+      </w:r>
+    </w:p>
+    <w:p>
+      <w:pPr>
+        <w:ind w:firstLine="0"/>
+        <w:rPr>
+          <w:lang w:eastAsia="ar-SA"/>
+        </w:rPr>
+      </w:pPr>
+      <w:r>
+        <w:rPr>
+          <w:lang w:eastAsia="ar-SA"/>
+        </w:rPr>
+        <w:lastRenderedPageBreak/>
+        <w:t>Отчет о посещениях жильцов</w:t>
+      </w:r>
+      <w:r>
+        <w:rPr>
+          <w:lang w:eastAsia="ar-SA"/>
+        </w:rPr>
+        <w:t xml:space="preserve"> - с</w:t>
+      </w:r>
+      <w:r>
+        <w:rPr>
+          <w:lang w:eastAsia="ar-SA"/>
+        </w:rPr>
+        <w:t>истема может формировать список посещений жильцов родственниками или другими посетителями. В отчет могут включаться следующие данные:</w:t>
+      </w:r>
+    </w:p>
+    <w:p>
+      <w:pPr>
+        <w:pStyle w:val="a7"/>
+        <w:numPr>
+          <w:ilvl w:val="0"/>
+          <w:numId w:val="11"/>
+        </w:numPr>
+        <w:rPr>
+          <w:lang w:eastAsia="ar-SA"/>
+        </w:rPr>
+      </w:pPr>
+      <w:r>
+        <w:rPr>
+          <w:lang w:eastAsia="ar-SA"/>
+        </w:rPr>
+        <w:t>Дата посещения;</w:t>
+      </w:r>
+    </w:p>
+    <w:p>
+      <w:pPr>
+        <w:pStyle w:val="a7"/>
+        <w:numPr>
+          <w:ilvl w:val="0"/>
+          <w:numId w:val="11"/>
+        </w:numPr>
+        <w:rPr>
+          <w:lang w:eastAsia="ar-SA"/>
+        </w:rPr>
+      </w:pPr>
+      <w:r>
+        <w:rPr>
+          <w:lang w:eastAsia="ar-SA"/>
+        </w:rPr>
+        <w:t>Фамилия и имя посетителя;</w:t>
+      </w:r>
+    </w:p>
+    <w:p>
+      <w:pPr>
+        <w:pStyle w:val="a7"/>
+        <w:numPr>
+          <w:ilvl w:val="0"/>
+          <w:numId w:val="11"/>
+        </w:numPr>
+        <w:rPr>
+          <w:lang w:eastAsia="ar-SA"/>
+        </w:rPr>
+      </w:pPr>
+      <w:r>
+        <w:rPr>
+          <w:lang w:eastAsia="ar-SA"/>
+        </w:rPr>
+        <w:t>Степень родства;</w:t>
+      </w:r>
+    </w:p>
+    <w:p>
+      <w:pPr>
+        <w:pStyle w:val="a7"/>
+        <w:numPr>
+          <w:ilvl w:val="0"/>
+          <w:numId w:val="11"/>
+        </w:numPr>
+        <w:rPr>
+          <w:lang w:eastAsia="ar-SA"/>
+        </w:rPr>
+      </w:pPr>
+      <w:r>
+        <w:rPr>
+          <w:lang w:eastAsia="ar-SA"/>
+        </w:rPr>
+        <w:t>Жилец, которого посетили.</w:t>
+      </w:r>
+    </w:p>
+    <w:p>
+      <w:pPr>
+        <w:ind w:firstLine="0"/>
+        <w:rPr>
+          <w:lang w:eastAsia="ar-SA"/>
+        </w:rPr>
+      </w:pPr>
+      <w:r>
+        <w:rPr>
+          <w:lang w:eastAsia="ar-SA"/>
+        </w:rPr>
+        <w:t>Этот отчет позволяет контролировать посещения и вести учет контактов жильцов с родственниками.</w:t>
+      </w:r>
+    </w:p>
+    <w:p>
+      <w:pPr>
+        <w:ind w:firstLine="0"/>
+        <w:rPr>
+          <w:lang w:eastAsia="ar-SA"/>
+        </w:rPr>
+      </w:pPr>
+    </w:p>
+    <w:p>
+      <w:pPr>
+        <w:ind w:firstLine="0"/>
+        <w:rPr>
+          <w:lang w:eastAsia="ar-SA"/>
+        </w:rPr>
+      </w:pPr>
+      <w:r>
+        <w:rPr>
+          <w:lang w:eastAsia="ar-SA"/>
+        </w:rPr>
+        <w:t>Отчет об оплате проживания</w:t>
+      </w:r>
+      <w:r>
+        <w:rPr>
+          <w:lang w:eastAsia="ar-SA"/>
+        </w:rPr>
+        <w:t xml:space="preserve"> - с</w:t>
+      </w:r>
+      <w:r>
+        <w:rPr>
+          <w:lang w:eastAsia="ar-SA"/>
+        </w:rPr>
+        <w:t>истема также может формировать отчет о платежах за проживание. В отчет могут входить следующие сведения:</w:t>
+      </w:r>
+    </w:p>
+    <w:p>
+      <w:pPr>
+        <w:pStyle w:val="a7"/>
+        <w:numPr>
+          <w:ilvl w:val="0"/>
+          <w:numId w:val="12"/>
+        </w:numPr>
+        <w:rPr>
+          <w:lang w:eastAsia="ar-SA"/>
+        </w:rPr>
+      </w:pPr>
+      <w:r>
+        <w:rPr>
+          <w:lang w:eastAsia="ar-SA"/>
+        </w:rPr>
+        <w:t>Жилец, за которого произведена оплата;</w:t>
+      </w:r>
+    </w:p>
+    <w:p>
+      <w:pPr>
+        <w:pStyle w:val="a7"/>
+        <w:numPr>
+          <w:ilvl w:val="0"/>
+          <w:numId w:val="12"/>
+        </w:numPr>
+        <w:rPr>
+          <w:lang w:eastAsia="ar-SA"/>
+        </w:rPr>
+      </w:pPr>
+      <w:r>
+        <w:rPr>
+          <w:lang w:eastAsia="ar-SA"/>
+        </w:rPr>
+        <w:t>Дата платежа;</w:t>
+      </w:r>
+    </w:p>
+    <w:p>
+      <w:pPr>
+        <w:pStyle w:val="a7"/>
+        <w:numPr>
+          <w:ilvl w:val="0"/>
+          <w:numId w:val="12"/>
+        </w:numPr>
+        <w:rPr>
+          <w:lang w:eastAsia="ar-SA"/>
+        </w:rPr>
+      </w:pPr>
+      <w:r>
+        <w:rPr>
+          <w:lang w:eastAsia="ar-SA"/>
+        </w:rPr>
+        <w:t>Сумма платежа;</w:t>
+      </w:r>
+    </w:p>
+    <w:p>
+      <w:pPr>
+        <w:pStyle w:val="a7"/>
+        <w:numPr>
+          <w:ilvl w:val="0"/>
+          <w:numId w:val="12"/>
+        </w:numPr>
+        <w:rPr>
+          <w:lang w:eastAsia="ar-SA"/>
+        </w:rPr>
+      </w:pPr>
+      <w:r>
+        <w:rPr>
+          <w:lang w:eastAsia="ar-SA"/>
+        </w:rPr>
+        <w:t>Способ оплаты.</w:t>
+      </w:r>
+    </w:p>
+    <w:p>
+      <w:pPr>
+        <w:ind w:firstLine="0"/>
+        <w:rPr>
+          <w:lang w:eastAsia="ar-SA"/>
+        </w:rPr>
+      </w:pPr>
+      <w:r>
+        <w:rPr>
+          <w:lang w:eastAsia="ar-SA"/>
+        </w:rPr>
+        <w:t>Данный отчет используется администрацией учреждения для контроля финансовых операций и учета оплаты проживания.</w:t>
+      </w:r>
+    </w:p>
+    <w:p>
+      <w:pPr>
+        <w:rPr>
+          <w:lang w:eastAsia="ar-SA"/>
+        </w:rPr>
+      </w:pPr>
+      <w:r>
+        <w:rPr>
+          <w:lang w:eastAsia="ar-SA"/>
+        </w:rPr>
+        <w:t>Таким образом, выходная информация системы представляет собой различные списки и отчеты, формируемые на основе данных, хранящихся в базе данных. Использование таких отчетов позволяет повысить эффективность управления учреждением и обеспечить удобный доступ к необходимой информации.</w:t>
+      </w:r>
+    </w:p>
+    <w:p>
+      <w:pPr>
+        <w:spacing w:after="160" w:line="278" w:lineRule="auto"/>
+        <w:ind w:firstLine="0"/>
+        <w:jc w:val="left"/>
+        <w:rPr>
+          <w:lang w:eastAsia="ar-SA"/>
+        </w:rPr>
+      </w:pPr>
+      <w:r>
+        <w:rPr>
+          <w:lang w:eastAsia="ar-SA"/>
+        </w:rPr>
+        <w:br w:type="page"/>
+      </w:r>
     </w:p>
     <w:p>
       <w:pPr>
@@ -2787,12 +5001,13 @@
           <w:lang w:eastAsia="ru-RU"/>
         </w:rPr>
       </w:pPr>
-      <w:bookmarkStart w:id="9" w:name="_Toc223344202"/>
+      <w:bookmarkStart w:id="9" w:name="_Toc223594433"/>
       <w:r>
         <w:rPr>
           <w:rFonts w:eastAsia="Times New Roman"/>
           <w:lang w:eastAsia="ru-RU"/>
         </w:rPr>
+        <w:lastRenderedPageBreak/>
         <w:t>Разработка информационного обеспечения задачи:</w:t>
       </w:r>
       <w:bookmarkEnd w:id="9"/>
@@ -2813,10 +5028,10 @@
         </w:numPr>
         <w:rPr>
           <w:rFonts w:eastAsia="Times New Roman"/>
-          <w:lang w:eastAsia="ar-SA"/>
-        </w:rPr>
-      </w:pPr>
-      <w:bookmarkStart w:id="10" w:name="_Toc223344203"/>
+          <w:lang w:val="en-US" w:eastAsia="ar-SA"/>
+        </w:rPr>
+      </w:pPr>
+      <w:bookmarkStart w:id="10" w:name="_Toc223594434"/>
       <w:r>
         <w:rPr>
           <w:rFonts w:eastAsia="Times New Roman"/>
@@ -2825,12 +5040,860 @@
         <w:t>Информационный анализ входной информации, необходимой для решения задачи, и выделение информационных объектов предметной области.</w:t>
       </w:r>
       <w:bookmarkEnd w:id="10"/>
-      <w:r>
-        <w:rPr>
-          <w:rFonts w:eastAsia="Times New Roman"/>
+    </w:p>
+    <w:p>
+      <w:pPr>
+        <w:rPr>
+          <w:lang w:val="en-US" w:eastAsia="ar-SA"/>
+        </w:rPr>
+      </w:pPr>
+    </w:p>
+    <w:p>
+      <w:pPr>
+        <w:rPr>
+          <w:lang w:val="en-US" w:eastAsia="ar-SA"/>
+        </w:rPr>
+      </w:pPr>
+      <w:r>
+        <w:rPr>
           <w:lang w:eastAsia="ar-SA"/>
         </w:rPr>
         <w:t xml:space="preserve"> </w:t>
+      </w:r>
+      <w:r>
+        <w:rPr>
+          <w:lang w:eastAsia="ar-SA"/>
+        </w:rPr>
+        <w:t>Перед разработкой структуры базы данных необходимо провести анализ предметной области и входной информации, которая используется для решения поставленной задачи. Такой анализ позволяет определить основные объекты предметной области, их свойства и взаимосвязи. На основе результатов анализа формируется информационная модель предметной области, которая в дальнейшем используется при проектировании базы данных.</w:t>
+      </w:r>
+    </w:p>
+    <w:p>
+      <w:pPr>
+        <w:rPr>
+          <w:lang w:val="en-US" w:eastAsia="ar-SA"/>
+        </w:rPr>
+      </w:pPr>
+      <w:r>
+        <w:rPr>
+          <w:lang w:eastAsia="ar-SA"/>
+        </w:rPr>
+        <w:t>Предметной областью информационной системы является часть реального мира, данные о которой должны храниться и обрабатываться в системе. Она представляет собой совокупность объектов, процессов и явлений, информация о которых представляет интерес для пользователей системы.</w:t>
+      </w:r>
+    </w:p>
+    <w:p>
+      <w:pPr>
+        <w:rPr>
+          <w:lang w:val="en-US" w:eastAsia="ar-SA"/>
+        </w:rPr>
+      </w:pPr>
+      <w:r>
+        <w:rPr>
+          <w:lang w:eastAsia="ar-SA"/>
+        </w:rPr>
+        <w:t>В процессе анализа предметной области выделяются информационные объекты. Информационный объект представляет собой описание некоторой сущности реального мира — объекта, процесса или события, информация о котором должна храниться в базе данных.</w:t>
+      </w:r>
+    </w:p>
+    <w:p>
+      <w:pPr>
+        <w:rPr>
+          <w:lang w:val="en-US" w:eastAsia="ar-SA"/>
+        </w:rPr>
+      </w:pPr>
+      <w:r>
+        <w:rPr>
+          <w:lang w:eastAsia="ar-SA"/>
+        </w:rPr>
+        <w:t>В ходе анализа входной информации, необходимой для функционирования базы данных дома престарелых, были выделены основные информационные объекты, отражающие деятельность учреждения.</w:t>
+      </w:r>
+    </w:p>
+    <w:p>
+      <w:pPr>
+        <w:rPr>
+          <w:lang w:val="en-US" w:eastAsia="ar-SA"/>
+        </w:rPr>
+      </w:pPr>
+      <w:r>
+        <w:rPr>
+          <w:lang w:eastAsia="ar-SA"/>
+        </w:rPr>
+        <w:t>К основным информационным объектам предметной области относятся:</w:t>
+      </w:r>
+    </w:p>
+    <w:p>
+      <w:pPr>
+        <w:spacing w:after="160" w:line="278" w:lineRule="auto"/>
+        <w:ind w:firstLine="0"/>
+        <w:jc w:val="left"/>
+        <w:rPr>
+          <w:lang w:val="en-US" w:eastAsia="ar-SA"/>
+        </w:rPr>
+      </w:pPr>
+      <w:r>
+        <w:rPr>
+          <w:lang w:val="en-US" w:eastAsia="ar-SA"/>
+        </w:rPr>
+        <w:br w:type="page"/>
+      </w:r>
+    </w:p>
+    <w:p>
+      <w:pPr>
+        <w:ind w:firstLine="0"/>
+        <w:rPr>
+          <w:lang w:eastAsia="ar-SA"/>
+        </w:rPr>
+      </w:pPr>
+      <w:r>
+        <w:rPr>
+          <w:lang w:eastAsia="ar-SA"/>
+        </w:rPr>
+        <w:lastRenderedPageBreak/>
+        <w:t>Жильцы - Информационный объект «Жильцы» содержит сведения о людях, проживающих в доме престарелых. Данный объект является одним из основных элементов системы, поскольку большинство процессов учреждения связано именно с проживающими.</w:t>
+      </w:r>
+    </w:p>
+    <w:p>
+      <w:pPr>
+        <w:ind w:firstLine="0"/>
+        <w:rPr>
+          <w:lang w:eastAsia="ar-SA"/>
+        </w:rPr>
+      </w:pPr>
+      <w:r>
+        <w:rPr>
+          <w:lang w:eastAsia="ar-SA"/>
+        </w:rPr>
+        <w:t>Основные сведения, относящиеся к этому объекту:</w:t>
+      </w:r>
+    </w:p>
+    <w:p>
+      <w:pPr>
+        <w:pStyle w:val="a7"/>
+        <w:numPr>
+          <w:ilvl w:val="0"/>
+          <w:numId w:val="13"/>
+        </w:numPr>
+        <w:rPr>
+          <w:lang w:eastAsia="ar-SA"/>
+        </w:rPr>
+      </w:pPr>
+      <w:r>
+        <w:rPr>
+          <w:lang w:eastAsia="ar-SA"/>
+        </w:rPr>
+        <w:t>Фамилия, имя и отчество жильца;</w:t>
+      </w:r>
+    </w:p>
+    <w:p>
+      <w:pPr>
+        <w:pStyle w:val="a7"/>
+        <w:numPr>
+          <w:ilvl w:val="0"/>
+          <w:numId w:val="13"/>
+        </w:numPr>
+        <w:rPr>
+          <w:lang w:eastAsia="ar-SA"/>
+        </w:rPr>
+      </w:pPr>
+      <w:r>
+        <w:rPr>
+          <w:lang w:eastAsia="ar-SA"/>
+        </w:rPr>
+        <w:t>Дата рождения;</w:t>
+      </w:r>
+    </w:p>
+    <w:p>
+      <w:pPr>
+        <w:pStyle w:val="a7"/>
+        <w:numPr>
+          <w:ilvl w:val="0"/>
+          <w:numId w:val="13"/>
+        </w:numPr>
+        <w:rPr>
+          <w:lang w:eastAsia="ar-SA"/>
+        </w:rPr>
+      </w:pPr>
+      <w:r>
+        <w:rPr>
+          <w:lang w:eastAsia="ar-SA"/>
+        </w:rPr>
+        <w:t>Пол;</w:t>
+      </w:r>
+    </w:p>
+    <w:p>
+      <w:pPr>
+        <w:pStyle w:val="a7"/>
+        <w:numPr>
+          <w:ilvl w:val="0"/>
+          <w:numId w:val="13"/>
+        </w:numPr>
+        <w:rPr>
+          <w:lang w:eastAsia="ar-SA"/>
+        </w:rPr>
+      </w:pPr>
+      <w:r>
+        <w:rPr>
+          <w:lang w:eastAsia="ar-SA"/>
+        </w:rPr>
+        <w:t>Дата заселения;</w:t>
+      </w:r>
+    </w:p>
+    <w:p>
+      <w:pPr>
+        <w:pStyle w:val="a7"/>
+        <w:numPr>
+          <w:ilvl w:val="0"/>
+          <w:numId w:val="13"/>
+        </w:numPr>
+        <w:rPr>
+          <w:lang w:eastAsia="ar-SA"/>
+        </w:rPr>
+      </w:pPr>
+      <w:r>
+        <w:rPr>
+          <w:lang w:eastAsia="ar-SA"/>
+        </w:rPr>
+        <w:t>Состояние здоровья;</w:t>
+      </w:r>
+    </w:p>
+    <w:p>
+      <w:pPr>
+        <w:pStyle w:val="a7"/>
+        <w:numPr>
+          <w:ilvl w:val="0"/>
+          <w:numId w:val="13"/>
+        </w:numPr>
+        <w:rPr>
+          <w:lang w:eastAsia="ar-SA"/>
+        </w:rPr>
+      </w:pPr>
+      <w:r>
+        <w:rPr>
+          <w:lang w:eastAsia="ar-SA"/>
+        </w:rPr>
+        <w:t>Номер комнаты проживания.</w:t>
+      </w:r>
+    </w:p>
+    <w:p>
+      <w:pPr>
+        <w:rPr>
+          <w:lang w:val="en-US" w:eastAsia="ar-SA"/>
+        </w:rPr>
+      </w:pPr>
+    </w:p>
+    <w:p>
+      <w:pPr>
+        <w:ind w:firstLine="0"/>
+        <w:rPr>
+          <w:lang w:eastAsia="ar-SA"/>
+        </w:rPr>
+      </w:pPr>
+      <w:r>
+        <w:rPr>
+          <w:lang w:eastAsia="ar-SA"/>
+        </w:rPr>
+        <w:t>Комнаты - Информационный объект «Комнаты» содержит информацию о жилых помещениях дома престарелых. Данный объект используется для учета размещения жильцов и контроля свободных мест.</w:t>
+      </w:r>
+    </w:p>
+    <w:p>
+      <w:pPr>
+        <w:ind w:firstLine="0"/>
+        <w:rPr>
+          <w:lang w:eastAsia="ar-SA"/>
+        </w:rPr>
+      </w:pPr>
+      <w:r>
+        <w:rPr>
+          <w:lang w:eastAsia="ar-SA"/>
+        </w:rPr>
+        <w:t>Основные сведения, относящиеся к данному объекту:</w:t>
+      </w:r>
+    </w:p>
+    <w:p>
+      <w:pPr>
+        <w:pStyle w:val="a7"/>
+        <w:numPr>
+          <w:ilvl w:val="0"/>
+          <w:numId w:val="14"/>
+        </w:numPr>
+        <w:rPr>
+          <w:lang w:eastAsia="ar-SA"/>
+        </w:rPr>
+      </w:pPr>
+      <w:r>
+        <w:rPr>
+          <w:lang w:eastAsia="ar-SA"/>
+        </w:rPr>
+        <w:t>Номер комнаты;</w:t>
+      </w:r>
+    </w:p>
+    <w:p>
+      <w:pPr>
+        <w:pStyle w:val="a7"/>
+        <w:numPr>
+          <w:ilvl w:val="0"/>
+          <w:numId w:val="14"/>
+        </w:numPr>
+        <w:rPr>
+          <w:lang w:eastAsia="ar-SA"/>
+        </w:rPr>
+      </w:pPr>
+      <w:r>
+        <w:rPr>
+          <w:lang w:eastAsia="ar-SA"/>
+        </w:rPr>
+        <w:t>Этаж расположения;</w:t>
+      </w:r>
+    </w:p>
+    <w:p>
+      <w:pPr>
+        <w:pStyle w:val="a7"/>
+        <w:numPr>
+          <w:ilvl w:val="0"/>
+          <w:numId w:val="14"/>
+        </w:numPr>
+        <w:rPr>
+          <w:lang w:eastAsia="ar-SA"/>
+        </w:rPr>
+      </w:pPr>
+      <w:r>
+        <w:rPr>
+          <w:lang w:eastAsia="ar-SA"/>
+        </w:rPr>
+        <w:t>Вместимость комнаты;</w:t>
+      </w:r>
+    </w:p>
+    <w:p>
+      <w:pPr>
+        <w:pStyle w:val="a7"/>
+        <w:numPr>
+          <w:ilvl w:val="0"/>
+          <w:numId w:val="14"/>
+        </w:numPr>
+        <w:rPr>
+          <w:lang w:eastAsia="ar-SA"/>
+        </w:rPr>
+      </w:pPr>
+      <w:r>
+        <w:rPr>
+          <w:lang w:eastAsia="ar-SA"/>
+        </w:rPr>
+        <w:t>Тип комнаты;</w:t>
+      </w:r>
+    </w:p>
+    <w:p>
+      <w:pPr>
+        <w:pStyle w:val="a7"/>
+        <w:numPr>
+          <w:ilvl w:val="0"/>
+          <w:numId w:val="14"/>
+        </w:numPr>
+        <w:rPr>
+          <w:lang w:eastAsia="ar-SA"/>
+        </w:rPr>
+      </w:pPr>
+      <w:r>
+        <w:rPr>
+          <w:lang w:eastAsia="ar-SA"/>
+        </w:rPr>
+        <w:t>Количество свободных мест.</w:t>
+      </w:r>
+    </w:p>
+    <w:p>
+      <w:pPr>
+        <w:ind w:firstLine="0"/>
+        <w:rPr>
+          <w:lang w:val="en-US" w:eastAsia="ar-SA"/>
+        </w:rPr>
+      </w:pPr>
+    </w:p>
+    <w:p>
+      <w:pPr>
+        <w:spacing w:after="160" w:line="278" w:lineRule="auto"/>
+        <w:ind w:firstLine="0"/>
+        <w:jc w:val="left"/>
+        <w:rPr>
+          <w:lang w:val="en-US" w:eastAsia="ar-SA"/>
+        </w:rPr>
+      </w:pPr>
+      <w:r>
+        <w:rPr>
+          <w:lang w:val="en-US" w:eastAsia="ar-SA"/>
+        </w:rPr>
+        <w:br w:type="page"/>
+      </w:r>
+    </w:p>
+    <w:p>
+      <w:pPr>
+        <w:ind w:firstLine="0"/>
+        <w:rPr>
+          <w:lang w:eastAsia="ar-SA"/>
+        </w:rPr>
+      </w:pPr>
+      <w:r>
+        <w:rPr>
+          <w:lang w:eastAsia="ar-SA"/>
+        </w:rPr>
+        <w:lastRenderedPageBreak/>
+        <w:t>Сотрудники - Информационный объект «Сотрудники» содержит информацию о персонале учреждения, работающем в доме престарелых. Данный объект используется для учета сотрудников и организации работы учреждения.</w:t>
+      </w:r>
+    </w:p>
+    <w:p>
+      <w:pPr>
+        <w:ind w:firstLine="0"/>
+        <w:rPr>
+          <w:lang w:eastAsia="ar-SA"/>
+        </w:rPr>
+      </w:pPr>
+      <w:r>
+        <w:rPr>
+          <w:lang w:eastAsia="ar-SA"/>
+        </w:rPr>
+        <w:t>Основные сведения, относящиеся к этому объекту:</w:t>
+      </w:r>
+    </w:p>
+    <w:p>
+      <w:pPr>
+        <w:pStyle w:val="a7"/>
+        <w:numPr>
+          <w:ilvl w:val="0"/>
+          <w:numId w:val="15"/>
+        </w:numPr>
+        <w:rPr>
+          <w:lang w:eastAsia="ar-SA"/>
+        </w:rPr>
+      </w:pPr>
+      <w:r>
+        <w:rPr>
+          <w:lang w:eastAsia="ar-SA"/>
+        </w:rPr>
+        <w:t>Фамилия, имя и отчество сотрудника;</w:t>
+      </w:r>
+    </w:p>
+    <w:p>
+      <w:pPr>
+        <w:pStyle w:val="a7"/>
+        <w:numPr>
+          <w:ilvl w:val="0"/>
+          <w:numId w:val="15"/>
+        </w:numPr>
+        <w:rPr>
+          <w:lang w:eastAsia="ar-SA"/>
+        </w:rPr>
+      </w:pPr>
+      <w:r>
+        <w:rPr>
+          <w:lang w:eastAsia="ar-SA"/>
+        </w:rPr>
+        <w:t>Должность;</w:t>
+      </w:r>
+    </w:p>
+    <w:p>
+      <w:pPr>
+        <w:pStyle w:val="a7"/>
+        <w:numPr>
+          <w:ilvl w:val="0"/>
+          <w:numId w:val="15"/>
+        </w:numPr>
+        <w:rPr>
+          <w:lang w:eastAsia="ar-SA"/>
+        </w:rPr>
+      </w:pPr>
+      <w:r>
+        <w:rPr>
+          <w:lang w:eastAsia="ar-SA"/>
+        </w:rPr>
+        <w:t>Контактный телефон;</w:t>
+      </w:r>
+    </w:p>
+    <w:p>
+      <w:pPr>
+        <w:pStyle w:val="a7"/>
+        <w:numPr>
+          <w:ilvl w:val="0"/>
+          <w:numId w:val="15"/>
+        </w:numPr>
+        <w:rPr>
+          <w:lang w:eastAsia="ar-SA"/>
+        </w:rPr>
+      </w:pPr>
+      <w:r>
+        <w:rPr>
+          <w:lang w:eastAsia="ar-SA"/>
+        </w:rPr>
+        <w:t>Дата приема на работу;</w:t>
+      </w:r>
+    </w:p>
+    <w:p>
+      <w:pPr>
+        <w:pStyle w:val="a7"/>
+        <w:numPr>
+          <w:ilvl w:val="0"/>
+          <w:numId w:val="15"/>
+        </w:numPr>
+        <w:rPr>
+          <w:lang w:eastAsia="ar-SA"/>
+        </w:rPr>
+      </w:pPr>
+      <w:r>
+        <w:rPr>
+          <w:lang w:eastAsia="ar-SA"/>
+        </w:rPr>
+        <w:t>График работы.</w:t>
+      </w:r>
+    </w:p>
+    <w:p>
+      <w:pPr>
+        <w:ind w:firstLine="0"/>
+        <w:rPr>
+          <w:lang w:val="en-US" w:eastAsia="ar-SA"/>
+        </w:rPr>
+      </w:pPr>
+    </w:p>
+    <w:p>
+      <w:pPr>
+        <w:ind w:firstLine="0"/>
+        <w:rPr>
+          <w:lang w:eastAsia="ar-SA"/>
+        </w:rPr>
+      </w:pPr>
+      <w:r>
+        <w:rPr>
+          <w:lang w:eastAsia="ar-SA"/>
+        </w:rPr>
+        <w:t>Медицинские процедуры - Информационный объект «Медицинские процедуры» содержит сведения о медицинских мероприятиях, проводимых для проживающих. Данный объект используется для учета медицинского обслуживания жильцов.</w:t>
+      </w:r>
+    </w:p>
+    <w:p>
+      <w:pPr>
+        <w:ind w:firstLine="0"/>
+        <w:rPr>
+          <w:lang w:eastAsia="ar-SA"/>
+        </w:rPr>
+      </w:pPr>
+      <w:r>
+        <w:rPr>
+          <w:lang w:eastAsia="ar-SA"/>
+        </w:rPr>
+        <w:t>Основные сведения, относящиеся к этому объекту:</w:t>
+      </w:r>
+    </w:p>
+    <w:p>
+      <w:pPr>
+        <w:pStyle w:val="a7"/>
+        <w:numPr>
+          <w:ilvl w:val="0"/>
+          <w:numId w:val="16"/>
+        </w:numPr>
+        <w:rPr>
+          <w:lang w:eastAsia="ar-SA"/>
+        </w:rPr>
+      </w:pPr>
+      <w:r>
+        <w:rPr>
+          <w:lang w:eastAsia="ar-SA"/>
+        </w:rPr>
+        <w:t>Название процедуры;</w:t>
+      </w:r>
+    </w:p>
+    <w:p>
+      <w:pPr>
+        <w:pStyle w:val="a7"/>
+        <w:numPr>
+          <w:ilvl w:val="0"/>
+          <w:numId w:val="16"/>
+        </w:numPr>
+        <w:rPr>
+          <w:lang w:eastAsia="ar-SA"/>
+        </w:rPr>
+      </w:pPr>
+      <w:r>
+        <w:rPr>
+          <w:lang w:eastAsia="ar-SA"/>
+        </w:rPr>
+        <w:t>Дата проведения процедуры;</w:t>
+      </w:r>
+    </w:p>
+    <w:p>
+      <w:pPr>
+        <w:pStyle w:val="a7"/>
+        <w:numPr>
+          <w:ilvl w:val="0"/>
+          <w:numId w:val="16"/>
+        </w:numPr>
+        <w:rPr>
+          <w:lang w:eastAsia="ar-SA"/>
+        </w:rPr>
+      </w:pPr>
+      <w:r>
+        <w:rPr>
+          <w:lang w:eastAsia="ar-SA"/>
+        </w:rPr>
+        <w:t>Описание процедуры;</w:t>
+      </w:r>
+    </w:p>
+    <w:p>
+      <w:pPr>
+        <w:pStyle w:val="a7"/>
+        <w:numPr>
+          <w:ilvl w:val="0"/>
+          <w:numId w:val="16"/>
+        </w:numPr>
+        <w:rPr>
+          <w:lang w:eastAsia="ar-SA"/>
+        </w:rPr>
+      </w:pPr>
+      <w:r>
+        <w:rPr>
+          <w:lang w:eastAsia="ar-SA"/>
+        </w:rPr>
+        <w:t>Сотрудник, проводивший процедуру;</w:t>
+      </w:r>
+    </w:p>
+    <w:p>
+      <w:pPr>
+        <w:pStyle w:val="a7"/>
+        <w:numPr>
+          <w:ilvl w:val="0"/>
+          <w:numId w:val="16"/>
+        </w:numPr>
+        <w:rPr>
+          <w:lang w:eastAsia="ar-SA"/>
+        </w:rPr>
+      </w:pPr>
+      <w:r>
+        <w:rPr>
+          <w:lang w:eastAsia="ar-SA"/>
+        </w:rPr>
+        <w:t>Жилец, которому была проведена процедура.</w:t>
+      </w:r>
+    </w:p>
+    <w:p>
+      <w:pPr>
+        <w:spacing w:after="160" w:line="278" w:lineRule="auto"/>
+        <w:ind w:firstLine="0"/>
+        <w:jc w:val="left"/>
+        <w:rPr>
+          <w:lang w:val="en-US" w:eastAsia="ar-SA"/>
+        </w:rPr>
+      </w:pPr>
+      <w:r>
+        <w:rPr>
+          <w:lang w:val="en-US" w:eastAsia="ar-SA"/>
+        </w:rPr>
+        <w:br w:type="page"/>
+      </w:r>
+    </w:p>
+    <w:p>
+      <w:pPr>
+        <w:ind w:firstLine="0"/>
+        <w:rPr>
+          <w:lang w:eastAsia="ar-SA"/>
+        </w:rPr>
+      </w:pPr>
+      <w:r>
+        <w:rPr>
+          <w:lang w:eastAsia="ar-SA"/>
+        </w:rPr>
+        <w:lastRenderedPageBreak/>
+        <w:t>Платежи - Информационный объект «Платежи» содержит информацию об оплате проживания жильцами учреждения.</w:t>
+      </w:r>
+    </w:p>
+    <w:p>
+      <w:pPr>
+        <w:ind w:firstLine="0"/>
+        <w:rPr>
+          <w:lang w:eastAsia="ar-SA"/>
+        </w:rPr>
+      </w:pPr>
+      <w:r>
+        <w:rPr>
+          <w:lang w:eastAsia="ar-SA"/>
+        </w:rPr>
+        <w:t>Основные сведения, относящиеся к данному объекту:</w:t>
+      </w:r>
+    </w:p>
+    <w:p>
+      <w:pPr>
+        <w:pStyle w:val="a7"/>
+        <w:numPr>
+          <w:ilvl w:val="0"/>
+          <w:numId w:val="17"/>
+        </w:numPr>
+        <w:rPr>
+          <w:lang w:eastAsia="ar-SA"/>
+        </w:rPr>
+      </w:pPr>
+      <w:r>
+        <w:rPr>
+          <w:lang w:eastAsia="ar-SA"/>
+        </w:rPr>
+        <w:t>Дата платежа;</w:t>
+      </w:r>
+    </w:p>
+    <w:p>
+      <w:pPr>
+        <w:pStyle w:val="a7"/>
+        <w:numPr>
+          <w:ilvl w:val="0"/>
+          <w:numId w:val="17"/>
+        </w:numPr>
+        <w:rPr>
+          <w:lang w:eastAsia="ar-SA"/>
+        </w:rPr>
+      </w:pPr>
+      <w:r>
+        <w:rPr>
+          <w:lang w:eastAsia="ar-SA"/>
+        </w:rPr>
+        <w:t>Сумма платежа;</w:t>
+      </w:r>
+    </w:p>
+    <w:p>
+      <w:pPr>
+        <w:pStyle w:val="a7"/>
+        <w:numPr>
+          <w:ilvl w:val="0"/>
+          <w:numId w:val="17"/>
+        </w:numPr>
+        <w:rPr>
+          <w:lang w:eastAsia="ar-SA"/>
+        </w:rPr>
+      </w:pPr>
+      <w:r>
+        <w:rPr>
+          <w:lang w:eastAsia="ar-SA"/>
+        </w:rPr>
+        <w:t>Способ оплаты;</w:t>
+      </w:r>
+    </w:p>
+    <w:p>
+      <w:pPr>
+        <w:pStyle w:val="a7"/>
+        <w:numPr>
+          <w:ilvl w:val="0"/>
+          <w:numId w:val="17"/>
+        </w:numPr>
+        <w:rPr>
+          <w:lang w:eastAsia="ar-SA"/>
+        </w:rPr>
+      </w:pPr>
+      <w:r>
+        <w:rPr>
+          <w:lang w:eastAsia="ar-SA"/>
+        </w:rPr>
+        <w:t>Жилец, за которого произведена оплата.</w:t>
+      </w:r>
+    </w:p>
+    <w:p>
+      <w:pPr>
+        <w:ind w:firstLine="0"/>
+        <w:rPr>
+          <w:lang w:eastAsia="ar-SA"/>
+        </w:rPr>
+      </w:pPr>
+      <w:r>
+        <w:rPr>
+          <w:lang w:eastAsia="ar-SA"/>
+        </w:rPr>
+        <w:t>Посещения - Информационный объект «Посещения» содержит сведения о посещениях жильцов родственниками или другими посетителями.</w:t>
+      </w:r>
+    </w:p>
+    <w:p>
+      <w:pPr>
+        <w:ind w:firstLine="0"/>
+        <w:rPr>
+          <w:lang w:eastAsia="ar-SA"/>
+        </w:rPr>
+      </w:pPr>
+      <w:r>
+        <w:rPr>
+          <w:lang w:eastAsia="ar-SA"/>
+        </w:rPr>
+        <w:t>Основные сведения, относящиеся к данному объекту:</w:t>
+      </w:r>
+    </w:p>
+    <w:p>
+      <w:pPr>
+        <w:pStyle w:val="a7"/>
+        <w:numPr>
+          <w:ilvl w:val="0"/>
+          <w:numId w:val="18"/>
+        </w:numPr>
+        <w:rPr>
+          <w:lang w:eastAsia="ar-SA"/>
+        </w:rPr>
+      </w:pPr>
+      <w:r>
+        <w:rPr>
+          <w:lang w:eastAsia="ar-SA"/>
+        </w:rPr>
+        <w:t>Фамилия и имя посетителя;</w:t>
+      </w:r>
+    </w:p>
+    <w:p>
+      <w:pPr>
+        <w:pStyle w:val="a7"/>
+        <w:numPr>
+          <w:ilvl w:val="0"/>
+          <w:numId w:val="18"/>
+        </w:numPr>
+        <w:rPr>
+          <w:lang w:eastAsia="ar-SA"/>
+        </w:rPr>
+      </w:pPr>
+      <w:r>
+        <w:rPr>
+          <w:lang w:eastAsia="ar-SA"/>
+        </w:rPr>
+        <w:t>Степень родства;</w:t>
+      </w:r>
+    </w:p>
+    <w:p>
+      <w:pPr>
+        <w:pStyle w:val="a7"/>
+        <w:numPr>
+          <w:ilvl w:val="0"/>
+          <w:numId w:val="18"/>
+        </w:numPr>
+        <w:rPr>
+          <w:lang w:eastAsia="ar-SA"/>
+        </w:rPr>
+      </w:pPr>
+      <w:r>
+        <w:rPr>
+          <w:lang w:eastAsia="ar-SA"/>
+        </w:rPr>
+        <w:t>Дата посещения;</w:t>
+      </w:r>
+    </w:p>
+    <w:p>
+      <w:pPr>
+        <w:pStyle w:val="a7"/>
+        <w:numPr>
+          <w:ilvl w:val="0"/>
+          <w:numId w:val="18"/>
+        </w:numPr>
+        <w:rPr>
+          <w:lang w:eastAsia="ar-SA"/>
+        </w:rPr>
+      </w:pPr>
+      <w:r>
+        <w:rPr>
+          <w:lang w:eastAsia="ar-SA"/>
+        </w:rPr>
+        <w:t>Жилец, которого посетили.</w:t>
+      </w:r>
+    </w:p>
+    <w:p>
+      <w:pPr>
+        <w:rPr>
+          <w:lang w:eastAsia="ar-SA"/>
+        </w:rPr>
+      </w:pPr>
+      <w:r>
+        <w:rPr>
+          <w:lang w:eastAsia="ar-SA"/>
+        </w:rPr>
+        <w:t>Таким образом, в результате анализа входной информации были выделены основные информационные объекты предметной области: жильцы, комнаты, сотрудники, медицинские процедуры, платежи и посещения. Данные объекты отражают основные процессы, происходящие в доме престарелых, и будут использоваться при дальнейшем проектировании информационно-логической модели базы данных.</w:t>
       </w:r>
     </w:p>
     <w:p>
@@ -2845,13 +5908,51 @@
           <w:lang w:eastAsia="ar-SA"/>
         </w:rPr>
       </w:pPr>
-      <w:bookmarkStart w:id="11" w:name="_Toc223344204"/>
+      <w:bookmarkStart w:id="11" w:name="_Toc223594435"/>
       <w:r>
         <w:rPr>
           <w:rFonts w:eastAsia="Times New Roman"/>
           <w:lang w:eastAsia="ar-SA"/>
         </w:rPr>
-        <w:t>Определение связей информационных объектов и построение ИЛМ (представление в отчете с помощью MS Visio).</w:t>
+        <w:lastRenderedPageBreak/>
+        <w:t xml:space="preserve">Определение связей информационных объектов и построение </w:t>
+      </w:r>
+      <w:r>
+        <w:rPr>
+          <w:rFonts w:eastAsia="Times New Roman"/>
+          <w:lang w:val="en-US" w:eastAsia="ar-SA"/>
+        </w:rPr>
+        <w:t>ER</w:t>
+      </w:r>
+      <w:r>
+        <w:rPr>
+          <w:rFonts w:eastAsia="Times New Roman"/>
+          <w:lang w:eastAsia="ar-SA"/>
+        </w:rPr>
+        <w:t xml:space="preserve"> </w:t>
+      </w:r>
+      <w:r>
+        <w:rPr>
+          <w:rFonts w:eastAsia="Times New Roman"/>
+          <w:lang w:eastAsia="ar-SA"/>
+        </w:rPr>
+        <w:t xml:space="preserve">(представление в отчете с помощью MS </w:t>
+      </w:r>
+      <w:proofErr w:type="spellStart"/>
+      <w:r>
+        <w:rPr>
+          <w:rFonts w:eastAsia="Times New Roman"/>
+          <w:lang w:eastAsia="ar-SA"/>
+        </w:rPr>
+        <w:t>Visio</w:t>
+      </w:r>
+      <w:proofErr w:type="spellEnd"/>
+      <w:r>
+        <w:rPr>
+          <w:rFonts w:eastAsia="Times New Roman"/>
+          <w:lang w:eastAsia="ar-SA"/>
+        </w:rPr>
+        <w:t>).</w:t>
       </w:r>
       <w:bookmarkEnd w:id="11"/>
       <w:r>
@@ -2874,7 +5975,7 @@
           <w:lang w:eastAsia="ar-SA"/>
         </w:rPr>
       </w:pPr>
-      <w:bookmarkStart w:id="12" w:name="_Toc223344205"/>
+      <w:bookmarkStart w:id="12" w:name="_Toc223594436"/>
       <w:r>
         <w:rPr>
           <w:rFonts w:eastAsia="Times New Roman"/>
@@ -2903,7 +6004,7 @@
           <w:lang w:eastAsia="ar-SA"/>
         </w:rPr>
       </w:pPr>
-      <w:bookmarkStart w:id="13" w:name="_Toc223344206"/>
+      <w:bookmarkStart w:id="13" w:name="_Toc223594437"/>
       <w:r>
         <w:rPr>
           <w:rFonts w:eastAsia="Times New Roman"/>
@@ -2932,7 +6033,7 @@
           <w:lang w:eastAsia="ar-SA"/>
         </w:rPr>
       </w:pPr>
-      <w:bookmarkStart w:id="14" w:name="_Toc223344207"/>
+      <w:bookmarkStart w:id="14" w:name="_Toc223594438"/>
       <w:r>
         <w:rPr>
           <w:rFonts w:eastAsia="Times New Roman"/>
@@ -2961,13 +6062,12 @@
           <w:lang w:eastAsia="ar-SA"/>
         </w:rPr>
       </w:pPr>
-      <w:bookmarkStart w:id="15" w:name="_Toc223344208"/>
+      <w:bookmarkStart w:id="15" w:name="_Toc223594439"/>
       <w:r>
         <w:rPr>
           <w:rFonts w:eastAsia="Times New Roman"/>
           <w:lang w:eastAsia="ar-SA"/>
         </w:rPr>
-        <w:lastRenderedPageBreak/>
         <w:t>Алгоритмы реализации отдельных модулей задачи и их реализация (таблицы, формы, запросы, отчеты, макросы, модули).</w:t>
       </w:r>
       <w:bookmarkEnd w:id="15"/>
@@ -2991,7 +6091,7 @@
           <w:lang w:eastAsia="ar-SA"/>
         </w:rPr>
       </w:pPr>
-      <w:bookmarkStart w:id="16" w:name="_Toc223344209"/>
+      <w:bookmarkStart w:id="16" w:name="_Toc223594440"/>
       <w:r>
         <w:rPr>
           <w:rFonts w:eastAsia="Times New Roman"/>
@@ -3020,7 +6120,7 @@
           <w:lang w:eastAsia="ar-SA"/>
         </w:rPr>
       </w:pPr>
-      <w:bookmarkStart w:id="17" w:name="_Toc223344210"/>
+      <w:bookmarkStart w:id="17" w:name="_Toc223594441"/>
       <w:r>
         <w:rPr>
           <w:rFonts w:eastAsia="Times New Roman"/>
@@ -3049,7 +6149,7 @@
           <w:lang w:eastAsia="ar-SA"/>
         </w:rPr>
       </w:pPr>
-      <w:bookmarkStart w:id="18" w:name="_Toc223344211"/>
+      <w:bookmarkStart w:id="18" w:name="_Toc223594442"/>
       <w:r>
         <w:rPr>
           <w:rFonts w:eastAsia="Times New Roman"/>
@@ -3078,7 +6178,7 @@
           <w:lang w:eastAsia="ar-SA"/>
         </w:rPr>
       </w:pPr>
-      <w:bookmarkStart w:id="19" w:name="_Toc223344212"/>
+      <w:bookmarkStart w:id="19" w:name="_Toc223594443"/>
       <w:r>
         <w:rPr>
           <w:rFonts w:eastAsia="Times New Roman"/>
@@ -3098,9 +6198,6 @@
     <w:p>
       <w:pPr>
         <w:ind w:firstLine="0"/>
-        <w:rPr>
-          <w:lang w:val="en-US"/>
-        </w:rPr>
       </w:pPr>
     </w:p>
     <w:sectPr>
@@ -3116,6 +6213,95 @@
 <file path=word/numbering.xml><?xml version="1.0" encoding="utf-8"?>
 <w:numbering xmlns:wpc="http://schemas.microsoft.com/office/word/2010/wordprocessingCanvas" xmlns:cx="http://schemas.microsoft.com/office/drawing/2014/chartex" xmlns:cx1="http://schemas.microsoft.com/office/drawing/2015/9/8/chartex" xmlns:cx2="http://schemas.microsoft.com/office/drawing/2015/10/21/chartex" xmlns:cx3="http://schemas.microsoft.com/office/drawing/2016/5/9/chartex" xmlns:cx4="http://schemas.microsoft.com/office/drawing/2016/5/10/chartex" xmlns:cx5="http://schemas.microsoft.com/office/drawing/2016/5/11/chartex" xmlns:cx6="http://schemas.microsoft.com/office/drawing/2016/5/12/chartex" xmlns:cx7="http://schemas.microsoft.com/office/drawing/2016/5/13/chartex" xmlns:cx8="http://schemas.microsoft.com/office/drawing/2016/5/14/chartex" xmlns:mc="http://schemas.openxmlformats.org/markup-compatibility/2006" xmlns:aink="http://schemas.microsoft.com/office/drawing/2016/ink" xmlns:am3d="http://schemas.microsoft.com/office/drawing/2017/model3d" xmlns:o="urn:schemas-microsoft-com:office:office" xmlns:oel="http://schemas.microsoft.com/office/2019/extlst" xmlns:r="http://schemas.openxmlformats.org/officeDocument/2006/relationships" xmlns:m="http://schemas.openxmlformats.org/officeDocument/2006/math" xmlns:v="urn:schemas-microsoft-com:vml" xmlns:wp14="http://schemas.microsoft.com/office/word/2010/wordprocessingDrawing" xmlns:wp="http://schemas.openxmlformats.org/drawingml/2006/wordprocessingDrawing" xmlns:w10="urn:schemas-microsoft-com:office:word" xmlns:w="http://schemas.openxmlformats.org/wordprocessingml/2006/main" xmlns:w14="http://schemas.microsoft.com/office/word/2010/wordml" xmlns:w15="http://schemas.microsoft.com/office/word/2012/wordml" xmlns:w16cex="http://schemas.microsoft.com/office/word/2018/wordml/cex" xmlns:w16cid="http://schemas.microsoft.com/office/word/2016/wordml/cid" xmlns:w16="http://schemas.microsoft.com/office/word/2018/wordml" xmlns:w16sdtdh="http://schemas.microsoft.com/office/word/2020/wordml/sdtdatahash" xmlns:w16se="http://schemas.microsoft.com/office/word/2015/wordml/symex" xmlns:wpg="http://schemas.microsoft.com/office/word/2010/wordprocessingGroup" xmlns:wpi="http://schemas.microsoft.com/office/word/2010/wordprocessingInk" xmlns:wne="http://schemas.microsoft.com/office/word/2006/wordml" xmlns:wps="http://schemas.microsoft.com/office/word/2010/wordprocessingShape" mc:Ignorable="w14 w15 w16se w16cid w16 w16cex w16sdtdh wp14">
   <w:abstractNum w:abstractNumId="0" w15:restartNumberingAfterBreak="0">
+    <w:nsid w:val="05BB7EFA"/>
+    <w:multiLevelType w:val="multilevel"/>
+    <w:tmpl w:val="77BCC4C6"/>
+    <w:lvl w:ilvl="0">
+      <w:start w:val="1"/>
+      <w:numFmt w:val="bullet"/>
+      <w:lvlText w:val=""/>
+      <w:lvlJc w:val="left"/>
+      <w:pPr>
+        <w:ind w:left="643" w:hanging="360"/>
+      </w:pPr>
+      <w:rPr>
+        <w:rFonts w:ascii="Symbol" w:hAnsi="Symbol" w:hint="default"/>
+      </w:rPr>
+    </w:lvl>
+    <w:lvl w:ilvl="1">
+      <w:start w:val="1"/>
+      <w:numFmt w:val="decimal"/>
+      <w:lvlText w:val="%1.%2."/>
+      <w:lvlJc w:val="left"/>
+      <w:pPr>
+        <w:ind w:left="792" w:hanging="432"/>
+      </w:pPr>
+    </w:lvl>
+    <w:lvl w:ilvl="2">
+      <w:start w:val="1"/>
+      <w:numFmt w:val="decimal"/>
+      <w:lvlText w:val="%1.%2.%3."/>
+      <w:lvlJc w:val="left"/>
+      <w:pPr>
+        <w:ind w:left="1224" w:hanging="504"/>
+      </w:pPr>
+    </w:lvl>
+    <w:lvl w:ilvl="3">
+      <w:start w:val="1"/>
+      <w:numFmt w:val="decimal"/>
+      <w:lvlText w:val="%1.%2.%3.%4."/>
+      <w:lvlJc w:val="left"/>
+      <w:pPr>
+        <w:ind w:left="1728" w:hanging="648"/>
+      </w:pPr>
+    </w:lvl>
+    <w:lvl w:ilvl="4">
+      <w:start w:val="1"/>
+      <w:numFmt w:val="decimal"/>
+      <w:lvlText w:val="%1.%2.%3.%4.%5."/>
+      <w:lvlJc w:val="left"/>
+      <w:pPr>
+        <w:ind w:left="2232" w:hanging="792"/>
+      </w:pPr>
+    </w:lvl>
+    <w:lvl w:ilvl="5">
+      <w:start w:val="1"/>
+      <w:numFmt w:val="decimal"/>
+      <w:lvlText w:val="%1.%2.%3.%4.%5.%6."/>
+      <w:lvlJc w:val="left"/>
+      <w:pPr>
+        <w:ind w:left="2736" w:hanging="936"/>
+      </w:pPr>
+    </w:lvl>
+    <w:lvl w:ilvl="6">
+      <w:start w:val="1"/>
+      <w:numFmt w:val="decimal"/>
+      <w:lvlText w:val="%1.%2.%3.%4.%5.%6.%7."/>
+      <w:lvlJc w:val="left"/>
+      <w:pPr>
+        <w:ind w:left="3240" w:hanging="1080"/>
+      </w:pPr>
+    </w:lvl>
+    <w:lvl w:ilvl="7">
+      <w:start w:val="1"/>
+      <w:numFmt w:val="decimal"/>
+      <w:lvlText w:val="%1.%2.%3.%4.%5.%6.%7.%8."/>
+      <w:lvlJc w:val="left"/>
+      <w:pPr>
+        <w:ind w:left="3744" w:hanging="1224"/>
+      </w:pPr>
+    </w:lvl>
+    <w:lvl w:ilvl="8">
+      <w:start w:val="1"/>
+      <w:numFmt w:val="decimal"/>
+      <w:lvlText w:val="%1.%2.%3.%4.%5.%6.%7.%8.%9."/>
+      <w:lvlJc w:val="left"/>
+      <w:pPr>
+        <w:ind w:left="4320" w:hanging="1440"/>
+      </w:pPr>
+    </w:lvl>
+  </w:abstractNum>
+  <w:abstractNum w:abstractNumId="1" w15:restartNumberingAfterBreak="0">
     <w:nsid w:val="19C72D1B"/>
     <w:multiLevelType w:val="multilevel"/>
     <w:tmpl w:val="0419001F"/>
@@ -3228,7 +6414,274 @@
       </w:pPr>
     </w:lvl>
   </w:abstractNum>
-  <w:abstractNum w:abstractNumId="1" w15:restartNumberingAfterBreak="0">
+  <w:abstractNum w:abstractNumId="2" w15:restartNumberingAfterBreak="0">
+    <w:nsid w:val="286F599B"/>
+    <w:multiLevelType w:val="multilevel"/>
+    <w:tmpl w:val="77BCC4C6"/>
+    <w:lvl w:ilvl="0">
+      <w:start w:val="1"/>
+      <w:numFmt w:val="bullet"/>
+      <w:lvlText w:val=""/>
+      <w:lvlJc w:val="left"/>
+      <w:pPr>
+        <w:ind w:left="643" w:hanging="360"/>
+      </w:pPr>
+      <w:rPr>
+        <w:rFonts w:ascii="Symbol" w:hAnsi="Symbol" w:hint="default"/>
+      </w:rPr>
+    </w:lvl>
+    <w:lvl w:ilvl="1">
+      <w:start w:val="1"/>
+      <w:numFmt w:val="decimal"/>
+      <w:lvlText w:val="%1.%2."/>
+      <w:lvlJc w:val="left"/>
+      <w:pPr>
+        <w:ind w:left="792" w:hanging="432"/>
+      </w:pPr>
+    </w:lvl>
+    <w:lvl w:ilvl="2">
+      <w:start w:val="1"/>
+      <w:numFmt w:val="decimal"/>
+      <w:lvlText w:val="%1.%2.%3."/>
+      <w:lvlJc w:val="left"/>
+      <w:pPr>
+        <w:ind w:left="1224" w:hanging="504"/>
+      </w:pPr>
+    </w:lvl>
+    <w:lvl w:ilvl="3">
+      <w:start w:val="1"/>
+      <w:numFmt w:val="decimal"/>
+      <w:lvlText w:val="%1.%2.%3.%4."/>
+      <w:lvlJc w:val="left"/>
+      <w:pPr>
+        <w:ind w:left="1728" w:hanging="648"/>
+      </w:pPr>
+    </w:lvl>
+    <w:lvl w:ilvl="4">
+      <w:start w:val="1"/>
+      <w:numFmt w:val="decimal"/>
+      <w:lvlText w:val="%1.%2.%3.%4.%5."/>
+      <w:lvlJc w:val="left"/>
+      <w:pPr>
+        <w:ind w:left="2232" w:hanging="792"/>
+      </w:pPr>
+    </w:lvl>
+    <w:lvl w:ilvl="5">
+      <w:start w:val="1"/>
+      <w:numFmt w:val="decimal"/>
+      <w:lvlText w:val="%1.%2.%3.%4.%5.%6."/>
+      <w:lvlJc w:val="left"/>
+      <w:pPr>
+        <w:ind w:left="2736" w:hanging="936"/>
+      </w:pPr>
+    </w:lvl>
+    <w:lvl w:ilvl="6">
+      <w:start w:val="1"/>
+      <w:numFmt w:val="decimal"/>
+      <w:lvlText w:val="%1.%2.%3.%4.%5.%6.%7."/>
+      <w:lvlJc w:val="left"/>
+      <w:pPr>
+        <w:ind w:left="3240" w:hanging="1080"/>
+      </w:pPr>
+    </w:lvl>
+    <w:lvl w:ilvl="7">
+      <w:start w:val="1"/>
+      <w:numFmt w:val="decimal"/>
+      <w:lvlText w:val="%1.%2.%3.%4.%5.%6.%7.%8."/>
+      <w:lvlJc w:val="left"/>
+      <w:pPr>
+        <w:ind w:left="3744" w:hanging="1224"/>
+      </w:pPr>
+    </w:lvl>
+    <w:lvl w:ilvl="8">
+      <w:start w:val="1"/>
+      <w:numFmt w:val="decimal"/>
+      <w:lvlText w:val="%1.%2.%3.%4.%5.%6.%7.%8.%9."/>
+      <w:lvlJc w:val="left"/>
+      <w:pPr>
+        <w:ind w:left="4320" w:hanging="1440"/>
+      </w:pPr>
+    </w:lvl>
+  </w:abstractNum>
+  <w:abstractNum w:abstractNumId="3" w15:restartNumberingAfterBreak="0">
+    <w:nsid w:val="2EFD57E4"/>
+    <w:multiLevelType w:val="multilevel"/>
+    <w:tmpl w:val="77BCC4C6"/>
+    <w:lvl w:ilvl="0">
+      <w:start w:val="1"/>
+      <w:numFmt w:val="bullet"/>
+      <w:lvlText w:val=""/>
+      <w:lvlJc w:val="left"/>
+      <w:pPr>
+        <w:ind w:left="643" w:hanging="360"/>
+      </w:pPr>
+      <w:rPr>
+        <w:rFonts w:ascii="Symbol" w:hAnsi="Symbol" w:hint="default"/>
+      </w:rPr>
+    </w:lvl>
+    <w:lvl w:ilvl="1">
+      <w:start w:val="1"/>
+      <w:numFmt w:val="decimal"/>
+      <w:lvlText w:val="%1.%2."/>
+      <w:lvlJc w:val="left"/>
+      <w:pPr>
+        <w:ind w:left="792" w:hanging="432"/>
+      </w:pPr>
+    </w:lvl>
+    <w:lvl w:ilvl="2">
+      <w:start w:val="1"/>
+      <w:numFmt w:val="decimal"/>
+      <w:lvlText w:val="%1.%2.%3."/>
+      <w:lvlJc w:val="left"/>
+      <w:pPr>
+        <w:ind w:left="1224" w:hanging="504"/>
+      </w:pPr>
+    </w:lvl>
+    <w:lvl w:ilvl="3">
+      <w:start w:val="1"/>
+      <w:numFmt w:val="decimal"/>
+      <w:lvlText w:val="%1.%2.%3.%4."/>
+      <w:lvlJc w:val="left"/>
+      <w:pPr>
+        <w:ind w:left="1728" w:hanging="648"/>
+      </w:pPr>
+    </w:lvl>
+    <w:lvl w:ilvl="4">
+      <w:start w:val="1"/>
+      <w:numFmt w:val="decimal"/>
+      <w:lvlText w:val="%1.%2.%3.%4.%5."/>
+      <w:lvlJc w:val="left"/>
+      <w:pPr>
+        <w:ind w:left="2232" w:hanging="792"/>
+      </w:pPr>
+    </w:lvl>
+    <w:lvl w:ilvl="5">
+      <w:start w:val="1"/>
+      <w:numFmt w:val="decimal"/>
+      <w:lvlText w:val="%1.%2.%3.%4.%5.%6."/>
+      <w:lvlJc w:val="left"/>
+      <w:pPr>
+        <w:ind w:left="2736" w:hanging="936"/>
+      </w:pPr>
+    </w:lvl>
+    <w:lvl w:ilvl="6">
+      <w:start w:val="1"/>
+      <w:numFmt w:val="decimal"/>
+      <w:lvlText w:val="%1.%2.%3.%4.%5.%6.%7."/>
+      <w:lvlJc w:val="left"/>
+      <w:pPr>
+        <w:ind w:left="3240" w:hanging="1080"/>
+      </w:pPr>
+    </w:lvl>
+    <w:lvl w:ilvl="7">
+      <w:start w:val="1"/>
+      <w:numFmt w:val="decimal"/>
+      <w:lvlText w:val="%1.%2.%3.%4.%5.%6.%7.%8."/>
+      <w:lvlJc w:val="left"/>
+      <w:pPr>
+        <w:ind w:left="3744" w:hanging="1224"/>
+      </w:pPr>
+    </w:lvl>
+    <w:lvl w:ilvl="8">
+      <w:start w:val="1"/>
+      <w:numFmt w:val="decimal"/>
+      <w:lvlText w:val="%1.%2.%3.%4.%5.%6.%7.%8.%9."/>
+      <w:lvlJc w:val="left"/>
+      <w:pPr>
+        <w:ind w:left="4320" w:hanging="1440"/>
+      </w:pPr>
+    </w:lvl>
+  </w:abstractNum>
+  <w:abstractNum w:abstractNumId="4" w15:restartNumberingAfterBreak="0">
+    <w:nsid w:val="347B2164"/>
+    <w:multiLevelType w:val="multilevel"/>
+    <w:tmpl w:val="77BCC4C6"/>
+    <w:lvl w:ilvl="0">
+      <w:start w:val="1"/>
+      <w:numFmt w:val="bullet"/>
+      <w:lvlText w:val=""/>
+      <w:lvlJc w:val="left"/>
+      <w:pPr>
+        <w:ind w:left="643" w:hanging="360"/>
+      </w:pPr>
+      <w:rPr>
+        <w:rFonts w:ascii="Symbol" w:hAnsi="Symbol" w:hint="default"/>
+      </w:rPr>
+    </w:lvl>
+    <w:lvl w:ilvl="1">
+      <w:start w:val="1"/>
+      <w:numFmt w:val="decimal"/>
+      <w:lvlText w:val="%1.%2."/>
+      <w:lvlJc w:val="left"/>
+      <w:pPr>
+        <w:ind w:left="792" w:hanging="432"/>
+      </w:pPr>
+    </w:lvl>
+    <w:lvl w:ilvl="2">
+      <w:start w:val="1"/>
+      <w:numFmt w:val="decimal"/>
+      <w:lvlText w:val="%1.%2.%3."/>
+      <w:lvlJc w:val="left"/>
+      <w:pPr>
+        <w:ind w:left="1224" w:hanging="504"/>
+      </w:pPr>
+    </w:lvl>
+    <w:lvl w:ilvl="3">
+      <w:start w:val="1"/>
+      <w:numFmt w:val="decimal"/>
+      <w:lvlText w:val="%1.%2.%3.%4."/>
+      <w:lvlJc w:val="left"/>
+      <w:pPr>
+        <w:ind w:left="1728" w:hanging="648"/>
+      </w:pPr>
+    </w:lvl>
+    <w:lvl w:ilvl="4">
+      <w:start w:val="1"/>
+      <w:numFmt w:val="decimal"/>
+      <w:lvlText w:val="%1.%2.%3.%4.%5."/>
+      <w:lvlJc w:val="left"/>
+      <w:pPr>
+        <w:ind w:left="2232" w:hanging="792"/>
+      </w:pPr>
+    </w:lvl>
+    <w:lvl w:ilvl="5">
+      <w:start w:val="1"/>
+      <w:numFmt w:val="decimal"/>
+      <w:lvlText w:val="%1.%2.%3.%4.%5.%6."/>
+      <w:lvlJc w:val="left"/>
+      <w:pPr>
+        <w:ind w:left="2736" w:hanging="936"/>
+      </w:pPr>
+    </w:lvl>
+    <w:lvl w:ilvl="6">
+      <w:start w:val="1"/>
+      <w:numFmt w:val="decimal"/>
+      <w:lvlText w:val="%1.%2.%3.%4.%5.%6.%7."/>
+      <w:lvlJc w:val="left"/>
+      <w:pPr>
+        <w:ind w:left="3240" w:hanging="1080"/>
+      </w:pPr>
+    </w:lvl>
+    <w:lvl w:ilvl="7">
+      <w:start w:val="1"/>
+      <w:numFmt w:val="decimal"/>
+      <w:lvlText w:val="%1.%2.%3.%4.%5.%6.%7.%8."/>
+      <w:lvlJc w:val="left"/>
+      <w:pPr>
+        <w:ind w:left="3744" w:hanging="1224"/>
+      </w:pPr>
+    </w:lvl>
+    <w:lvl w:ilvl="8">
+      <w:start w:val="1"/>
+      <w:numFmt w:val="decimal"/>
+      <w:lvlText w:val="%1.%2.%3.%4.%5.%6.%7.%8.%9."/>
+      <w:lvlJc w:val="left"/>
+      <w:pPr>
+        <w:ind w:left="4320" w:hanging="1440"/>
+      </w:pPr>
+    </w:lvl>
+  </w:abstractNum>
+  <w:abstractNum w:abstractNumId="5" w15:restartNumberingAfterBreak="0">
     <w:nsid w:val="354D0F55"/>
     <w:multiLevelType w:val="multilevel"/>
     <w:tmpl w:val="0419001F"/>
@@ -3314,7 +6767,96 @@
       </w:pPr>
     </w:lvl>
   </w:abstractNum>
-  <w:abstractNum w:abstractNumId="2" w15:restartNumberingAfterBreak="0">
+  <w:abstractNum w:abstractNumId="6" w15:restartNumberingAfterBreak="0">
+    <w:nsid w:val="36BC1339"/>
+    <w:multiLevelType w:val="multilevel"/>
+    <w:tmpl w:val="77BCC4C6"/>
+    <w:lvl w:ilvl="0">
+      <w:start w:val="1"/>
+      <w:numFmt w:val="bullet"/>
+      <w:lvlText w:val=""/>
+      <w:lvlJc w:val="left"/>
+      <w:pPr>
+        <w:ind w:left="643" w:hanging="360"/>
+      </w:pPr>
+      <w:rPr>
+        <w:rFonts w:ascii="Symbol" w:hAnsi="Symbol" w:hint="default"/>
+      </w:rPr>
+    </w:lvl>
+    <w:lvl w:ilvl="1">
+      <w:start w:val="1"/>
+      <w:numFmt w:val="decimal"/>
+      <w:lvlText w:val="%1.%2."/>
+      <w:lvlJc w:val="left"/>
+      <w:pPr>
+        <w:ind w:left="792" w:hanging="432"/>
+      </w:pPr>
+    </w:lvl>
+    <w:lvl w:ilvl="2">
+      <w:start w:val="1"/>
+      <w:numFmt w:val="decimal"/>
+      <w:lvlText w:val="%1.%2.%3."/>
+      <w:lvlJc w:val="left"/>
+      <w:pPr>
+        <w:ind w:left="1224" w:hanging="504"/>
+      </w:pPr>
+    </w:lvl>
+    <w:lvl w:ilvl="3">
+      <w:start w:val="1"/>
+      <w:numFmt w:val="decimal"/>
+      <w:lvlText w:val="%1.%2.%3.%4."/>
+      <w:lvlJc w:val="left"/>
+      <w:pPr>
+        <w:ind w:left="1728" w:hanging="648"/>
+      </w:pPr>
+    </w:lvl>
+    <w:lvl w:ilvl="4">
+      <w:start w:val="1"/>
+      <w:numFmt w:val="decimal"/>
+      <w:lvlText w:val="%1.%2.%3.%4.%5."/>
+      <w:lvlJc w:val="left"/>
+      <w:pPr>
+        <w:ind w:left="2232" w:hanging="792"/>
+      </w:pPr>
+    </w:lvl>
+    <w:lvl w:ilvl="5">
+      <w:start w:val="1"/>
+      <w:numFmt w:val="decimal"/>
+      <w:lvlText w:val="%1.%2.%3.%4.%5.%6."/>
+      <w:lvlJc w:val="left"/>
+      <w:pPr>
+        <w:ind w:left="2736" w:hanging="936"/>
+      </w:pPr>
+    </w:lvl>
+    <w:lvl w:ilvl="6">
+      <w:start w:val="1"/>
+      <w:numFmt w:val="decimal"/>
+      <w:lvlText w:val="%1.%2.%3.%4.%5.%6.%7."/>
+      <w:lvlJc w:val="left"/>
+      <w:pPr>
+        <w:ind w:left="3240" w:hanging="1080"/>
+      </w:pPr>
+    </w:lvl>
+    <w:lvl w:ilvl="7">
+      <w:start w:val="1"/>
+      <w:numFmt w:val="decimal"/>
+      <w:lvlText w:val="%1.%2.%3.%4.%5.%6.%7.%8."/>
+      <w:lvlJc w:val="left"/>
+      <w:pPr>
+        <w:ind w:left="3744" w:hanging="1224"/>
+      </w:pPr>
+    </w:lvl>
+    <w:lvl w:ilvl="8">
+      <w:start w:val="1"/>
+      <w:numFmt w:val="decimal"/>
+      <w:lvlText w:val="%1.%2.%3.%4.%5.%6.%7.%8.%9."/>
+      <w:lvlJc w:val="left"/>
+      <w:pPr>
+        <w:ind w:left="4320" w:hanging="1440"/>
+      </w:pPr>
+    </w:lvl>
+  </w:abstractNum>
+  <w:abstractNum w:abstractNumId="7" w15:restartNumberingAfterBreak="0">
     <w:nsid w:val="389A2357"/>
     <w:multiLevelType w:val="multilevel"/>
     <w:tmpl w:val="0419001F"/>
@@ -3427,7 +6969,360 @@
       </w:pPr>
     </w:lvl>
   </w:abstractNum>
-  <w:abstractNum w:abstractNumId="3" w15:restartNumberingAfterBreak="0">
+  <w:abstractNum w:abstractNumId="8" w15:restartNumberingAfterBreak="0">
+    <w:nsid w:val="3E883A5C"/>
+    <w:multiLevelType w:val="multilevel"/>
+    <w:tmpl w:val="77BCC4C6"/>
+    <w:lvl w:ilvl="0">
+      <w:start w:val="1"/>
+      <w:numFmt w:val="bullet"/>
+      <w:lvlText w:val=""/>
+      <w:lvlJc w:val="left"/>
+      <w:pPr>
+        <w:ind w:left="643" w:hanging="360"/>
+      </w:pPr>
+      <w:rPr>
+        <w:rFonts w:ascii="Symbol" w:hAnsi="Symbol" w:hint="default"/>
+      </w:rPr>
+    </w:lvl>
+    <w:lvl w:ilvl="1">
+      <w:start w:val="1"/>
+      <w:numFmt w:val="decimal"/>
+      <w:lvlText w:val="%1.%2."/>
+      <w:lvlJc w:val="left"/>
+      <w:pPr>
+        <w:ind w:left="792" w:hanging="432"/>
+      </w:pPr>
+    </w:lvl>
+    <w:lvl w:ilvl="2">
+      <w:start w:val="1"/>
+      <w:numFmt w:val="decimal"/>
+      <w:lvlText w:val="%1.%2.%3."/>
+      <w:lvlJc w:val="left"/>
+      <w:pPr>
+        <w:ind w:left="1224" w:hanging="504"/>
+      </w:pPr>
+    </w:lvl>
+    <w:lvl w:ilvl="3">
+      <w:start w:val="1"/>
+      <w:numFmt w:val="decimal"/>
+      <w:lvlText w:val="%1.%2.%3.%4."/>
+      <w:lvlJc w:val="left"/>
+      <w:pPr>
+        <w:ind w:left="1728" w:hanging="648"/>
+      </w:pPr>
+    </w:lvl>
+    <w:lvl w:ilvl="4">
+      <w:start w:val="1"/>
+      <w:numFmt w:val="decimal"/>
+      <w:lvlText w:val="%1.%2.%3.%4.%5."/>
+      <w:lvlJc w:val="left"/>
+      <w:pPr>
+        <w:ind w:left="2232" w:hanging="792"/>
+      </w:pPr>
+    </w:lvl>
+    <w:lvl w:ilvl="5">
+      <w:start w:val="1"/>
+      <w:numFmt w:val="decimal"/>
+      <w:lvlText w:val="%1.%2.%3.%4.%5.%6."/>
+      <w:lvlJc w:val="left"/>
+      <w:pPr>
+        <w:ind w:left="2736" w:hanging="936"/>
+      </w:pPr>
+    </w:lvl>
+    <w:lvl w:ilvl="6">
+      <w:start w:val="1"/>
+      <w:numFmt w:val="decimal"/>
+      <w:lvlText w:val="%1.%2.%3.%4.%5.%6.%7."/>
+      <w:lvlJc w:val="left"/>
+      <w:pPr>
+        <w:ind w:left="3240" w:hanging="1080"/>
+      </w:pPr>
+    </w:lvl>
+    <w:lvl w:ilvl="7">
+      <w:start w:val="1"/>
+      <w:numFmt w:val="decimal"/>
+      <w:lvlText w:val="%1.%2.%3.%4.%5.%6.%7.%8."/>
+      <w:lvlJc w:val="left"/>
+      <w:pPr>
+        <w:ind w:left="3744" w:hanging="1224"/>
+      </w:pPr>
+    </w:lvl>
+    <w:lvl w:ilvl="8">
+      <w:start w:val="1"/>
+      <w:numFmt w:val="decimal"/>
+      <w:lvlText w:val="%1.%2.%3.%4.%5.%6.%7.%8.%9."/>
+      <w:lvlJc w:val="left"/>
+      <w:pPr>
+        <w:ind w:left="4320" w:hanging="1440"/>
+      </w:pPr>
+    </w:lvl>
+  </w:abstractNum>
+  <w:abstractNum w:abstractNumId="9" w15:restartNumberingAfterBreak="0">
+    <w:nsid w:val="4E2F2C44"/>
+    <w:multiLevelType w:val="multilevel"/>
+    <w:tmpl w:val="77BCC4C6"/>
+    <w:lvl w:ilvl="0">
+      <w:start w:val="1"/>
+      <w:numFmt w:val="bullet"/>
+      <w:lvlText w:val=""/>
+      <w:lvlJc w:val="left"/>
+      <w:pPr>
+        <w:ind w:left="643" w:hanging="360"/>
+      </w:pPr>
+      <w:rPr>
+        <w:rFonts w:ascii="Symbol" w:hAnsi="Symbol" w:hint="default"/>
+      </w:rPr>
+    </w:lvl>
+    <w:lvl w:ilvl="1">
+      <w:start w:val="1"/>
+      <w:numFmt w:val="decimal"/>
+      <w:lvlText w:val="%1.%2."/>
+      <w:lvlJc w:val="left"/>
+      <w:pPr>
+        <w:ind w:left="792" w:hanging="432"/>
+      </w:pPr>
+    </w:lvl>
+    <w:lvl w:ilvl="2">
+      <w:start w:val="1"/>
+      <w:numFmt w:val="decimal"/>
+      <w:lvlText w:val="%1.%2.%3."/>
+      <w:lvlJc w:val="left"/>
+      <w:pPr>
+        <w:ind w:left="1224" w:hanging="504"/>
+      </w:pPr>
+    </w:lvl>
+    <w:lvl w:ilvl="3">
+      <w:start w:val="1"/>
+      <w:numFmt w:val="decimal"/>
+      <w:lvlText w:val="%1.%2.%3.%4."/>
+      <w:lvlJc w:val="left"/>
+      <w:pPr>
+        <w:ind w:left="1728" w:hanging="648"/>
+      </w:pPr>
+    </w:lvl>
+    <w:lvl w:ilvl="4">
+      <w:start w:val="1"/>
+      <w:numFmt w:val="decimal"/>
+      <w:lvlText w:val="%1.%2.%3.%4.%5."/>
+      <w:lvlJc w:val="left"/>
+      <w:pPr>
+        <w:ind w:left="2232" w:hanging="792"/>
+      </w:pPr>
+    </w:lvl>
+    <w:lvl w:ilvl="5">
+      <w:start w:val="1"/>
+      <w:numFmt w:val="decimal"/>
+      <w:lvlText w:val="%1.%2.%3.%4.%5.%6."/>
+      <w:lvlJc w:val="left"/>
+      <w:pPr>
+        <w:ind w:left="2736" w:hanging="936"/>
+      </w:pPr>
+    </w:lvl>
+    <w:lvl w:ilvl="6">
+      <w:start w:val="1"/>
+      <w:numFmt w:val="decimal"/>
+      <w:lvlText w:val="%1.%2.%3.%4.%5.%6.%7."/>
+      <w:lvlJc w:val="left"/>
+      <w:pPr>
+        <w:ind w:left="3240" w:hanging="1080"/>
+      </w:pPr>
+    </w:lvl>
+    <w:lvl w:ilvl="7">
+      <w:start w:val="1"/>
+      <w:numFmt w:val="decimal"/>
+      <w:lvlText w:val="%1.%2.%3.%4.%5.%6.%7.%8."/>
+      <w:lvlJc w:val="left"/>
+      <w:pPr>
+        <w:ind w:left="3744" w:hanging="1224"/>
+      </w:pPr>
+    </w:lvl>
+    <w:lvl w:ilvl="8">
+      <w:start w:val="1"/>
+      <w:numFmt w:val="decimal"/>
+      <w:lvlText w:val="%1.%2.%3.%4.%5.%6.%7.%8.%9."/>
+      <w:lvlJc w:val="left"/>
+      <w:pPr>
+        <w:ind w:left="4320" w:hanging="1440"/>
+      </w:pPr>
+    </w:lvl>
+  </w:abstractNum>
+  <w:abstractNum w:abstractNumId="10" w15:restartNumberingAfterBreak="0">
+    <w:nsid w:val="508831F0"/>
+    <w:multiLevelType w:val="multilevel"/>
+    <w:tmpl w:val="0419001F"/>
+    <w:lvl w:ilvl="0">
+      <w:start w:val="1"/>
+      <w:numFmt w:val="decimal"/>
+      <w:lvlText w:val="%1."/>
+      <w:lvlJc w:val="left"/>
+      <w:pPr>
+        <w:ind w:left="360" w:hanging="360"/>
+      </w:pPr>
+    </w:lvl>
+    <w:lvl w:ilvl="1">
+      <w:start w:val="1"/>
+      <w:numFmt w:val="decimal"/>
+      <w:lvlText w:val="%1.%2."/>
+      <w:lvlJc w:val="left"/>
+      <w:pPr>
+        <w:ind w:left="792" w:hanging="432"/>
+      </w:pPr>
+    </w:lvl>
+    <w:lvl w:ilvl="2">
+      <w:start w:val="1"/>
+      <w:numFmt w:val="decimal"/>
+      <w:lvlText w:val="%1.%2.%3."/>
+      <w:lvlJc w:val="left"/>
+      <w:pPr>
+        <w:ind w:left="1224" w:hanging="504"/>
+      </w:pPr>
+    </w:lvl>
+    <w:lvl w:ilvl="3">
+      <w:start w:val="1"/>
+      <w:numFmt w:val="decimal"/>
+      <w:lvlText w:val="%1.%2.%3.%4."/>
+      <w:lvlJc w:val="left"/>
+      <w:pPr>
+        <w:ind w:left="1728" w:hanging="648"/>
+      </w:pPr>
+    </w:lvl>
+    <w:lvl w:ilvl="4">
+      <w:start w:val="1"/>
+      <w:numFmt w:val="decimal"/>
+      <w:lvlText w:val="%1.%2.%3.%4.%5."/>
+      <w:lvlJc w:val="left"/>
+      <w:pPr>
+        <w:ind w:left="2232" w:hanging="792"/>
+      </w:pPr>
+    </w:lvl>
+    <w:lvl w:ilvl="5">
+      <w:start w:val="1"/>
+      <w:numFmt w:val="decimal"/>
+      <w:lvlText w:val="%1.%2.%3.%4.%5.%6."/>
+      <w:lvlJc w:val="left"/>
+      <w:pPr>
+        <w:ind w:left="2736" w:hanging="936"/>
+      </w:pPr>
+    </w:lvl>
+    <w:lvl w:ilvl="6">
+      <w:start w:val="1"/>
+      <w:numFmt w:val="decimal"/>
+      <w:lvlText w:val="%1.%2.%3.%4.%5.%6.%7."/>
+      <w:lvlJc w:val="left"/>
+      <w:pPr>
+        <w:ind w:left="3240" w:hanging="1080"/>
+      </w:pPr>
+    </w:lvl>
+    <w:lvl w:ilvl="7">
+      <w:start w:val="1"/>
+      <w:numFmt w:val="decimal"/>
+      <w:lvlText w:val="%1.%2.%3.%4.%5.%6.%7.%8."/>
+      <w:lvlJc w:val="left"/>
+      <w:pPr>
+        <w:ind w:left="3744" w:hanging="1224"/>
+      </w:pPr>
+    </w:lvl>
+    <w:lvl w:ilvl="8">
+      <w:start w:val="1"/>
+      <w:numFmt w:val="decimal"/>
+      <w:lvlText w:val="%1.%2.%3.%4.%5.%6.%7.%8.%9."/>
+      <w:lvlJc w:val="left"/>
+      <w:pPr>
+        <w:ind w:left="4320" w:hanging="1440"/>
+      </w:pPr>
+    </w:lvl>
+  </w:abstractNum>
+  <w:abstractNum w:abstractNumId="11" w15:restartNumberingAfterBreak="0">
+    <w:nsid w:val="57CD184E"/>
+    <w:multiLevelType w:val="multilevel"/>
+    <w:tmpl w:val="77BCC4C6"/>
+    <w:lvl w:ilvl="0">
+      <w:start w:val="1"/>
+      <w:numFmt w:val="bullet"/>
+      <w:lvlText w:val=""/>
+      <w:lvlJc w:val="left"/>
+      <w:pPr>
+        <w:ind w:left="643" w:hanging="360"/>
+      </w:pPr>
+      <w:rPr>
+        <w:rFonts w:ascii="Symbol" w:hAnsi="Symbol" w:hint="default"/>
+      </w:rPr>
+    </w:lvl>
+    <w:lvl w:ilvl="1">
+      <w:start w:val="1"/>
+      <w:numFmt w:val="decimal"/>
+      <w:lvlText w:val="%1.%2."/>
+      <w:lvlJc w:val="left"/>
+      <w:pPr>
+        <w:ind w:left="792" w:hanging="432"/>
+      </w:pPr>
+    </w:lvl>
+    <w:lvl w:ilvl="2">
+      <w:start w:val="1"/>
+      <w:numFmt w:val="decimal"/>
+      <w:lvlText w:val="%1.%2.%3."/>
+      <w:lvlJc w:val="left"/>
+      <w:pPr>
+        <w:ind w:left="1224" w:hanging="504"/>
+      </w:pPr>
+    </w:lvl>
+    <w:lvl w:ilvl="3">
+      <w:start w:val="1"/>
+      <w:numFmt w:val="decimal"/>
+      <w:lvlText w:val="%1.%2.%3.%4."/>
+      <w:lvlJc w:val="left"/>
+      <w:pPr>
+        <w:ind w:left="1728" w:hanging="648"/>
+      </w:pPr>
+    </w:lvl>
+    <w:lvl w:ilvl="4">
+      <w:start w:val="1"/>
+      <w:numFmt w:val="decimal"/>
+      <w:lvlText w:val="%1.%2.%3.%4.%5."/>
+      <w:lvlJc w:val="left"/>
+      <w:pPr>
+        <w:ind w:left="2232" w:hanging="792"/>
+      </w:pPr>
+    </w:lvl>
+    <w:lvl w:ilvl="5">
+      <w:start w:val="1"/>
+      <w:numFmt w:val="decimal"/>
+      <w:lvlText w:val="%1.%2.%3.%4.%5.%6."/>
+      <w:lvlJc w:val="left"/>
+      <w:pPr>
+        <w:ind w:left="2736" w:hanging="936"/>
+      </w:pPr>
+    </w:lvl>
+    <w:lvl w:ilvl="6">
+      <w:start w:val="1"/>
+      <w:numFmt w:val="decimal"/>
+      <w:lvlText w:val="%1.%2.%3.%4.%5.%6.%7."/>
+      <w:lvlJc w:val="left"/>
+      <w:pPr>
+        <w:ind w:left="3240" w:hanging="1080"/>
+      </w:pPr>
+    </w:lvl>
+    <w:lvl w:ilvl="7">
+      <w:start w:val="1"/>
+      <w:numFmt w:val="decimal"/>
+      <w:lvlText w:val="%1.%2.%3.%4.%5.%6.%7.%8."/>
+      <w:lvlJc w:val="left"/>
+      <w:pPr>
+        <w:ind w:left="3744" w:hanging="1224"/>
+      </w:pPr>
+    </w:lvl>
+    <w:lvl w:ilvl="8">
+      <w:start w:val="1"/>
+      <w:numFmt w:val="decimal"/>
+      <w:lvlText w:val="%1.%2.%3.%4.%5.%6.%7.%8.%9."/>
+      <w:lvlJc w:val="left"/>
+      <w:pPr>
+        <w:ind w:left="4320" w:hanging="1440"/>
+      </w:pPr>
+    </w:lvl>
+  </w:abstractNum>
+  <w:abstractNum w:abstractNumId="12" w15:restartNumberingAfterBreak="0">
     <w:nsid w:val="5DFF3C5D"/>
     <w:multiLevelType w:val="multilevel"/>
     <w:tmpl w:val="EAA2ED18"/>
@@ -3567,17 +7462,504 @@
       </w:rPr>
     </w:lvl>
   </w:abstractNum>
+  <w:abstractNum w:abstractNumId="13" w15:restartNumberingAfterBreak="0">
+    <w:nsid w:val="5EB92BC2"/>
+    <w:multiLevelType w:val="multilevel"/>
+    <w:tmpl w:val="77BCC4C6"/>
+    <w:lvl w:ilvl="0">
+      <w:start w:val="1"/>
+      <w:numFmt w:val="bullet"/>
+      <w:lvlText w:val=""/>
+      <w:lvlJc w:val="left"/>
+      <w:pPr>
+        <w:ind w:left="643" w:hanging="360"/>
+      </w:pPr>
+      <w:rPr>
+        <w:rFonts w:ascii="Symbol" w:hAnsi="Symbol" w:hint="default"/>
+      </w:rPr>
+    </w:lvl>
+    <w:lvl w:ilvl="1">
+      <w:start w:val="1"/>
+      <w:numFmt w:val="decimal"/>
+      <w:lvlText w:val="%1.%2."/>
+      <w:lvlJc w:val="left"/>
+      <w:pPr>
+        <w:ind w:left="792" w:hanging="432"/>
+      </w:pPr>
+    </w:lvl>
+    <w:lvl w:ilvl="2">
+      <w:start w:val="1"/>
+      <w:numFmt w:val="decimal"/>
+      <w:lvlText w:val="%1.%2.%3."/>
+      <w:lvlJc w:val="left"/>
+      <w:pPr>
+        <w:ind w:left="1224" w:hanging="504"/>
+      </w:pPr>
+    </w:lvl>
+    <w:lvl w:ilvl="3">
+      <w:start w:val="1"/>
+      <w:numFmt w:val="decimal"/>
+      <w:lvlText w:val="%1.%2.%3.%4."/>
+      <w:lvlJc w:val="left"/>
+      <w:pPr>
+        <w:ind w:left="1728" w:hanging="648"/>
+      </w:pPr>
+    </w:lvl>
+    <w:lvl w:ilvl="4">
+      <w:start w:val="1"/>
+      <w:numFmt w:val="decimal"/>
+      <w:lvlText w:val="%1.%2.%3.%4.%5."/>
+      <w:lvlJc w:val="left"/>
+      <w:pPr>
+        <w:ind w:left="2232" w:hanging="792"/>
+      </w:pPr>
+    </w:lvl>
+    <w:lvl w:ilvl="5">
+      <w:start w:val="1"/>
+      <w:numFmt w:val="decimal"/>
+      <w:lvlText w:val="%1.%2.%3.%4.%5.%6."/>
+      <w:lvlJc w:val="left"/>
+      <w:pPr>
+        <w:ind w:left="2736" w:hanging="936"/>
+      </w:pPr>
+    </w:lvl>
+    <w:lvl w:ilvl="6">
+      <w:start w:val="1"/>
+      <w:numFmt w:val="decimal"/>
+      <w:lvlText w:val="%1.%2.%3.%4.%5.%6.%7."/>
+      <w:lvlJc w:val="left"/>
+      <w:pPr>
+        <w:ind w:left="3240" w:hanging="1080"/>
+      </w:pPr>
+    </w:lvl>
+    <w:lvl w:ilvl="7">
+      <w:start w:val="1"/>
+      <w:numFmt w:val="decimal"/>
+      <w:lvlText w:val="%1.%2.%3.%4.%5.%6.%7.%8."/>
+      <w:lvlJc w:val="left"/>
+      <w:pPr>
+        <w:ind w:left="3744" w:hanging="1224"/>
+      </w:pPr>
+    </w:lvl>
+    <w:lvl w:ilvl="8">
+      <w:start w:val="1"/>
+      <w:numFmt w:val="decimal"/>
+      <w:lvlText w:val="%1.%2.%3.%4.%5.%6.%7.%8.%9."/>
+      <w:lvlJc w:val="left"/>
+      <w:pPr>
+        <w:ind w:left="4320" w:hanging="1440"/>
+      </w:pPr>
+    </w:lvl>
+  </w:abstractNum>
+  <w:abstractNum w:abstractNumId="14" w15:restartNumberingAfterBreak="0">
+    <w:nsid w:val="60A26BD8"/>
+    <w:multiLevelType w:val="multilevel"/>
+    <w:tmpl w:val="77BCC4C6"/>
+    <w:lvl w:ilvl="0">
+      <w:start w:val="1"/>
+      <w:numFmt w:val="bullet"/>
+      <w:lvlText w:val=""/>
+      <w:lvlJc w:val="left"/>
+      <w:pPr>
+        <w:ind w:left="643" w:hanging="360"/>
+      </w:pPr>
+      <w:rPr>
+        <w:rFonts w:ascii="Symbol" w:hAnsi="Symbol" w:hint="default"/>
+      </w:rPr>
+    </w:lvl>
+    <w:lvl w:ilvl="1">
+      <w:start w:val="1"/>
+      <w:numFmt w:val="decimal"/>
+      <w:lvlText w:val="%1.%2."/>
+      <w:lvlJc w:val="left"/>
+      <w:pPr>
+        <w:ind w:left="792" w:hanging="432"/>
+      </w:pPr>
+    </w:lvl>
+    <w:lvl w:ilvl="2">
+      <w:start w:val="1"/>
+      <w:numFmt w:val="decimal"/>
+      <w:lvlText w:val="%1.%2.%3."/>
+      <w:lvlJc w:val="left"/>
+      <w:pPr>
+        <w:ind w:left="1224" w:hanging="504"/>
+      </w:pPr>
+    </w:lvl>
+    <w:lvl w:ilvl="3">
+      <w:start w:val="1"/>
+      <w:numFmt w:val="decimal"/>
+      <w:lvlText w:val="%1.%2.%3.%4."/>
+      <w:lvlJc w:val="left"/>
+      <w:pPr>
+        <w:ind w:left="1728" w:hanging="648"/>
+      </w:pPr>
+    </w:lvl>
+    <w:lvl w:ilvl="4">
+      <w:start w:val="1"/>
+      <w:numFmt w:val="decimal"/>
+      <w:lvlText w:val="%1.%2.%3.%4.%5."/>
+      <w:lvlJc w:val="left"/>
+      <w:pPr>
+        <w:ind w:left="2232" w:hanging="792"/>
+      </w:pPr>
+    </w:lvl>
+    <w:lvl w:ilvl="5">
+      <w:start w:val="1"/>
+      <w:numFmt w:val="decimal"/>
+      <w:lvlText w:val="%1.%2.%3.%4.%5.%6."/>
+      <w:lvlJc w:val="left"/>
+      <w:pPr>
+        <w:ind w:left="2736" w:hanging="936"/>
+      </w:pPr>
+    </w:lvl>
+    <w:lvl w:ilvl="6">
+      <w:start w:val="1"/>
+      <w:numFmt w:val="decimal"/>
+      <w:lvlText w:val="%1.%2.%3.%4.%5.%6.%7."/>
+      <w:lvlJc w:val="left"/>
+      <w:pPr>
+        <w:ind w:left="3240" w:hanging="1080"/>
+      </w:pPr>
+    </w:lvl>
+    <w:lvl w:ilvl="7">
+      <w:start w:val="1"/>
+      <w:numFmt w:val="decimal"/>
+      <w:lvlText w:val="%1.%2.%3.%4.%5.%6.%7.%8."/>
+      <w:lvlJc w:val="left"/>
+      <w:pPr>
+        <w:ind w:left="3744" w:hanging="1224"/>
+      </w:pPr>
+    </w:lvl>
+    <w:lvl w:ilvl="8">
+      <w:start w:val="1"/>
+      <w:numFmt w:val="decimal"/>
+      <w:lvlText w:val="%1.%2.%3.%4.%5.%6.%7.%8.%9."/>
+      <w:lvlJc w:val="left"/>
+      <w:pPr>
+        <w:ind w:left="4320" w:hanging="1440"/>
+      </w:pPr>
+    </w:lvl>
+  </w:abstractNum>
+  <w:abstractNum w:abstractNumId="15" w15:restartNumberingAfterBreak="0">
+    <w:nsid w:val="72A61070"/>
+    <w:multiLevelType w:val="multilevel"/>
+    <w:tmpl w:val="77BCC4C6"/>
+    <w:lvl w:ilvl="0">
+      <w:start w:val="1"/>
+      <w:numFmt w:val="bullet"/>
+      <w:lvlText w:val=""/>
+      <w:lvlJc w:val="left"/>
+      <w:pPr>
+        <w:ind w:left="643" w:hanging="360"/>
+      </w:pPr>
+      <w:rPr>
+        <w:rFonts w:ascii="Symbol" w:hAnsi="Symbol" w:hint="default"/>
+      </w:rPr>
+    </w:lvl>
+    <w:lvl w:ilvl="1">
+      <w:start w:val="1"/>
+      <w:numFmt w:val="decimal"/>
+      <w:lvlText w:val="%1.%2."/>
+      <w:lvlJc w:val="left"/>
+      <w:pPr>
+        <w:ind w:left="792" w:hanging="432"/>
+      </w:pPr>
+    </w:lvl>
+    <w:lvl w:ilvl="2">
+      <w:start w:val="1"/>
+      <w:numFmt w:val="decimal"/>
+      <w:lvlText w:val="%1.%2.%3."/>
+      <w:lvlJc w:val="left"/>
+      <w:pPr>
+        <w:ind w:left="1224" w:hanging="504"/>
+      </w:pPr>
+    </w:lvl>
+    <w:lvl w:ilvl="3">
+      <w:start w:val="1"/>
+      <w:numFmt w:val="decimal"/>
+      <w:lvlText w:val="%1.%2.%3.%4."/>
+      <w:lvlJc w:val="left"/>
+      <w:pPr>
+        <w:ind w:left="1728" w:hanging="648"/>
+      </w:pPr>
+    </w:lvl>
+    <w:lvl w:ilvl="4">
+      <w:start w:val="1"/>
+      <w:numFmt w:val="decimal"/>
+      <w:lvlText w:val="%1.%2.%3.%4.%5."/>
+      <w:lvlJc w:val="left"/>
+      <w:pPr>
+        <w:ind w:left="2232" w:hanging="792"/>
+      </w:pPr>
+    </w:lvl>
+    <w:lvl w:ilvl="5">
+      <w:start w:val="1"/>
+      <w:numFmt w:val="decimal"/>
+      <w:lvlText w:val="%1.%2.%3.%4.%5.%6."/>
+      <w:lvlJc w:val="left"/>
+      <w:pPr>
+        <w:ind w:left="2736" w:hanging="936"/>
+      </w:pPr>
+    </w:lvl>
+    <w:lvl w:ilvl="6">
+      <w:start w:val="1"/>
+      <w:numFmt w:val="decimal"/>
+      <w:lvlText w:val="%1.%2.%3.%4.%5.%6.%7."/>
+      <w:lvlJc w:val="left"/>
+      <w:pPr>
+        <w:ind w:left="3240" w:hanging="1080"/>
+      </w:pPr>
+    </w:lvl>
+    <w:lvl w:ilvl="7">
+      <w:start w:val="1"/>
+      <w:numFmt w:val="decimal"/>
+      <w:lvlText w:val="%1.%2.%3.%4.%5.%6.%7.%8."/>
+      <w:lvlJc w:val="left"/>
+      <w:pPr>
+        <w:ind w:left="3744" w:hanging="1224"/>
+      </w:pPr>
+    </w:lvl>
+    <w:lvl w:ilvl="8">
+      <w:start w:val="1"/>
+      <w:numFmt w:val="decimal"/>
+      <w:lvlText w:val="%1.%2.%3.%4.%5.%6.%7.%8.%9."/>
+      <w:lvlJc w:val="left"/>
+      <w:pPr>
+        <w:ind w:left="4320" w:hanging="1440"/>
+      </w:pPr>
+    </w:lvl>
+  </w:abstractNum>
+  <w:abstractNum w:abstractNumId="16" w15:restartNumberingAfterBreak="0">
+    <w:nsid w:val="759936C2"/>
+    <w:multiLevelType w:val="multilevel"/>
+    <w:tmpl w:val="77BCC4C6"/>
+    <w:lvl w:ilvl="0">
+      <w:start w:val="1"/>
+      <w:numFmt w:val="bullet"/>
+      <w:lvlText w:val=""/>
+      <w:lvlJc w:val="left"/>
+      <w:pPr>
+        <w:ind w:left="643" w:hanging="360"/>
+      </w:pPr>
+      <w:rPr>
+        <w:rFonts w:ascii="Symbol" w:hAnsi="Symbol" w:hint="default"/>
+      </w:rPr>
+    </w:lvl>
+    <w:lvl w:ilvl="1">
+      <w:start w:val="1"/>
+      <w:numFmt w:val="decimal"/>
+      <w:lvlText w:val="%1.%2."/>
+      <w:lvlJc w:val="left"/>
+      <w:pPr>
+        <w:ind w:left="792" w:hanging="432"/>
+      </w:pPr>
+    </w:lvl>
+    <w:lvl w:ilvl="2">
+      <w:start w:val="1"/>
+      <w:numFmt w:val="decimal"/>
+      <w:lvlText w:val="%1.%2.%3."/>
+      <w:lvlJc w:val="left"/>
+      <w:pPr>
+        <w:ind w:left="1224" w:hanging="504"/>
+      </w:pPr>
+    </w:lvl>
+    <w:lvl w:ilvl="3">
+      <w:start w:val="1"/>
+      <w:numFmt w:val="decimal"/>
+      <w:lvlText w:val="%1.%2.%3.%4."/>
+      <w:lvlJc w:val="left"/>
+      <w:pPr>
+        <w:ind w:left="1728" w:hanging="648"/>
+      </w:pPr>
+    </w:lvl>
+    <w:lvl w:ilvl="4">
+      <w:start w:val="1"/>
+      <w:numFmt w:val="decimal"/>
+      <w:lvlText w:val="%1.%2.%3.%4.%5."/>
+      <w:lvlJc w:val="left"/>
+      <w:pPr>
+        <w:ind w:left="2232" w:hanging="792"/>
+      </w:pPr>
+    </w:lvl>
+    <w:lvl w:ilvl="5">
+      <w:start w:val="1"/>
+      <w:numFmt w:val="decimal"/>
+      <w:lvlText w:val="%1.%2.%3.%4.%5.%6."/>
+      <w:lvlJc w:val="left"/>
+      <w:pPr>
+        <w:ind w:left="2736" w:hanging="936"/>
+      </w:pPr>
+    </w:lvl>
+    <w:lvl w:ilvl="6">
+      <w:start w:val="1"/>
+      <w:numFmt w:val="decimal"/>
+      <w:lvlText w:val="%1.%2.%3.%4.%5.%6.%7."/>
+      <w:lvlJc w:val="left"/>
+      <w:pPr>
+        <w:ind w:left="3240" w:hanging="1080"/>
+      </w:pPr>
+    </w:lvl>
+    <w:lvl w:ilvl="7">
+      <w:start w:val="1"/>
+      <w:numFmt w:val="decimal"/>
+      <w:lvlText w:val="%1.%2.%3.%4.%5.%6.%7.%8."/>
+      <w:lvlJc w:val="left"/>
+      <w:pPr>
+        <w:ind w:left="3744" w:hanging="1224"/>
+      </w:pPr>
+    </w:lvl>
+    <w:lvl w:ilvl="8">
+      <w:start w:val="1"/>
+      <w:numFmt w:val="decimal"/>
+      <w:lvlText w:val="%1.%2.%3.%4.%5.%6.%7.%8.%9."/>
+      <w:lvlJc w:val="left"/>
+      <w:pPr>
+        <w:ind w:left="4320" w:hanging="1440"/>
+      </w:pPr>
+    </w:lvl>
+  </w:abstractNum>
+  <w:abstractNum w:abstractNumId="17" w15:restartNumberingAfterBreak="0">
+    <w:nsid w:val="795E4CD2"/>
+    <w:multiLevelType w:val="multilevel"/>
+    <w:tmpl w:val="77BCC4C6"/>
+    <w:lvl w:ilvl="0">
+      <w:start w:val="1"/>
+      <w:numFmt w:val="bullet"/>
+      <w:lvlText w:val=""/>
+      <w:lvlJc w:val="left"/>
+      <w:pPr>
+        <w:ind w:left="643" w:hanging="360"/>
+      </w:pPr>
+      <w:rPr>
+        <w:rFonts w:ascii="Symbol" w:hAnsi="Symbol" w:hint="default"/>
+      </w:rPr>
+    </w:lvl>
+    <w:lvl w:ilvl="1">
+      <w:start w:val="1"/>
+      <w:numFmt w:val="decimal"/>
+      <w:lvlText w:val="%1.%2."/>
+      <w:lvlJc w:val="left"/>
+      <w:pPr>
+        <w:ind w:left="792" w:hanging="432"/>
+      </w:pPr>
+    </w:lvl>
+    <w:lvl w:ilvl="2">
+      <w:start w:val="1"/>
+      <w:numFmt w:val="decimal"/>
+      <w:lvlText w:val="%1.%2.%3."/>
+      <w:lvlJc w:val="left"/>
+      <w:pPr>
+        <w:ind w:left="1224" w:hanging="504"/>
+      </w:pPr>
+    </w:lvl>
+    <w:lvl w:ilvl="3">
+      <w:start w:val="1"/>
+      <w:numFmt w:val="decimal"/>
+      <w:lvlText w:val="%1.%2.%3.%4."/>
+      <w:lvlJc w:val="left"/>
+      <w:pPr>
+        <w:ind w:left="1728" w:hanging="648"/>
+      </w:pPr>
+    </w:lvl>
+    <w:lvl w:ilvl="4">
+      <w:start w:val="1"/>
+      <w:numFmt w:val="decimal"/>
+      <w:lvlText w:val="%1.%2.%3.%4.%5."/>
+      <w:lvlJc w:val="left"/>
+      <w:pPr>
+        <w:ind w:left="2232" w:hanging="792"/>
+      </w:pPr>
+    </w:lvl>
+    <w:lvl w:ilvl="5">
+      <w:start w:val="1"/>
+      <w:numFmt w:val="decimal"/>
+      <w:lvlText w:val="%1.%2.%3.%4.%5.%6."/>
+      <w:lvlJc w:val="left"/>
+      <w:pPr>
+        <w:ind w:left="2736" w:hanging="936"/>
+      </w:pPr>
+    </w:lvl>
+    <w:lvl w:ilvl="6">
+      <w:start w:val="1"/>
+      <w:numFmt w:val="decimal"/>
+      <w:lvlText w:val="%1.%2.%3.%4.%5.%6.%7."/>
+      <w:lvlJc w:val="left"/>
+      <w:pPr>
+        <w:ind w:left="3240" w:hanging="1080"/>
+      </w:pPr>
+    </w:lvl>
+    <w:lvl w:ilvl="7">
+      <w:start w:val="1"/>
+      <w:numFmt w:val="decimal"/>
+      <w:lvlText w:val="%1.%2.%3.%4.%5.%6.%7.%8."/>
+      <w:lvlJc w:val="left"/>
+      <w:pPr>
+        <w:ind w:left="3744" w:hanging="1224"/>
+      </w:pPr>
+    </w:lvl>
+    <w:lvl w:ilvl="8">
+      <w:start w:val="1"/>
+      <w:numFmt w:val="decimal"/>
+      <w:lvlText w:val="%1.%2.%3.%4.%5.%6.%7.%8.%9."/>
+      <w:lvlJc w:val="left"/>
+      <w:pPr>
+        <w:ind w:left="4320" w:hanging="1440"/>
+      </w:pPr>
+    </w:lvl>
+  </w:abstractNum>
   <w:num w:numId="1" w16cid:durableId="134878732">
+    <w:abstractNumId w:val="7"/>
+  </w:num>
+  <w:num w:numId="2" w16cid:durableId="430052112">
+    <w:abstractNumId w:val="1"/>
+  </w:num>
+  <w:num w:numId="3" w16cid:durableId="77823421">
+    <w:abstractNumId w:val="12"/>
+  </w:num>
+  <w:num w:numId="4" w16cid:durableId="1301610963">
+    <w:abstractNumId w:val="5"/>
+  </w:num>
+  <w:num w:numId="5" w16cid:durableId="1269658106">
+    <w:abstractNumId w:val="10"/>
+  </w:num>
+  <w:num w:numId="6" w16cid:durableId="241331975">
+    <w:abstractNumId w:val="0"/>
+  </w:num>
+  <w:num w:numId="7" w16cid:durableId="263344416">
+    <w:abstractNumId w:val="16"/>
+  </w:num>
+  <w:num w:numId="8" w16cid:durableId="1252159990">
+    <w:abstractNumId w:val="8"/>
+  </w:num>
+  <w:num w:numId="9" w16cid:durableId="1806193303">
+    <w:abstractNumId w:val="3"/>
+  </w:num>
+  <w:num w:numId="10" w16cid:durableId="1863978363">
+    <w:abstractNumId w:val="14"/>
+  </w:num>
+  <w:num w:numId="11" w16cid:durableId="1017392930">
+    <w:abstractNumId w:val="13"/>
+  </w:num>
+  <w:num w:numId="12" w16cid:durableId="1210461067">
+    <w:abstractNumId w:val="4"/>
+  </w:num>
+  <w:num w:numId="13" w16cid:durableId="1882008764">
+    <w:abstractNumId w:val="11"/>
+  </w:num>
+  <w:num w:numId="14" w16cid:durableId="1107624428">
+    <w:abstractNumId w:val="17"/>
+  </w:num>
+  <w:num w:numId="15" w16cid:durableId="1542590055">
+    <w:abstractNumId w:val="6"/>
+  </w:num>
+  <w:num w:numId="16" w16cid:durableId="615522620">
     <w:abstractNumId w:val="2"/>
   </w:num>
-  <w:num w:numId="2" w16cid:durableId="430052112">
-    <w:abstractNumId w:val="0"/>
+  <w:num w:numId="17" w16cid:durableId="2091005517">
+    <w:abstractNumId w:val="15"/>
   </w:num>
-  <w:num w:numId="3" w16cid:durableId="77823421">
-    <w:abstractNumId w:val="3"/>
-  </w:num>
-  <w:num w:numId="4" w16cid:durableId="1301610963">
-    <w:abstractNumId w:val="1"/>
+  <w:num w:numId="18" w16cid:durableId="1548952810">
+    <w:abstractNumId w:val="9"/>
   </w:num>
 </w:numbering>
 </file>
@@ -4376,6 +8758,7 @@
       <w:numPr>
         <w:ilvl w:val="1"/>
       </w:numPr>
+      <w:ind w:firstLine="709"/>
     </w:pPr>
     <w:rPr>
       <w:rFonts w:eastAsiaTheme="majorEastAsia" w:cstheme="majorBidi"/>

--- a/4 курс/Базы данных/Михайлов_3-22ПИ_Дом_пристарелых.docx
+++ b/4 курс/Базы данных/Михайлов_3-22ПИ_Дом_пристарелых.docx
@@ -1,6 +1,6 @@
 
 <file path=word/document.xml><?xml version="1.0" encoding="utf-8"?>
-<w:document xmlns:wpc="http://schemas.microsoft.com/office/word/2010/wordprocessingCanvas" xmlns:cx="http://schemas.microsoft.com/office/drawing/2014/chartex" xmlns:cx1="http://schemas.microsoft.com/office/drawing/2015/9/8/chartex" xmlns:cx2="http://schemas.microsoft.com/office/drawing/2015/10/21/chartex" xmlns:cx3="http://schemas.microsoft.com/office/drawing/2016/5/9/chartex" xmlns:cx4="http://schemas.microsoft.com/office/drawing/2016/5/10/chartex" xmlns:cx5="http://schemas.microsoft.com/office/drawing/2016/5/11/chartex" xmlns:cx6="http://schemas.microsoft.com/office/drawing/2016/5/12/chartex" xmlns:cx7="http://schemas.microsoft.com/office/drawing/2016/5/13/chartex" xmlns:cx8="http://schemas.microsoft.com/office/drawing/2016/5/14/chartex" xmlns:mc="http://schemas.openxmlformats.org/markup-compatibility/2006" xmlns:aink="http://schemas.microsoft.com/office/drawing/2016/ink" xmlns:am3d="http://schemas.microsoft.com/office/drawing/2017/model3d" xmlns:o="urn:schemas-microsoft-com:office:office" xmlns:oel="http://schemas.microsoft.com/office/2019/extlst" xmlns:r="http://schemas.openxmlformats.org/officeDocument/2006/relationships" xmlns:m="http://schemas.openxmlformats.org/officeDocument/2006/math" xmlns:v="urn:schemas-microsoft-com:vml" xmlns:wp14="http://schemas.microsoft.com/office/word/2010/wordprocessingDrawing" xmlns:wp="http://schemas.openxmlformats.org/drawingml/2006/wordprocessingDrawing" xmlns:w10="urn:schemas-microsoft-com:office:word" xmlns:w="http://schemas.openxmlformats.org/wordprocessingml/2006/main" xmlns:w14="http://schemas.microsoft.com/office/word/2010/wordml" xmlns:w15="http://schemas.microsoft.com/office/word/2012/wordml" xmlns:w16cex="http://schemas.microsoft.com/office/word/2018/wordml/cex" xmlns:w16cid="http://schemas.microsoft.com/office/word/2016/wordml/cid" xmlns:w16="http://schemas.microsoft.com/office/word/2018/wordml" xmlns:w16sdtdh="http://schemas.microsoft.com/office/word/2020/wordml/sdtdatahash" xmlns:w16se="http://schemas.microsoft.com/office/word/2015/wordml/symex" xmlns:wpg="http://schemas.microsoft.com/office/word/2010/wordprocessingGroup" xmlns:wpi="http://schemas.microsoft.com/office/word/2010/wordprocessingInk" xmlns:wne="http://schemas.microsoft.com/office/word/2006/wordml" xmlns:wps="http://schemas.microsoft.com/office/word/2010/wordprocessingShape" mc:Ignorable="w14 w15 w16se w16cid w16 w16cex w16sdtdh wp14">
+<w:document xmlns:wpc="http://schemas.microsoft.com/office/word/2010/wordprocessingCanvas" xmlns:cx="http://schemas.microsoft.com/office/drawing/2014/chartex" xmlns:cx1="http://schemas.microsoft.com/office/drawing/2015/9/8/chartex" xmlns:cx2="http://schemas.microsoft.com/office/drawing/2015/10/21/chartex" xmlns:cx3="http://schemas.microsoft.com/office/drawing/2016/5/9/chartex" xmlns:cx4="http://schemas.microsoft.com/office/drawing/2016/5/10/chartex" xmlns:cx5="http://schemas.microsoft.com/office/drawing/2016/5/11/chartex" xmlns:cx6="http://schemas.microsoft.com/office/drawing/2016/5/12/chartex" xmlns:cx7="http://schemas.microsoft.com/office/drawing/2016/5/13/chartex" xmlns:cx8="http://schemas.microsoft.com/office/drawing/2016/5/14/chartex" xmlns:mc="http://schemas.openxmlformats.org/markup-compatibility/2006" xmlns:aink="http://schemas.microsoft.com/office/drawing/2016/ink" xmlns:am3d="http://schemas.microsoft.com/office/drawing/2017/model3d" xmlns:o="urn:schemas-microsoft-com:office:office" xmlns:r="http://schemas.openxmlformats.org/officeDocument/2006/relationships" xmlns:m="http://schemas.openxmlformats.org/officeDocument/2006/math" xmlns:v="urn:schemas-microsoft-com:vml" xmlns:wp14="http://schemas.microsoft.com/office/word/2010/wordprocessingDrawing" xmlns:wp="http://schemas.openxmlformats.org/drawingml/2006/wordprocessingDrawing" xmlns:w10="urn:schemas-microsoft-com:office:word" xmlns:w="http://schemas.openxmlformats.org/wordprocessingml/2006/main" xmlns:w14="http://schemas.microsoft.com/office/word/2010/wordml" xmlns:w15="http://schemas.microsoft.com/office/word/2012/wordml" xmlns:w16cex="http://schemas.microsoft.com/office/word/2018/wordml/cex" xmlns:w16cid="http://schemas.microsoft.com/office/word/2016/wordml/cid" xmlns:w16="http://schemas.microsoft.com/office/word/2018/wordml" xmlns:w16sdtdh="http://schemas.microsoft.com/office/word/2020/wordml/sdtdatahash" xmlns:w16se="http://schemas.microsoft.com/office/word/2015/wordml/symex" xmlns:wpg="http://schemas.microsoft.com/office/word/2010/wordprocessingGroup" xmlns:wpi="http://schemas.microsoft.com/office/word/2010/wordprocessingInk" xmlns:wne="http://schemas.microsoft.com/office/word/2006/wordml" xmlns:wps="http://schemas.microsoft.com/office/word/2010/wordprocessingShape" mc:Ignorable="w14 w15 w16se w16cid w16 w16cex w16sdtdh wp14">
   <w:body>
     <w:p>
       <w:pPr>
@@ -877,6 +877,14 @@
     </w:p>
     <w:sdt>
       <w:sdtPr>
+        <w:rPr>
+          <w:rFonts w:eastAsiaTheme="minorHAnsi" w:cstheme="minorBidi"/>
+          <w:kern w:val="2"/>
+          <w:sz w:val="28"/>
+          <w:szCs w:val="24"/>
+          <w:lang w:eastAsia="en-US"/>
+          <w14:ligatures w14:val="standardContextual"/>
+        </w:rPr>
         <w:id w:val="-1396511528"/>
         <w:docPartObj>
           <w:docPartGallery w:val="Table of Contents"/>
@@ -885,14 +893,8 @@
       </w:sdtPr>
       <w:sdtEndPr>
         <w:rPr>
-          <w:rFonts w:eastAsiaTheme="minorHAnsi" w:cstheme="minorBidi"/>
           <w:b/>
           <w:bCs/>
-          <w:kern w:val="2"/>
-          <w:sz w:val="28"/>
-          <w:szCs w:val="24"/>
-          <w:lang w:eastAsia="en-US"/>
-          <w14:ligatures w14:val="standardContextual"/>
         </w:rPr>
       </w:sdtEndPr>
       <w:sdtContent>
@@ -908,14 +910,17 @@
           <w:pPr>
             <w:pStyle w:val="11"/>
             <w:tabs>
-              <w:tab w:val="left" w:pos="1200"/>
+              <w:tab w:val="left" w:pos="1320"/>
               <w:tab w:val="right" w:leader="dot" w:pos="9345"/>
             </w:tabs>
             <w:rPr>
               <w:rFonts w:asciiTheme="minorHAnsi" w:eastAsiaTheme="minorEastAsia" w:hAnsiTheme="minorHAnsi"/>
               <w:noProof/>
-              <w:sz w:val="24"/>
+              <w:kern w:val="0"/>
+              <w:sz w:val="22"/>
+              <w:szCs w:val="22"/>
               <w:lang w:eastAsia="ru-RU"/>
+              <w14:ligatures w14:val="none"/>
             </w:rPr>
           </w:pPr>
           <w:r>
@@ -927,7 +932,7 @@
           <w:r>
             <w:fldChar w:fldCharType="separate"/>
           </w:r>
-          <w:hyperlink w:anchor="_Toc223594426" w:history="1">
+          <w:hyperlink w:anchor="_Toc223714356" w:history="1">
             <w:r>
               <w:rPr>
                 <w:rStyle w:val="ad"/>
@@ -941,8 +946,11 @@
               <w:rPr>
                 <w:rFonts w:asciiTheme="minorHAnsi" w:eastAsiaTheme="minorEastAsia" w:hAnsiTheme="minorHAnsi"/>
                 <w:noProof/>
-                <w:sz w:val="24"/>
+                <w:kern w:val="0"/>
+                <w:sz w:val="22"/>
+                <w:szCs w:val="22"/>
                 <w:lang w:eastAsia="ru-RU"/>
+                <w14:ligatures w14:val="none"/>
               </w:rPr>
               <w:tab/>
             </w:r>
@@ -974,7 +982,7 @@
                 <w:noProof/>
                 <w:webHidden/>
               </w:rPr>
-              <w:instrText xml:space="preserve"> PAGEREF _Toc223594426 \h </w:instrText>
+              <w:instrText xml:space="preserve"> PAGEREF _Toc223714356 \h </w:instrText>
             </w:r>
             <w:r>
               <w:rPr>
@@ -1009,17 +1017,20 @@
           <w:pPr>
             <w:pStyle w:val="23"/>
             <w:tabs>
-              <w:tab w:val="left" w:pos="1680"/>
+              <w:tab w:val="left" w:pos="1760"/>
               <w:tab w:val="right" w:leader="dot" w:pos="9345"/>
             </w:tabs>
             <w:rPr>
               <w:rFonts w:asciiTheme="minorHAnsi" w:eastAsiaTheme="minorEastAsia" w:hAnsiTheme="minorHAnsi"/>
               <w:noProof/>
-              <w:sz w:val="24"/>
+              <w:kern w:val="0"/>
+              <w:sz w:val="22"/>
+              <w:szCs w:val="22"/>
               <w:lang w:eastAsia="ru-RU"/>
+              <w14:ligatures w14:val="none"/>
             </w:rPr>
           </w:pPr>
-          <w:hyperlink w:anchor="_Toc223594427" w:history="1">
+          <w:hyperlink w:anchor="_Toc223714357" w:history="1">
             <w:r>
               <w:rPr>
                 <w:rStyle w:val="ad"/>
@@ -1033,8 +1044,11 @@
               <w:rPr>
                 <w:rFonts w:asciiTheme="minorHAnsi" w:eastAsiaTheme="minorEastAsia" w:hAnsiTheme="minorHAnsi"/>
                 <w:noProof/>
-                <w:sz w:val="24"/>
+                <w:kern w:val="0"/>
+                <w:sz w:val="22"/>
+                <w:szCs w:val="22"/>
                 <w:lang w:eastAsia="ru-RU"/>
+                <w14:ligatures w14:val="none"/>
               </w:rPr>
               <w:tab/>
             </w:r>
@@ -1066,7 +1080,7 @@
                 <w:noProof/>
                 <w:webHidden/>
               </w:rPr>
-              <w:instrText xml:space="preserve"> PAGEREF _Toc223594427 \h </w:instrText>
+              <w:instrText xml:space="preserve"> PAGEREF _Toc223714357 \h </w:instrText>
             </w:r>
             <w:r>
               <w:rPr>
@@ -1101,34 +1115,38 @@
           <w:pPr>
             <w:pStyle w:val="23"/>
             <w:tabs>
-              <w:tab w:val="left" w:pos="1680"/>
+              <w:tab w:val="left" w:pos="1760"/>
               <w:tab w:val="right" w:leader="dot" w:pos="9345"/>
             </w:tabs>
             <w:rPr>
               <w:rFonts w:asciiTheme="minorHAnsi" w:eastAsiaTheme="minorEastAsia" w:hAnsiTheme="minorHAnsi"/>
               <w:noProof/>
-              <w:sz w:val="24"/>
+              <w:kern w:val="0"/>
+              <w:sz w:val="22"/>
+              <w:szCs w:val="22"/>
               <w:lang w:eastAsia="ru-RU"/>
+              <w14:ligatures w14:val="none"/>
             </w:rPr>
           </w:pPr>
-          <w:hyperlink w:anchor="_Toc223594428" w:history="1">
+          <w:hyperlink w:anchor="_Toc223714358" w:history="1">
             <w:r>
               <w:rPr>
                 <w:rStyle w:val="ad"/>
                 <w:rFonts w:eastAsia="Times New Roman" w:cs="Times New Roman"/>
                 <w:noProof/>
+                <w:lang w:eastAsia="ar-SA"/>
+              </w:rPr>
+              <w:t>1.2.</w:t>
+            </w:r>
+            <w:r>
+              <w:rPr>
+                <w:rFonts w:asciiTheme="minorHAnsi" w:eastAsiaTheme="minorEastAsia" w:hAnsiTheme="minorHAnsi"/>
+                <w:noProof/>
                 <w:kern w:val="0"/>
-                <w:lang w:eastAsia="ar-SA"/>
+                <w:sz w:val="22"/>
+                <w:szCs w:val="22"/>
+                <w:lang w:eastAsia="ru-RU"/>
                 <w14:ligatures w14:val="none"/>
-              </w:rPr>
-              <w:t>1.2.</w:t>
-            </w:r>
-            <w:r>
-              <w:rPr>
-                <w:rFonts w:asciiTheme="minorHAnsi" w:eastAsiaTheme="minorEastAsia" w:hAnsiTheme="minorHAnsi"/>
-                <w:noProof/>
-                <w:sz w:val="24"/>
-                <w:lang w:eastAsia="ru-RU"/>
               </w:rPr>
               <w:tab/>
             </w:r>
@@ -1137,9 +1155,7 @@
                 <w:rStyle w:val="ad"/>
                 <w:rFonts w:eastAsia="Times New Roman" w:cs="Times New Roman"/>
                 <w:noProof/>
-                <w:kern w:val="0"/>
                 <w:lang w:eastAsia="ar-SA"/>
-                <w14:ligatures w14:val="none"/>
               </w:rPr>
               <w:t>Функции предметной области, реализуемые задачей.</w:t>
             </w:r>
@@ -1162,7 +1178,7 @@
                 <w:noProof/>
                 <w:webHidden/>
               </w:rPr>
-              <w:instrText xml:space="preserve"> PAGEREF _Toc223594428 \h </w:instrText>
+              <w:instrText xml:space="preserve"> PAGEREF _Toc223714358 \h </w:instrText>
             </w:r>
             <w:r>
               <w:rPr>
@@ -1182,7 +1198,7 @@
                 <w:noProof/>
                 <w:webHidden/>
               </w:rPr>
-              <w:t>4</w:t>
+              <w:t>5</w:t>
             </w:r>
             <w:r>
               <w:rPr>
@@ -1197,17 +1213,20 @@
           <w:pPr>
             <w:pStyle w:val="11"/>
             <w:tabs>
-              <w:tab w:val="left" w:pos="1200"/>
+              <w:tab w:val="left" w:pos="1320"/>
               <w:tab w:val="right" w:leader="dot" w:pos="9345"/>
             </w:tabs>
             <w:rPr>
               <w:rFonts w:asciiTheme="minorHAnsi" w:eastAsiaTheme="minorEastAsia" w:hAnsiTheme="minorHAnsi"/>
               <w:noProof/>
-              <w:sz w:val="24"/>
+              <w:kern w:val="0"/>
+              <w:sz w:val="22"/>
+              <w:szCs w:val="22"/>
               <w:lang w:eastAsia="ru-RU"/>
+              <w14:ligatures w14:val="none"/>
             </w:rPr>
           </w:pPr>
-          <w:hyperlink w:anchor="_Toc223594429" w:history="1">
+          <w:hyperlink w:anchor="_Toc223714359" w:history="1">
             <w:r>
               <w:rPr>
                 <w:rStyle w:val="ad"/>
@@ -1221,8 +1240,11 @@
               <w:rPr>
                 <w:rFonts w:asciiTheme="minorHAnsi" w:eastAsiaTheme="minorEastAsia" w:hAnsiTheme="minorHAnsi"/>
                 <w:noProof/>
-                <w:sz w:val="24"/>
+                <w:kern w:val="0"/>
+                <w:sz w:val="22"/>
+                <w:szCs w:val="22"/>
                 <w:lang w:eastAsia="ru-RU"/>
+                <w14:ligatures w14:val="none"/>
               </w:rPr>
               <w:tab/>
             </w:r>
@@ -1254,7 +1276,7 @@
                 <w:noProof/>
                 <w:webHidden/>
               </w:rPr>
-              <w:instrText xml:space="preserve"> PAGEREF _Toc223594429 \h </w:instrText>
+              <w:instrText xml:space="preserve"> PAGEREF _Toc223714359 \h </w:instrText>
             </w:r>
             <w:r>
               <w:rPr>
@@ -1274,7 +1296,7 @@
                 <w:noProof/>
                 <w:webHidden/>
               </w:rPr>
-              <w:t>4</w:t>
+              <w:t>7</w:t>
             </w:r>
             <w:r>
               <w:rPr>
@@ -1289,17 +1311,20 @@
           <w:pPr>
             <w:pStyle w:val="23"/>
             <w:tabs>
-              <w:tab w:val="left" w:pos="1680"/>
+              <w:tab w:val="left" w:pos="1760"/>
               <w:tab w:val="right" w:leader="dot" w:pos="9345"/>
             </w:tabs>
             <w:rPr>
               <w:rFonts w:asciiTheme="minorHAnsi" w:eastAsiaTheme="minorEastAsia" w:hAnsiTheme="minorHAnsi"/>
               <w:noProof/>
-              <w:sz w:val="24"/>
+              <w:kern w:val="0"/>
+              <w:sz w:val="22"/>
+              <w:szCs w:val="22"/>
               <w:lang w:eastAsia="ru-RU"/>
+              <w14:ligatures w14:val="none"/>
             </w:rPr>
           </w:pPr>
-          <w:hyperlink w:anchor="_Toc223594430" w:history="1">
+          <w:hyperlink w:anchor="_Toc223714360" w:history="1">
             <w:r>
               <w:rPr>
                 <w:rStyle w:val="ad"/>
@@ -1313,8 +1338,11 @@
               <w:rPr>
                 <w:rFonts w:asciiTheme="minorHAnsi" w:eastAsiaTheme="minorEastAsia" w:hAnsiTheme="minorHAnsi"/>
                 <w:noProof/>
-                <w:sz w:val="24"/>
+                <w:kern w:val="0"/>
+                <w:sz w:val="22"/>
+                <w:szCs w:val="22"/>
                 <w:lang w:eastAsia="ru-RU"/>
+                <w14:ligatures w14:val="none"/>
               </w:rPr>
               <w:tab/>
             </w:r>
@@ -1346,7 +1374,7 @@
                 <w:noProof/>
                 <w:webHidden/>
               </w:rPr>
-              <w:instrText xml:space="preserve"> PAGEREF _Toc223594430 \h </w:instrText>
+              <w:instrText xml:space="preserve"> PAGEREF _Toc223714360 \h </w:instrText>
             </w:r>
             <w:r>
               <w:rPr>
@@ -1366,7 +1394,7 @@
                 <w:noProof/>
                 <w:webHidden/>
               </w:rPr>
-              <w:t>4</w:t>
+              <w:t>7</w:t>
             </w:r>
             <w:r>
               <w:rPr>
@@ -1381,17 +1409,20 @@
           <w:pPr>
             <w:pStyle w:val="23"/>
             <w:tabs>
-              <w:tab w:val="left" w:pos="1680"/>
+              <w:tab w:val="left" w:pos="1760"/>
               <w:tab w:val="right" w:leader="dot" w:pos="9345"/>
             </w:tabs>
             <w:rPr>
               <w:rFonts w:asciiTheme="minorHAnsi" w:eastAsiaTheme="minorEastAsia" w:hAnsiTheme="minorHAnsi"/>
               <w:noProof/>
-              <w:sz w:val="24"/>
+              <w:kern w:val="0"/>
+              <w:sz w:val="22"/>
+              <w:szCs w:val="22"/>
               <w:lang w:eastAsia="ru-RU"/>
+              <w14:ligatures w14:val="none"/>
             </w:rPr>
           </w:pPr>
-          <w:hyperlink w:anchor="_Toc223594431" w:history="1">
+          <w:hyperlink w:anchor="_Toc223714361" w:history="1">
             <w:r>
               <w:rPr>
                 <w:rStyle w:val="ad"/>
@@ -1405,8 +1436,11 @@
               <w:rPr>
                 <w:rFonts w:asciiTheme="minorHAnsi" w:eastAsiaTheme="minorEastAsia" w:hAnsiTheme="minorHAnsi"/>
                 <w:noProof/>
-                <w:sz w:val="24"/>
+                <w:kern w:val="0"/>
+                <w:sz w:val="22"/>
+                <w:szCs w:val="22"/>
                 <w:lang w:eastAsia="ru-RU"/>
+                <w14:ligatures w14:val="none"/>
               </w:rPr>
               <w:tab/>
             </w:r>
@@ -1438,7 +1472,7 @@
                 <w:noProof/>
                 <w:webHidden/>
               </w:rPr>
-              <w:instrText xml:space="preserve"> PAGEREF _Toc223594431 \h </w:instrText>
+              <w:instrText xml:space="preserve"> PAGEREF _Toc223714361 \h </w:instrText>
             </w:r>
             <w:r>
               <w:rPr>
@@ -1458,7 +1492,7 @@
                 <w:noProof/>
                 <w:webHidden/>
               </w:rPr>
-              <w:t>4</w:t>
+              <w:t>9</w:t>
             </w:r>
             <w:r>
               <w:rPr>
@@ -1473,17 +1507,20 @@
           <w:pPr>
             <w:pStyle w:val="23"/>
             <w:tabs>
-              <w:tab w:val="left" w:pos="1680"/>
+              <w:tab w:val="left" w:pos="1760"/>
               <w:tab w:val="right" w:leader="dot" w:pos="9345"/>
             </w:tabs>
             <w:rPr>
               <w:rFonts w:asciiTheme="minorHAnsi" w:eastAsiaTheme="minorEastAsia" w:hAnsiTheme="minorHAnsi"/>
               <w:noProof/>
-              <w:sz w:val="24"/>
+              <w:kern w:val="0"/>
+              <w:sz w:val="22"/>
+              <w:szCs w:val="22"/>
               <w:lang w:eastAsia="ru-RU"/>
+              <w14:ligatures w14:val="none"/>
             </w:rPr>
           </w:pPr>
-          <w:hyperlink w:anchor="_Toc223594432" w:history="1">
+          <w:hyperlink w:anchor="_Toc223714362" w:history="1">
             <w:r>
               <w:rPr>
                 <w:rStyle w:val="ad"/>
@@ -1497,8 +1534,11 @@
               <w:rPr>
                 <w:rFonts w:asciiTheme="minorHAnsi" w:eastAsiaTheme="minorEastAsia" w:hAnsiTheme="minorHAnsi"/>
                 <w:noProof/>
-                <w:sz w:val="24"/>
+                <w:kern w:val="0"/>
+                <w:sz w:val="22"/>
+                <w:szCs w:val="22"/>
                 <w:lang w:eastAsia="ru-RU"/>
+                <w14:ligatures w14:val="none"/>
               </w:rPr>
               <w:tab/>
             </w:r>
@@ -1530,7 +1570,7 @@
                 <w:noProof/>
                 <w:webHidden/>
               </w:rPr>
-              <w:instrText xml:space="preserve"> PAGEREF _Toc223594432 \h </w:instrText>
+              <w:instrText xml:space="preserve"> PAGEREF _Toc223714362 \h </w:instrText>
             </w:r>
             <w:r>
               <w:rPr>
@@ -1550,7 +1590,7 @@
                 <w:noProof/>
                 <w:webHidden/>
               </w:rPr>
-              <w:t>4</w:t>
+              <w:t>11</w:t>
             </w:r>
             <w:r>
               <w:rPr>
@@ -1565,17 +1605,20 @@
           <w:pPr>
             <w:pStyle w:val="11"/>
             <w:tabs>
-              <w:tab w:val="left" w:pos="1200"/>
+              <w:tab w:val="left" w:pos="1320"/>
               <w:tab w:val="right" w:leader="dot" w:pos="9345"/>
             </w:tabs>
             <w:rPr>
               <w:rFonts w:asciiTheme="minorHAnsi" w:eastAsiaTheme="minorEastAsia" w:hAnsiTheme="minorHAnsi"/>
               <w:noProof/>
-              <w:sz w:val="24"/>
+              <w:kern w:val="0"/>
+              <w:sz w:val="22"/>
+              <w:szCs w:val="22"/>
               <w:lang w:eastAsia="ru-RU"/>
+              <w14:ligatures w14:val="none"/>
             </w:rPr>
           </w:pPr>
-          <w:hyperlink w:anchor="_Toc223594433" w:history="1">
+          <w:hyperlink w:anchor="_Toc223714363" w:history="1">
             <w:r>
               <w:rPr>
                 <w:rStyle w:val="ad"/>
@@ -1589,8 +1632,11 @@
               <w:rPr>
                 <w:rFonts w:asciiTheme="minorHAnsi" w:eastAsiaTheme="minorEastAsia" w:hAnsiTheme="minorHAnsi"/>
                 <w:noProof/>
-                <w:sz w:val="24"/>
+                <w:kern w:val="0"/>
+                <w:sz w:val="22"/>
+                <w:szCs w:val="22"/>
                 <w:lang w:eastAsia="ru-RU"/>
+                <w14:ligatures w14:val="none"/>
               </w:rPr>
               <w:tab/>
             </w:r>
@@ -1622,7 +1668,7 @@
                 <w:noProof/>
                 <w:webHidden/>
               </w:rPr>
-              <w:instrText xml:space="preserve"> PAGEREF _Toc223594433 \h </w:instrText>
+              <w:instrText xml:space="preserve"> PAGEREF _Toc223714363 \h </w:instrText>
             </w:r>
             <w:r>
               <w:rPr>
@@ -1642,7 +1688,7 @@
                 <w:noProof/>
                 <w:webHidden/>
               </w:rPr>
-              <w:t>4</w:t>
+              <w:t>15</w:t>
             </w:r>
             <w:r>
               <w:rPr>
@@ -1657,23 +1703,26 @@
           <w:pPr>
             <w:pStyle w:val="23"/>
             <w:tabs>
-              <w:tab w:val="left" w:pos="1680"/>
+              <w:tab w:val="left" w:pos="1760"/>
               <w:tab w:val="right" w:leader="dot" w:pos="9345"/>
             </w:tabs>
             <w:rPr>
               <w:rFonts w:asciiTheme="minorHAnsi" w:eastAsiaTheme="minorEastAsia" w:hAnsiTheme="minorHAnsi"/>
               <w:noProof/>
-              <w:sz w:val="24"/>
+              <w:kern w:val="0"/>
+              <w:sz w:val="22"/>
+              <w:szCs w:val="22"/>
               <w:lang w:eastAsia="ru-RU"/>
+              <w14:ligatures w14:val="none"/>
             </w:rPr>
           </w:pPr>
-          <w:hyperlink w:anchor="_Toc223594434" w:history="1">
+          <w:hyperlink w:anchor="_Toc223714364" w:history="1">
             <w:r>
               <w:rPr>
                 <w:rStyle w:val="ad"/>
                 <w:rFonts w:eastAsia="Times New Roman"/>
                 <w:noProof/>
-                <w:lang w:eastAsia="ar-SA"/>
+                <w:lang w:val="en-US" w:eastAsia="ar-SA"/>
               </w:rPr>
               <w:t>3.1.</w:t>
             </w:r>
@@ -1681,8 +1730,11 @@
               <w:rPr>
                 <w:rFonts w:asciiTheme="minorHAnsi" w:eastAsiaTheme="minorEastAsia" w:hAnsiTheme="minorHAnsi"/>
                 <w:noProof/>
-                <w:sz w:val="24"/>
+                <w:kern w:val="0"/>
+                <w:sz w:val="22"/>
+                <w:szCs w:val="22"/>
                 <w:lang w:eastAsia="ru-RU"/>
+                <w14:ligatures w14:val="none"/>
               </w:rPr>
               <w:tab/>
             </w:r>
@@ -1714,7 +1766,7 @@
                 <w:noProof/>
                 <w:webHidden/>
               </w:rPr>
-              <w:instrText xml:space="preserve"> PAGEREF _Toc223594434 \h </w:instrText>
+              <w:instrText xml:space="preserve"> PAGEREF _Toc223714364 \h </w:instrText>
             </w:r>
             <w:r>
               <w:rPr>
@@ -1734,7 +1786,7 @@
                 <w:noProof/>
                 <w:webHidden/>
               </w:rPr>
-              <w:t>4</w:t>
+              <w:t>15</w:t>
             </w:r>
             <w:r>
               <w:rPr>
@@ -1749,17 +1801,20 @@
           <w:pPr>
             <w:pStyle w:val="23"/>
             <w:tabs>
-              <w:tab w:val="left" w:pos="1680"/>
+              <w:tab w:val="left" w:pos="1760"/>
               <w:tab w:val="right" w:leader="dot" w:pos="9345"/>
             </w:tabs>
             <w:rPr>
               <w:rFonts w:asciiTheme="minorHAnsi" w:eastAsiaTheme="minorEastAsia" w:hAnsiTheme="minorHAnsi"/>
               <w:noProof/>
-              <w:sz w:val="24"/>
+              <w:kern w:val="0"/>
+              <w:sz w:val="22"/>
+              <w:szCs w:val="22"/>
               <w:lang w:eastAsia="ru-RU"/>
+              <w14:ligatures w14:val="none"/>
             </w:rPr>
           </w:pPr>
-          <w:hyperlink w:anchor="_Toc223594435" w:history="1">
+          <w:hyperlink w:anchor="_Toc223714365" w:history="1">
             <w:r>
               <w:rPr>
                 <w:rStyle w:val="ad"/>
@@ -1773,8 +1828,11 @@
               <w:rPr>
                 <w:rFonts w:asciiTheme="minorHAnsi" w:eastAsiaTheme="minorEastAsia" w:hAnsiTheme="minorHAnsi"/>
                 <w:noProof/>
-                <w:sz w:val="24"/>
+                <w:kern w:val="0"/>
+                <w:sz w:val="22"/>
+                <w:szCs w:val="22"/>
                 <w:lang w:eastAsia="ru-RU"/>
+                <w14:ligatures w14:val="none"/>
               </w:rPr>
               <w:tab/>
             </w:r>
@@ -1785,7 +1843,25 @@
                 <w:noProof/>
                 <w:lang w:eastAsia="ar-SA"/>
               </w:rPr>
-              <w:t>Определение связей информационных объектов и построение ИЛМ (представление в отчете с помощью MS Visio).</w:t>
+              <w:t xml:space="preserve">Определение связей информационных объектов и построение </w:t>
+            </w:r>
+            <w:r>
+              <w:rPr>
+                <w:rStyle w:val="ad"/>
+                <w:rFonts w:eastAsia="Times New Roman"/>
+                <w:noProof/>
+                <w:lang w:val="en-US" w:eastAsia="ar-SA"/>
+              </w:rPr>
+              <w:t>ER</w:t>
+            </w:r>
+            <w:r>
+              <w:rPr>
+                <w:rStyle w:val="ad"/>
+                <w:rFonts w:eastAsia="Times New Roman"/>
+                <w:noProof/>
+                <w:lang w:eastAsia="ar-SA"/>
+              </w:rPr>
+              <w:t xml:space="preserve"> (представление в отчете с помощью MS Visio).</w:t>
             </w:r>
             <w:r>
               <w:rPr>
@@ -1806,7 +1882,7 @@
                 <w:noProof/>
                 <w:webHidden/>
               </w:rPr>
-              <w:instrText xml:space="preserve"> PAGEREF _Toc223594435 \h </w:instrText>
+              <w:instrText xml:space="preserve"> PAGEREF _Toc223714365 \h </w:instrText>
             </w:r>
             <w:r>
               <w:rPr>
@@ -1826,7 +1902,7 @@
                 <w:noProof/>
                 <w:webHidden/>
               </w:rPr>
-              <w:t>4</w:t>
+              <w:t>19</w:t>
             </w:r>
             <w:r>
               <w:rPr>
@@ -1841,17 +1917,20 @@
           <w:pPr>
             <w:pStyle w:val="23"/>
             <w:tabs>
-              <w:tab w:val="left" w:pos="1680"/>
+              <w:tab w:val="left" w:pos="1760"/>
               <w:tab w:val="right" w:leader="dot" w:pos="9345"/>
             </w:tabs>
             <w:rPr>
               <w:rFonts w:asciiTheme="minorHAnsi" w:eastAsiaTheme="minorEastAsia" w:hAnsiTheme="minorHAnsi"/>
               <w:noProof/>
-              <w:sz w:val="24"/>
+              <w:kern w:val="0"/>
+              <w:sz w:val="22"/>
+              <w:szCs w:val="22"/>
               <w:lang w:eastAsia="ru-RU"/>
+              <w14:ligatures w14:val="none"/>
             </w:rPr>
           </w:pPr>
-          <w:hyperlink w:anchor="_Toc223594436" w:history="1">
+          <w:hyperlink w:anchor="_Toc223714366" w:history="1">
             <w:r>
               <w:rPr>
                 <w:rStyle w:val="ad"/>
@@ -1865,8 +1944,11 @@
               <w:rPr>
                 <w:rFonts w:asciiTheme="minorHAnsi" w:eastAsiaTheme="minorEastAsia" w:hAnsiTheme="minorHAnsi"/>
                 <w:noProof/>
-                <w:sz w:val="24"/>
+                <w:kern w:val="0"/>
+                <w:sz w:val="22"/>
+                <w:szCs w:val="22"/>
                 <w:lang w:eastAsia="ru-RU"/>
+                <w14:ligatures w14:val="none"/>
               </w:rPr>
               <w:tab/>
             </w:r>
@@ -1898,7 +1980,7 @@
                 <w:noProof/>
                 <w:webHidden/>
               </w:rPr>
-              <w:instrText xml:space="preserve"> PAGEREF _Toc223594436 \h </w:instrText>
+              <w:instrText xml:space="preserve"> PAGEREF _Toc223714366 \h </w:instrText>
             </w:r>
             <w:r>
               <w:rPr>
@@ -1918,7 +2000,7 @@
                 <w:noProof/>
                 <w:webHidden/>
               </w:rPr>
-              <w:t>4</w:t>
+              <w:t>19</w:t>
             </w:r>
             <w:r>
               <w:rPr>
@@ -1933,17 +2015,20 @@
           <w:pPr>
             <w:pStyle w:val="11"/>
             <w:tabs>
-              <w:tab w:val="left" w:pos="1200"/>
+              <w:tab w:val="left" w:pos="1320"/>
               <w:tab w:val="right" w:leader="dot" w:pos="9345"/>
             </w:tabs>
             <w:rPr>
               <w:rFonts w:asciiTheme="minorHAnsi" w:eastAsiaTheme="minorEastAsia" w:hAnsiTheme="minorHAnsi"/>
               <w:noProof/>
-              <w:sz w:val="24"/>
+              <w:kern w:val="0"/>
+              <w:sz w:val="22"/>
+              <w:szCs w:val="22"/>
               <w:lang w:eastAsia="ru-RU"/>
+              <w14:ligatures w14:val="none"/>
             </w:rPr>
           </w:pPr>
-          <w:hyperlink w:anchor="_Toc223594437" w:history="1">
+          <w:hyperlink w:anchor="_Toc223714367" w:history="1">
             <w:r>
               <w:rPr>
                 <w:rStyle w:val="ad"/>
@@ -1957,8 +2042,11 @@
               <w:rPr>
                 <w:rFonts w:asciiTheme="minorHAnsi" w:eastAsiaTheme="minorEastAsia" w:hAnsiTheme="minorHAnsi"/>
                 <w:noProof/>
-                <w:sz w:val="24"/>
+                <w:kern w:val="0"/>
+                <w:sz w:val="22"/>
+                <w:szCs w:val="22"/>
                 <w:lang w:eastAsia="ru-RU"/>
+                <w14:ligatures w14:val="none"/>
               </w:rPr>
               <w:tab/>
             </w:r>
@@ -1990,7 +2078,7 @@
                 <w:noProof/>
                 <w:webHidden/>
               </w:rPr>
-              <w:instrText xml:space="preserve"> PAGEREF _Toc223594437 \h </w:instrText>
+              <w:instrText xml:space="preserve"> PAGEREF _Toc223714367 \h </w:instrText>
             </w:r>
             <w:r>
               <w:rPr>
@@ -2010,7 +2098,7 @@
                 <w:noProof/>
                 <w:webHidden/>
               </w:rPr>
-              <w:t>4</w:t>
+              <w:t>19</w:t>
             </w:r>
             <w:r>
               <w:rPr>
@@ -2025,17 +2113,20 @@
           <w:pPr>
             <w:pStyle w:val="23"/>
             <w:tabs>
-              <w:tab w:val="left" w:pos="1680"/>
+              <w:tab w:val="left" w:pos="1760"/>
               <w:tab w:val="right" w:leader="dot" w:pos="9345"/>
             </w:tabs>
             <w:rPr>
               <w:rFonts w:asciiTheme="minorHAnsi" w:eastAsiaTheme="minorEastAsia" w:hAnsiTheme="minorHAnsi"/>
               <w:noProof/>
-              <w:sz w:val="24"/>
+              <w:kern w:val="0"/>
+              <w:sz w:val="22"/>
+              <w:szCs w:val="22"/>
               <w:lang w:eastAsia="ru-RU"/>
+              <w14:ligatures w14:val="none"/>
             </w:rPr>
           </w:pPr>
-          <w:hyperlink w:anchor="_Toc223594438" w:history="1">
+          <w:hyperlink w:anchor="_Toc223714368" w:history="1">
             <w:r>
               <w:rPr>
                 <w:rStyle w:val="ad"/>
@@ -2049,8 +2140,11 @@
               <w:rPr>
                 <w:rFonts w:asciiTheme="minorHAnsi" w:eastAsiaTheme="minorEastAsia" w:hAnsiTheme="minorHAnsi"/>
                 <w:noProof/>
-                <w:sz w:val="24"/>
+                <w:kern w:val="0"/>
+                <w:sz w:val="22"/>
+                <w:szCs w:val="22"/>
                 <w:lang w:eastAsia="ru-RU"/>
+                <w14:ligatures w14:val="none"/>
               </w:rPr>
               <w:tab/>
             </w:r>
@@ -2082,7 +2176,7 @@
                 <w:noProof/>
                 <w:webHidden/>
               </w:rPr>
-              <w:instrText xml:space="preserve"> PAGEREF _Toc223594438 \h </w:instrText>
+              <w:instrText xml:space="preserve"> PAGEREF _Toc223714368 \h </w:instrText>
             </w:r>
             <w:r>
               <w:rPr>
@@ -2102,7 +2196,7 @@
                 <w:noProof/>
                 <w:webHidden/>
               </w:rPr>
-              <w:t>4</w:t>
+              <w:t>19</w:t>
             </w:r>
             <w:r>
               <w:rPr>
@@ -2117,17 +2211,20 @@
           <w:pPr>
             <w:pStyle w:val="23"/>
             <w:tabs>
-              <w:tab w:val="left" w:pos="1680"/>
+              <w:tab w:val="left" w:pos="1760"/>
               <w:tab w:val="right" w:leader="dot" w:pos="9345"/>
             </w:tabs>
             <w:rPr>
               <w:rFonts w:asciiTheme="minorHAnsi" w:eastAsiaTheme="minorEastAsia" w:hAnsiTheme="minorHAnsi"/>
               <w:noProof/>
-              <w:sz w:val="24"/>
+              <w:kern w:val="0"/>
+              <w:sz w:val="22"/>
+              <w:szCs w:val="22"/>
               <w:lang w:eastAsia="ru-RU"/>
+              <w14:ligatures w14:val="none"/>
             </w:rPr>
           </w:pPr>
-          <w:hyperlink w:anchor="_Toc223594439" w:history="1">
+          <w:hyperlink w:anchor="_Toc223714369" w:history="1">
             <w:r>
               <w:rPr>
                 <w:rStyle w:val="ad"/>
@@ -2141,8 +2238,11 @@
               <w:rPr>
                 <w:rFonts w:asciiTheme="minorHAnsi" w:eastAsiaTheme="minorEastAsia" w:hAnsiTheme="minorHAnsi"/>
                 <w:noProof/>
-                <w:sz w:val="24"/>
+                <w:kern w:val="0"/>
+                <w:sz w:val="22"/>
+                <w:szCs w:val="22"/>
                 <w:lang w:eastAsia="ru-RU"/>
+                <w14:ligatures w14:val="none"/>
               </w:rPr>
               <w:tab/>
             </w:r>
@@ -2174,7 +2274,7 @@
                 <w:noProof/>
                 <w:webHidden/>
               </w:rPr>
-              <w:instrText xml:space="preserve"> PAGEREF _Toc223594439 \h </w:instrText>
+              <w:instrText xml:space="preserve"> PAGEREF _Toc223714369 \h </w:instrText>
             </w:r>
             <w:r>
               <w:rPr>
@@ -2194,7 +2294,7 @@
                 <w:noProof/>
                 <w:webHidden/>
               </w:rPr>
-              <w:t>5</w:t>
+              <w:t>19</w:t>
             </w:r>
             <w:r>
               <w:rPr>
@@ -2209,17 +2309,20 @@
           <w:pPr>
             <w:pStyle w:val="11"/>
             <w:tabs>
-              <w:tab w:val="left" w:pos="1200"/>
+              <w:tab w:val="left" w:pos="1320"/>
               <w:tab w:val="right" w:leader="dot" w:pos="9345"/>
             </w:tabs>
             <w:rPr>
               <w:rFonts w:asciiTheme="minorHAnsi" w:eastAsiaTheme="minorEastAsia" w:hAnsiTheme="minorHAnsi"/>
               <w:noProof/>
-              <w:sz w:val="24"/>
+              <w:kern w:val="0"/>
+              <w:sz w:val="22"/>
+              <w:szCs w:val="22"/>
               <w:lang w:eastAsia="ru-RU"/>
+              <w14:ligatures w14:val="none"/>
             </w:rPr>
           </w:pPr>
-          <w:hyperlink w:anchor="_Toc223594440" w:history="1">
+          <w:hyperlink w:anchor="_Toc223714370" w:history="1">
             <w:r>
               <w:rPr>
                 <w:rStyle w:val="ad"/>
@@ -2233,8 +2336,11 @@
               <w:rPr>
                 <w:rFonts w:asciiTheme="minorHAnsi" w:eastAsiaTheme="minorEastAsia" w:hAnsiTheme="minorHAnsi"/>
                 <w:noProof/>
-                <w:sz w:val="24"/>
+                <w:kern w:val="0"/>
+                <w:sz w:val="22"/>
+                <w:szCs w:val="22"/>
                 <w:lang w:eastAsia="ru-RU"/>
+                <w14:ligatures w14:val="none"/>
               </w:rPr>
               <w:tab/>
             </w:r>
@@ -2266,7 +2372,7 @@
                 <w:noProof/>
                 <w:webHidden/>
               </w:rPr>
-              <w:instrText xml:space="preserve"> PAGEREF _Toc223594440 \h </w:instrText>
+              <w:instrText xml:space="preserve"> PAGEREF _Toc223714370 \h </w:instrText>
             </w:r>
             <w:r>
               <w:rPr>
@@ -2286,7 +2392,7 @@
                 <w:noProof/>
                 <w:webHidden/>
               </w:rPr>
-              <w:t>5</w:t>
+              <w:t>19</w:t>
             </w:r>
             <w:r>
               <w:rPr>
@@ -2301,17 +2407,20 @@
           <w:pPr>
             <w:pStyle w:val="23"/>
             <w:tabs>
-              <w:tab w:val="left" w:pos="1680"/>
+              <w:tab w:val="left" w:pos="1760"/>
               <w:tab w:val="right" w:leader="dot" w:pos="9345"/>
             </w:tabs>
             <w:rPr>
               <w:rFonts w:asciiTheme="minorHAnsi" w:eastAsiaTheme="minorEastAsia" w:hAnsiTheme="minorHAnsi"/>
               <w:noProof/>
-              <w:sz w:val="24"/>
+              <w:kern w:val="0"/>
+              <w:sz w:val="22"/>
+              <w:szCs w:val="22"/>
               <w:lang w:eastAsia="ru-RU"/>
+              <w14:ligatures w14:val="none"/>
             </w:rPr>
           </w:pPr>
-          <w:hyperlink w:anchor="_Toc223594441" w:history="1">
+          <w:hyperlink w:anchor="_Toc223714371" w:history="1">
             <w:r>
               <w:rPr>
                 <w:rStyle w:val="ad"/>
@@ -2325,8 +2434,11 @@
               <w:rPr>
                 <w:rFonts w:asciiTheme="minorHAnsi" w:eastAsiaTheme="minorEastAsia" w:hAnsiTheme="minorHAnsi"/>
                 <w:noProof/>
-                <w:sz w:val="24"/>
+                <w:kern w:val="0"/>
+                <w:sz w:val="22"/>
+                <w:szCs w:val="22"/>
                 <w:lang w:eastAsia="ru-RU"/>
+                <w14:ligatures w14:val="none"/>
               </w:rPr>
               <w:tab/>
             </w:r>
@@ -2358,7 +2470,7 @@
                 <w:noProof/>
                 <w:webHidden/>
               </w:rPr>
-              <w:instrText xml:space="preserve"> PAGEREF _Toc223594441 \h </w:instrText>
+              <w:instrText xml:space="preserve"> PAGEREF _Toc223714371 \h </w:instrText>
             </w:r>
             <w:r>
               <w:rPr>
@@ -2378,7 +2490,7 @@
                 <w:noProof/>
                 <w:webHidden/>
               </w:rPr>
-              <w:t>5</w:t>
+              <w:t>19</w:t>
             </w:r>
             <w:r>
               <w:rPr>
@@ -2393,17 +2505,20 @@
           <w:pPr>
             <w:pStyle w:val="23"/>
             <w:tabs>
-              <w:tab w:val="left" w:pos="1680"/>
+              <w:tab w:val="left" w:pos="1760"/>
               <w:tab w:val="right" w:leader="dot" w:pos="9345"/>
             </w:tabs>
             <w:rPr>
               <w:rFonts w:asciiTheme="minorHAnsi" w:eastAsiaTheme="minorEastAsia" w:hAnsiTheme="minorHAnsi"/>
               <w:noProof/>
-              <w:sz w:val="24"/>
+              <w:kern w:val="0"/>
+              <w:sz w:val="22"/>
+              <w:szCs w:val="22"/>
               <w:lang w:eastAsia="ru-RU"/>
+              <w14:ligatures w14:val="none"/>
             </w:rPr>
           </w:pPr>
-          <w:hyperlink w:anchor="_Toc223594442" w:history="1">
+          <w:hyperlink w:anchor="_Toc223714372" w:history="1">
             <w:r>
               <w:rPr>
                 <w:rStyle w:val="ad"/>
@@ -2417,8 +2532,11 @@
               <w:rPr>
                 <w:rFonts w:asciiTheme="minorHAnsi" w:eastAsiaTheme="minorEastAsia" w:hAnsiTheme="minorHAnsi"/>
                 <w:noProof/>
-                <w:sz w:val="24"/>
+                <w:kern w:val="0"/>
+                <w:sz w:val="22"/>
+                <w:szCs w:val="22"/>
                 <w:lang w:eastAsia="ru-RU"/>
+                <w14:ligatures w14:val="none"/>
               </w:rPr>
               <w:tab/>
             </w:r>
@@ -2450,7 +2568,7 @@
                 <w:noProof/>
                 <w:webHidden/>
               </w:rPr>
-              <w:instrText xml:space="preserve"> PAGEREF _Toc223594442 \h </w:instrText>
+              <w:instrText xml:space="preserve"> PAGEREF _Toc223714372 \h </w:instrText>
             </w:r>
             <w:r>
               <w:rPr>
@@ -2470,7 +2588,7 @@
                 <w:noProof/>
                 <w:webHidden/>
               </w:rPr>
-              <w:t>5</w:t>
+              <w:t>19</w:t>
             </w:r>
             <w:r>
               <w:rPr>
@@ -2485,17 +2603,20 @@
           <w:pPr>
             <w:pStyle w:val="23"/>
             <w:tabs>
-              <w:tab w:val="left" w:pos="1680"/>
+              <w:tab w:val="left" w:pos="1760"/>
               <w:tab w:val="right" w:leader="dot" w:pos="9345"/>
             </w:tabs>
             <w:rPr>
               <w:rFonts w:asciiTheme="minorHAnsi" w:eastAsiaTheme="minorEastAsia" w:hAnsiTheme="minorHAnsi"/>
               <w:noProof/>
-              <w:sz w:val="24"/>
+              <w:kern w:val="0"/>
+              <w:sz w:val="22"/>
+              <w:szCs w:val="22"/>
               <w:lang w:eastAsia="ru-RU"/>
+              <w14:ligatures w14:val="none"/>
             </w:rPr>
           </w:pPr>
-          <w:hyperlink w:anchor="_Toc223594443" w:history="1">
+          <w:hyperlink w:anchor="_Toc223714373" w:history="1">
             <w:r>
               <w:rPr>
                 <w:rStyle w:val="ad"/>
@@ -2509,8 +2630,11 @@
               <w:rPr>
                 <w:rFonts w:asciiTheme="minorHAnsi" w:eastAsiaTheme="minorEastAsia" w:hAnsiTheme="minorHAnsi"/>
                 <w:noProof/>
-                <w:sz w:val="24"/>
+                <w:kern w:val="0"/>
+                <w:sz w:val="22"/>
+                <w:szCs w:val="22"/>
                 <w:lang w:eastAsia="ru-RU"/>
+                <w14:ligatures w14:val="none"/>
               </w:rPr>
               <w:tab/>
             </w:r>
@@ -2542,7 +2666,7 @@
                 <w:noProof/>
                 <w:webHidden/>
               </w:rPr>
-              <w:instrText xml:space="preserve"> PAGEREF _Toc223594443 \h </w:instrText>
+              <w:instrText xml:space="preserve"> PAGEREF _Toc223714373 \h </w:instrText>
             </w:r>
             <w:r>
               <w:rPr>
@@ -2562,7 +2686,7 @@
                 <w:noProof/>
                 <w:webHidden/>
               </w:rPr>
-              <w:t>5</w:t>
+              <w:t>19</w:t>
             </w:r>
             <w:r>
               <w:rPr>
@@ -2602,7 +2726,7 @@
           <w:lang w:eastAsia="ru-RU"/>
         </w:rPr>
       </w:pPr>
-      <w:bookmarkStart w:id="2" w:name="_Toc223594426"/>
+      <w:bookmarkStart w:id="2" w:name="_Toc223714356"/>
       <w:r>
         <w:rPr>
           <w:rFonts w:eastAsia="Times New Roman"/>
@@ -2625,7 +2749,7 @@
           <w:lang w:eastAsia="ar-SA"/>
         </w:rPr>
       </w:pPr>
-      <w:bookmarkStart w:id="3" w:name="_Toc223594427"/>
+      <w:bookmarkStart w:id="3" w:name="_Toc223714357"/>
       <w:r>
         <w:rPr>
           <w:rFonts w:eastAsia="Times New Roman"/>
@@ -2756,7 +2880,7 @@
           <w14:ligatures w14:val="none"/>
         </w:rPr>
       </w:pPr>
-      <w:bookmarkStart w:id="4" w:name="_Toc223594428"/>
+      <w:bookmarkStart w:id="4" w:name="_Toc223714358"/>
       <w:r>
         <w:rPr>
           <w:rFonts w:eastAsia="Times New Roman" w:cs="Times New Roman"/>
@@ -2965,19 +3089,7 @@
           <w:lang w:eastAsia="ar-SA"/>
         </w:rPr>
         <w:lastRenderedPageBreak/>
-        <w:t xml:space="preserve">Также важной функцией системы является формирование отчетов. Система </w:t>
-      </w:r>
-      <w:r>
-        <w:rPr>
-          <w:lang w:eastAsia="ar-SA"/>
-        </w:rPr>
-        <w:t>должна</w:t>
-      </w:r>
-      <w:r>
-        <w:rPr>
-          <w:lang w:eastAsia="ar-SA"/>
-        </w:rPr>
-        <w:t xml:space="preserve"> формировать различные отчеты, например список проживающих, информацию о занятости комнат, данные о сотрудниках или статистику проведенных медицинских процедур. Такие отчеты могут использоваться для анализа работы учреждения и принятия управленческих решений.</w:t>
+        <w:t>Также важной функцией системы является формирование отчетов. Система должна формировать различные отчеты, например список проживающих, информацию о занятости комнат, данные о сотрудниках или статистику проведенных медицинских процедур. Такие отчеты могут использоваться для анализа работы учреждения и принятия управленческих решений.</w:t>
       </w:r>
     </w:p>
     <w:p>
@@ -3042,7 +3154,7 @@
           <w:lang w:eastAsia="ru-RU"/>
         </w:rPr>
       </w:pPr>
-      <w:bookmarkStart w:id="5" w:name="_Toc223594429"/>
+      <w:bookmarkStart w:id="5" w:name="_Toc223714359"/>
       <w:r>
         <w:rPr>
           <w:rFonts w:eastAsia="Times New Roman"/>
@@ -3071,7 +3183,7 @@
           <w:lang w:eastAsia="ar-SA"/>
         </w:rPr>
       </w:pPr>
-      <w:bookmarkStart w:id="6" w:name="_Toc223594430"/>
+      <w:bookmarkStart w:id="6" w:name="_Toc223714360"/>
       <w:r>
         <w:rPr>
           <w:rFonts w:eastAsia="Times New Roman"/>
@@ -3231,7 +3343,7 @@
           <w:lang w:eastAsia="ar-SA"/>
         </w:rPr>
       </w:pPr>
-      <w:bookmarkStart w:id="7" w:name="_Toc223594431"/>
+      <w:bookmarkStart w:id="7" w:name="_Toc223714361"/>
       <w:r>
         <w:rPr>
           <w:rFonts w:eastAsia="Times New Roman"/>
@@ -3277,7 +3389,7 @@
     <w:p>
       <w:pPr>
         <w:rPr>
-          <w:lang w:val="en-US" w:eastAsia="ar-SA"/>
+          <w:lang w:eastAsia="ar-SA"/>
         </w:rPr>
       </w:pPr>
       <w:r>
@@ -3290,7 +3402,7 @@
     <w:p>
       <w:pPr>
         <w:rPr>
-          <w:lang w:val="en-US" w:eastAsia="ar-SA"/>
+          <w:lang w:eastAsia="ar-SA"/>
         </w:rPr>
       </w:pPr>
     </w:p>
@@ -3969,7 +4081,7 @@
           <w:lang w:eastAsia="ar-SA"/>
         </w:rPr>
       </w:pPr>
-      <w:bookmarkStart w:id="8" w:name="_Toc223594432"/>
+      <w:bookmarkStart w:id="8" w:name="_Toc223714362"/>
       <w:r>
         <w:rPr>
           <w:rFonts w:eastAsia="Times New Roman"/>
@@ -4169,19 +4281,7 @@
           <w:lang w:eastAsia="ar-SA"/>
         </w:rPr>
         <w:lastRenderedPageBreak/>
-        <w:t>Списки жильцов</w:t>
-      </w:r>
-      <w:r>
-        <w:rPr>
-          <w:lang w:eastAsia="ar-SA"/>
-        </w:rPr>
-        <w:t xml:space="preserve"> - с</w:t>
-      </w:r>
-      <w:r>
-        <w:rPr>
-          <w:lang w:eastAsia="ar-SA"/>
-        </w:rPr>
-        <w:t>истема позволяет формировать список всех проживающих в доме престарелых. В данном списке могут отображаться следующие сведения:</w:t>
+        <w:t>Списки жильцов - система позволяет формировать список всех проживающих в доме престарелых. В данном списке могут отображаться следующие сведения:</w:t>
       </w:r>
     </w:p>
     <w:p>
@@ -4307,19 +4407,7 @@
         <w:rPr>
           <w:lang w:eastAsia="ar-SA"/>
         </w:rPr>
-        <w:t>Список комнат и их занятости</w:t>
-      </w:r>
-      <w:r>
-        <w:rPr>
-          <w:lang w:eastAsia="ar-SA"/>
-        </w:rPr>
-        <w:t xml:space="preserve"> - с</w:t>
-      </w:r>
-      <w:r>
-        <w:rPr>
-          <w:lang w:eastAsia="ar-SA"/>
-        </w:rPr>
-        <w:t>истема позволяет формировать информацию о состоянии комнат учреждения. В отчет могут входить следующие данные:</w:t>
+        <w:t>Список комнат и их занятости - система позволяет формировать информацию о состоянии комнат учреждения. В отчет могут входить следующие данные:</w:t>
       </w:r>
     </w:p>
     <w:p>
@@ -4454,19 +4542,7 @@
           <w:lang w:eastAsia="ar-SA"/>
         </w:rPr>
         <w:lastRenderedPageBreak/>
-        <w:t>Список сотрудников учреждения</w:t>
-      </w:r>
-      <w:r>
-        <w:rPr>
-          <w:lang w:eastAsia="ar-SA"/>
-        </w:rPr>
-        <w:t xml:space="preserve"> - с</w:t>
-      </w:r>
-      <w:r>
-        <w:rPr>
-          <w:lang w:eastAsia="ar-SA"/>
-        </w:rPr>
-        <w:t>истема может формировать список сотрудников, работающих в доме престарелых. В данный список могут входить следующие данные:</w:t>
+        <w:t>Список сотрудников учреждения - система может формировать список сотрудников, работающих в доме престарелых. В данный список могут входить следующие данные:</w:t>
       </w:r>
     </w:p>
     <w:p>
@@ -4592,19 +4668,7 @@
         <w:rPr>
           <w:lang w:eastAsia="ar-SA"/>
         </w:rPr>
-        <w:t>Отчет о медицинских процедурах</w:t>
-      </w:r>
-      <w:r>
-        <w:rPr>
-          <w:lang w:eastAsia="ar-SA"/>
-        </w:rPr>
-        <w:t xml:space="preserve"> - с</w:t>
-      </w:r>
-      <w:r>
-        <w:rPr>
-          <w:lang w:eastAsia="ar-SA"/>
-        </w:rPr>
-        <w:t>истема позволяет формировать отчет о проведенных медицинских процедурах. В отчет могут входить следующие сведения:</w:t>
+        <w:t>Отчет о медицинских процедурах - система позволяет формировать отчет о проведенных медицинских процедурах. В отчет могут входить следующие сведения:</w:t>
       </w:r>
     </w:p>
     <w:p>
@@ -4739,19 +4803,7 @@
           <w:lang w:eastAsia="ar-SA"/>
         </w:rPr>
         <w:lastRenderedPageBreak/>
-        <w:t>Отчет о посещениях жильцов</w:t>
-      </w:r>
-      <w:r>
-        <w:rPr>
-          <w:lang w:eastAsia="ar-SA"/>
-        </w:rPr>
-        <w:t xml:space="preserve"> - с</w:t>
-      </w:r>
-      <w:r>
-        <w:rPr>
-          <w:lang w:eastAsia="ar-SA"/>
-        </w:rPr>
-        <w:t>истема может формировать список посещений жильцов родственниками или другими посетителями. В отчет могут включаться следующие данные:</w:t>
+        <w:t>Отчет о посещениях жильцов - система может формировать список посещений жильцов родственниками или другими посетителями. В отчет могут включаться следующие данные:</w:t>
       </w:r>
     </w:p>
     <w:p>
@@ -4859,19 +4911,7 @@
         <w:rPr>
           <w:lang w:eastAsia="ar-SA"/>
         </w:rPr>
-        <w:t>Отчет об оплате проживания</w:t>
-      </w:r>
-      <w:r>
-        <w:rPr>
-          <w:lang w:eastAsia="ar-SA"/>
-        </w:rPr>
-        <w:t xml:space="preserve"> - с</w:t>
-      </w:r>
-      <w:r>
-        <w:rPr>
-          <w:lang w:eastAsia="ar-SA"/>
-        </w:rPr>
-        <w:t>истема также может формировать отчет о платежах за проживание. В отчет могут входить следующие сведения:</w:t>
+        <w:t>Отчет об оплате проживания - система также может формировать отчет о платежах за проживание. В отчет могут входить следующие сведения:</w:t>
       </w:r>
     </w:p>
     <w:p>
@@ -5001,7 +5041,7 @@
           <w:lang w:eastAsia="ru-RU"/>
         </w:rPr>
       </w:pPr>
-      <w:bookmarkStart w:id="9" w:name="_Toc223594433"/>
+      <w:bookmarkStart w:id="9" w:name="_Toc223714363"/>
       <w:r>
         <w:rPr>
           <w:rFonts w:eastAsia="Times New Roman"/>
@@ -5028,10 +5068,10 @@
         </w:numPr>
         <w:rPr>
           <w:rFonts w:eastAsia="Times New Roman"/>
-          <w:lang w:val="en-US" w:eastAsia="ar-SA"/>
-        </w:rPr>
-      </w:pPr>
-      <w:bookmarkStart w:id="10" w:name="_Toc223594434"/>
+          <w:lang w:eastAsia="ar-SA"/>
+        </w:rPr>
+      </w:pPr>
+      <w:bookmarkStart w:id="10" w:name="_Toc223714364"/>
       <w:r>
         <w:rPr>
           <w:rFonts w:eastAsia="Times New Roman"/>
@@ -5044,14 +5084,14 @@
     <w:p>
       <w:pPr>
         <w:rPr>
-          <w:lang w:val="en-US" w:eastAsia="ar-SA"/>
-        </w:rPr>
-      </w:pPr>
-    </w:p>
-    <w:p>
-      <w:pPr>
-        <w:rPr>
-          <w:lang w:val="en-US" w:eastAsia="ar-SA"/>
+          <w:lang w:eastAsia="ar-SA"/>
+        </w:rPr>
+      </w:pPr>
+    </w:p>
+    <w:p>
+      <w:pPr>
+        <w:rPr>
+          <w:lang w:eastAsia="ar-SA"/>
         </w:rPr>
       </w:pPr>
       <w:r>
@@ -5070,7 +5110,7 @@
     <w:p>
       <w:pPr>
         <w:rPr>
-          <w:lang w:val="en-US" w:eastAsia="ar-SA"/>
+          <w:lang w:eastAsia="ar-SA"/>
         </w:rPr>
       </w:pPr>
       <w:r>
@@ -5083,7 +5123,7 @@
     <w:p>
       <w:pPr>
         <w:rPr>
-          <w:lang w:val="en-US" w:eastAsia="ar-SA"/>
+          <w:lang w:eastAsia="ar-SA"/>
         </w:rPr>
       </w:pPr>
       <w:r>
@@ -5096,7 +5136,7 @@
     <w:p>
       <w:pPr>
         <w:rPr>
-          <w:lang w:val="en-US" w:eastAsia="ar-SA"/>
+          <w:lang w:eastAsia="ar-SA"/>
         </w:rPr>
       </w:pPr>
       <w:r>
@@ -5109,7 +5149,7 @@
     <w:p>
       <w:pPr>
         <w:rPr>
-          <w:lang w:val="en-US" w:eastAsia="ar-SA"/>
+          <w:lang w:eastAsia="ar-SA"/>
         </w:rPr>
       </w:pPr>
       <w:r>
@@ -5125,12 +5165,12 @@
         <w:ind w:firstLine="0"/>
         <w:jc w:val="left"/>
         <w:rPr>
-          <w:lang w:val="en-US" w:eastAsia="ar-SA"/>
-        </w:rPr>
-      </w:pPr>
-      <w:r>
-        <w:rPr>
-          <w:lang w:val="en-US" w:eastAsia="ar-SA"/>
+          <w:lang w:eastAsia="ar-SA"/>
+        </w:rPr>
+      </w:pPr>
+      <w:r>
+        <w:rPr>
+          <w:lang w:eastAsia="ar-SA"/>
         </w:rPr>
         <w:br w:type="page"/>
       </w:r>
@@ -5672,12 +5712,12 @@
         <w:ind w:firstLine="0"/>
         <w:jc w:val="left"/>
         <w:rPr>
-          <w:lang w:val="en-US" w:eastAsia="ar-SA"/>
-        </w:rPr>
-      </w:pPr>
-      <w:r>
-        <w:rPr>
-          <w:lang w:val="en-US" w:eastAsia="ar-SA"/>
+          <w:lang w:eastAsia="ar-SA"/>
+        </w:rPr>
+      </w:pPr>
+      <w:r>
+        <w:rPr>
+          <w:lang w:eastAsia="ar-SA"/>
         </w:rPr>
         <w:br w:type="page"/>
       </w:r>
@@ -5908,7 +5948,7 @@
           <w:lang w:eastAsia="ar-SA"/>
         </w:rPr>
       </w:pPr>
-      <w:bookmarkStart w:id="11" w:name="_Toc223594435"/>
+      <w:bookmarkStart w:id="11" w:name="_Toc223714365"/>
       <w:r>
         <w:rPr>
           <w:rFonts w:eastAsia="Times New Roman"/>
@@ -5975,7 +6015,7 @@
           <w:lang w:eastAsia="ar-SA"/>
         </w:rPr>
       </w:pPr>
-      <w:bookmarkStart w:id="12" w:name="_Toc223594436"/>
+      <w:bookmarkStart w:id="12" w:name="_Toc223714366"/>
       <w:r>
         <w:rPr>
           <w:rFonts w:eastAsia="Times New Roman"/>
@@ -6004,7 +6044,7 @@
           <w:lang w:eastAsia="ar-SA"/>
         </w:rPr>
       </w:pPr>
-      <w:bookmarkStart w:id="13" w:name="_Toc223594437"/>
+      <w:bookmarkStart w:id="13" w:name="_Toc223714367"/>
       <w:r>
         <w:rPr>
           <w:rFonts w:eastAsia="Times New Roman"/>
@@ -6033,7 +6073,7 @@
           <w:lang w:eastAsia="ar-SA"/>
         </w:rPr>
       </w:pPr>
-      <w:bookmarkStart w:id="14" w:name="_Toc223594438"/>
+      <w:bookmarkStart w:id="14" w:name="_Toc223714368"/>
       <w:r>
         <w:rPr>
           <w:rFonts w:eastAsia="Times New Roman"/>
@@ -6062,7 +6102,7 @@
           <w:lang w:eastAsia="ar-SA"/>
         </w:rPr>
       </w:pPr>
-      <w:bookmarkStart w:id="15" w:name="_Toc223594439"/>
+      <w:bookmarkStart w:id="15" w:name="_Toc223714369"/>
       <w:r>
         <w:rPr>
           <w:rFonts w:eastAsia="Times New Roman"/>
@@ -6091,7 +6131,7 @@
           <w:lang w:eastAsia="ar-SA"/>
         </w:rPr>
       </w:pPr>
-      <w:bookmarkStart w:id="16" w:name="_Toc223594440"/>
+      <w:bookmarkStart w:id="16" w:name="_Toc223714370"/>
       <w:r>
         <w:rPr>
           <w:rFonts w:eastAsia="Times New Roman"/>
@@ -6120,7 +6160,7 @@
           <w:lang w:eastAsia="ar-SA"/>
         </w:rPr>
       </w:pPr>
-      <w:bookmarkStart w:id="17" w:name="_Toc223594441"/>
+      <w:bookmarkStart w:id="17" w:name="_Toc223714371"/>
       <w:r>
         <w:rPr>
           <w:rFonts w:eastAsia="Times New Roman"/>
@@ -6149,7 +6189,7 @@
           <w:lang w:eastAsia="ar-SA"/>
         </w:rPr>
       </w:pPr>
-      <w:bookmarkStart w:id="18" w:name="_Toc223594442"/>
+      <w:bookmarkStart w:id="18" w:name="_Toc223714372"/>
       <w:r>
         <w:rPr>
           <w:rFonts w:eastAsia="Times New Roman"/>
@@ -6178,7 +6218,7 @@
           <w:lang w:eastAsia="ar-SA"/>
         </w:rPr>
       </w:pPr>
-      <w:bookmarkStart w:id="19" w:name="_Toc223594443"/>
+      <w:bookmarkStart w:id="19" w:name="_Toc223714373"/>
       <w:r>
         <w:rPr>
           <w:rFonts w:eastAsia="Times New Roman"/>
@@ -6211,7 +6251,7 @@
 </file>
 
 <file path=word/numbering.xml><?xml version="1.0" encoding="utf-8"?>
-<w:numbering xmlns:wpc="http://schemas.microsoft.com/office/word/2010/wordprocessingCanvas" xmlns:cx="http://schemas.microsoft.com/office/drawing/2014/chartex" xmlns:cx1="http://schemas.microsoft.com/office/drawing/2015/9/8/chartex" xmlns:cx2="http://schemas.microsoft.com/office/drawing/2015/10/21/chartex" xmlns:cx3="http://schemas.microsoft.com/office/drawing/2016/5/9/chartex" xmlns:cx4="http://schemas.microsoft.com/office/drawing/2016/5/10/chartex" xmlns:cx5="http://schemas.microsoft.com/office/drawing/2016/5/11/chartex" xmlns:cx6="http://schemas.microsoft.com/office/drawing/2016/5/12/chartex" xmlns:cx7="http://schemas.microsoft.com/office/drawing/2016/5/13/chartex" xmlns:cx8="http://schemas.microsoft.com/office/drawing/2016/5/14/chartex" xmlns:mc="http://schemas.openxmlformats.org/markup-compatibility/2006" xmlns:aink="http://schemas.microsoft.com/office/drawing/2016/ink" xmlns:am3d="http://schemas.microsoft.com/office/drawing/2017/model3d" xmlns:o="urn:schemas-microsoft-com:office:office" xmlns:oel="http://schemas.microsoft.com/office/2019/extlst" xmlns:r="http://schemas.openxmlformats.org/officeDocument/2006/relationships" xmlns:m="http://schemas.openxmlformats.org/officeDocument/2006/math" xmlns:v="urn:schemas-microsoft-com:vml" xmlns:wp14="http://schemas.microsoft.com/office/word/2010/wordprocessingDrawing" xmlns:wp="http://schemas.openxmlformats.org/drawingml/2006/wordprocessingDrawing" xmlns:w10="urn:schemas-microsoft-com:office:word" xmlns:w="http://schemas.openxmlformats.org/wordprocessingml/2006/main" xmlns:w14="http://schemas.microsoft.com/office/word/2010/wordml" xmlns:w15="http://schemas.microsoft.com/office/word/2012/wordml" xmlns:w16cex="http://schemas.microsoft.com/office/word/2018/wordml/cex" xmlns:w16cid="http://schemas.microsoft.com/office/word/2016/wordml/cid" xmlns:w16="http://schemas.microsoft.com/office/word/2018/wordml" xmlns:w16sdtdh="http://schemas.microsoft.com/office/word/2020/wordml/sdtdatahash" xmlns:w16se="http://schemas.microsoft.com/office/word/2015/wordml/symex" xmlns:wpg="http://schemas.microsoft.com/office/word/2010/wordprocessingGroup" xmlns:wpi="http://schemas.microsoft.com/office/word/2010/wordprocessingInk" xmlns:wne="http://schemas.microsoft.com/office/word/2006/wordml" xmlns:wps="http://schemas.microsoft.com/office/word/2010/wordprocessingShape" mc:Ignorable="w14 w15 w16se w16cid w16 w16cex w16sdtdh wp14">
+<w:numbering xmlns:wpc="http://schemas.microsoft.com/office/word/2010/wordprocessingCanvas" xmlns:cx="http://schemas.microsoft.com/office/drawing/2014/chartex" xmlns:cx1="http://schemas.microsoft.com/office/drawing/2015/9/8/chartex" xmlns:cx2="http://schemas.microsoft.com/office/drawing/2015/10/21/chartex" xmlns:cx3="http://schemas.microsoft.com/office/drawing/2016/5/9/chartex" xmlns:cx4="http://schemas.microsoft.com/office/drawing/2016/5/10/chartex" xmlns:cx5="http://schemas.microsoft.com/office/drawing/2016/5/11/chartex" xmlns:cx6="http://schemas.microsoft.com/office/drawing/2016/5/12/chartex" xmlns:cx7="http://schemas.microsoft.com/office/drawing/2016/5/13/chartex" xmlns:cx8="http://schemas.microsoft.com/office/drawing/2016/5/14/chartex" xmlns:mc="http://schemas.openxmlformats.org/markup-compatibility/2006" xmlns:aink="http://schemas.microsoft.com/office/drawing/2016/ink" xmlns:am3d="http://schemas.microsoft.com/office/drawing/2017/model3d" xmlns:o="urn:schemas-microsoft-com:office:office" xmlns:r="http://schemas.openxmlformats.org/officeDocument/2006/relationships" xmlns:m="http://schemas.openxmlformats.org/officeDocument/2006/math" xmlns:v="urn:schemas-microsoft-com:vml" xmlns:wp14="http://schemas.microsoft.com/office/word/2010/wordprocessingDrawing" xmlns:wp="http://schemas.openxmlformats.org/drawingml/2006/wordprocessingDrawing" xmlns:w10="urn:schemas-microsoft-com:office:word" xmlns:w="http://schemas.openxmlformats.org/wordprocessingml/2006/main" xmlns:w14="http://schemas.microsoft.com/office/word/2010/wordml" xmlns:w15="http://schemas.microsoft.com/office/word/2012/wordml" xmlns:w16cex="http://schemas.microsoft.com/office/word/2018/wordml/cex" xmlns:w16cid="http://schemas.microsoft.com/office/word/2016/wordml/cid" xmlns:w16="http://schemas.microsoft.com/office/word/2018/wordml" xmlns:w16sdtdh="http://schemas.microsoft.com/office/word/2020/wordml/sdtdatahash" xmlns:w16se="http://schemas.microsoft.com/office/word/2015/wordml/symex" xmlns:wpg="http://schemas.microsoft.com/office/word/2010/wordprocessingGroup" xmlns:wpi="http://schemas.microsoft.com/office/word/2010/wordprocessingInk" xmlns:wne="http://schemas.microsoft.com/office/word/2006/wordml" xmlns:wps="http://schemas.microsoft.com/office/word/2010/wordprocessingShape" mc:Ignorable="w14 w15 w16se w16cid w16 w16cex w16sdtdh wp14">
   <w:abstractNum w:abstractNumId="0" w15:restartNumberingAfterBreak="0">
     <w:nsid w:val="05BB7EFA"/>
     <w:multiLevelType w:val="multilevel"/>
@@ -7907,58 +7947,58 @@
       </w:pPr>
     </w:lvl>
   </w:abstractNum>
-  <w:num w:numId="1" w16cid:durableId="134878732">
+  <w:num w:numId="1">
     <w:abstractNumId w:val="7"/>
   </w:num>
-  <w:num w:numId="2" w16cid:durableId="430052112">
+  <w:num w:numId="2">
     <w:abstractNumId w:val="1"/>
   </w:num>
-  <w:num w:numId="3" w16cid:durableId="77823421">
+  <w:num w:numId="3">
     <w:abstractNumId w:val="12"/>
   </w:num>
-  <w:num w:numId="4" w16cid:durableId="1301610963">
+  <w:num w:numId="4">
     <w:abstractNumId w:val="5"/>
   </w:num>
-  <w:num w:numId="5" w16cid:durableId="1269658106">
+  <w:num w:numId="5">
     <w:abstractNumId w:val="10"/>
   </w:num>
-  <w:num w:numId="6" w16cid:durableId="241331975">
+  <w:num w:numId="6">
     <w:abstractNumId w:val="0"/>
   </w:num>
-  <w:num w:numId="7" w16cid:durableId="263344416">
+  <w:num w:numId="7">
     <w:abstractNumId w:val="16"/>
   </w:num>
-  <w:num w:numId="8" w16cid:durableId="1252159990">
+  <w:num w:numId="8">
     <w:abstractNumId w:val="8"/>
   </w:num>
-  <w:num w:numId="9" w16cid:durableId="1806193303">
+  <w:num w:numId="9">
     <w:abstractNumId w:val="3"/>
   </w:num>
-  <w:num w:numId="10" w16cid:durableId="1863978363">
+  <w:num w:numId="10">
     <w:abstractNumId w:val="14"/>
   </w:num>
-  <w:num w:numId="11" w16cid:durableId="1017392930">
+  <w:num w:numId="11">
     <w:abstractNumId w:val="13"/>
   </w:num>
-  <w:num w:numId="12" w16cid:durableId="1210461067">
+  <w:num w:numId="12">
     <w:abstractNumId w:val="4"/>
   </w:num>
-  <w:num w:numId="13" w16cid:durableId="1882008764">
+  <w:num w:numId="13">
     <w:abstractNumId w:val="11"/>
   </w:num>
-  <w:num w:numId="14" w16cid:durableId="1107624428">
+  <w:num w:numId="14">
     <w:abstractNumId w:val="17"/>
   </w:num>
-  <w:num w:numId="15" w16cid:durableId="1542590055">
+  <w:num w:numId="15">
     <w:abstractNumId w:val="6"/>
   </w:num>
-  <w:num w:numId="16" w16cid:durableId="615522620">
+  <w:num w:numId="16">
     <w:abstractNumId w:val="2"/>
   </w:num>
-  <w:num w:numId="17" w16cid:durableId="2091005517">
+  <w:num w:numId="17">
     <w:abstractNumId w:val="15"/>
   </w:num>
-  <w:num w:numId="18" w16cid:durableId="1548952810">
+  <w:num w:numId="18">
     <w:abstractNumId w:val="9"/>
   </w:num>
 </w:numbering>
@@ -8573,6 +8613,7 @@
   <w:style w:type="character" w:default="1" w:styleId="a0">
     <w:name w:val="Default Paragraph Font"/>
     <w:uiPriority w:val="1"/>
+    <w:semiHidden/>
     <w:unhideWhenUsed/>
   </w:style>
   <w:style w:type="table" w:default="1" w:styleId="a1">
